--- a/templates/시간제취업확인서.docx
+++ b/templates/시간제취업확인서.docx
@@ -1,12 +1,10 @@
 
 <file path=word/document.xml><?xml version="1.0" encoding="utf-8"?>
-<w:document xmlns:mc="http://schemas.openxmlformats.org/markup-compatibility/2006" xmlns:ve="http://schemas.openxmlformats.org/markup-compatibility/2006" xmlns:o="urn:schemas-microsoft-com:office:office" xmlns:r="http://schemas.openxmlformats.org/officeDocument/2006/relationships" xmlns:m="http://schemas.openxmlformats.org/officeDocument/2006/math" xmlns:v="urn:schemas-microsoft-com:vml" xmlns:wp="http://schemas.openxmlformats.org/drawingml/2006/wordprocessingDrawing" xmlns:w10="urn:schemas-microsoft-com:office:word" xmlns:w="http://schemas.openxmlformats.org/wordprocessingml/2006/main" xmlns:wne="http://schemas.microsoft.com/office/word/2006/wordml" xmlns:a="http://schemas.openxmlformats.org/drawingml/2006/main" xmlns:pic="http://schemas.openxmlformats.org/drawingml/2006/picture" xmlns:wpg="http://schemas.microsoft.com/office/word/2010/wordprocessingGroup" xmlns:wps="http://schemas.microsoft.com/office/word/2010/wordprocessingShape" xmlns:w14="http://schemas.microsoft.com/office/word/2010/wordml" mc:Ignorable="w14" xml:space="preserve">
+<w:document xmlns:wpc="http://schemas.microsoft.com/office/word/2010/wordprocessingCanvas" xmlns:cx="http://schemas.microsoft.com/office/drawing/2014/chartex" xmlns:cx1="http://schemas.microsoft.com/office/drawing/2015/9/8/chartex" xmlns:cx2="http://schemas.microsoft.com/office/drawing/2015/10/21/chartex" xmlns:cx3="http://schemas.microsoft.com/office/drawing/2016/5/9/chartex" xmlns:cx4="http://schemas.microsoft.com/office/drawing/2016/5/10/chartex" xmlns:cx5="http://schemas.microsoft.com/office/drawing/2016/5/11/chartex" xmlns:cx6="http://schemas.microsoft.com/office/drawing/2016/5/12/chartex" xmlns:cx7="http://schemas.microsoft.com/office/drawing/2016/5/13/chartex" xmlns:cx8="http://schemas.microsoft.com/office/drawing/2016/5/14/chartex" xmlns:mc="http://schemas.openxmlformats.org/markup-compatibility/2006" xmlns:aink="http://schemas.microsoft.com/office/drawing/2016/ink" xmlns:am3d="http://schemas.microsoft.com/office/drawing/2017/model3d" xmlns:o="urn:schemas-microsoft-com:office:office" xmlns:oel="http://schemas.microsoft.com/office/2019/extlst" xmlns:r="http://schemas.openxmlformats.org/officeDocument/2006/relationships" xmlns:m="http://schemas.openxmlformats.org/officeDocument/2006/math" xmlns:v="urn:schemas-microsoft-com:vml" xmlns:wp14="http://schemas.microsoft.com/office/word/2010/wordprocessingDrawing" xmlns:wp="http://schemas.openxmlformats.org/drawingml/2006/wordprocessingDrawing" xmlns:w10="urn:schemas-microsoft-com:office:word" xmlns:w="http://schemas.openxmlformats.org/wordprocessingml/2006/main" xmlns:w14="http://schemas.microsoft.com/office/word/2010/wordml" xmlns:w15="http://schemas.microsoft.com/office/word/2012/wordml" xmlns:w16cex="http://schemas.microsoft.com/office/word/2018/wordml/cex" xmlns:w16cid="http://schemas.microsoft.com/office/word/2016/wordml/cid" xmlns:w16="http://schemas.microsoft.com/office/word/2018/wordml" xmlns:w16du="http://schemas.microsoft.com/office/word/2023/wordml/word16du" xmlns:w16sdtdh="http://schemas.microsoft.com/office/word/2020/wordml/sdtdatahash" xmlns:w16sdtfl="http://schemas.microsoft.com/office/word/2024/wordml/sdtformatlock" xmlns:w16se="http://schemas.microsoft.com/office/word/2015/wordml/symex" xmlns:wpg="http://schemas.microsoft.com/office/word/2010/wordprocessingGroup" xmlns:wpi="http://schemas.microsoft.com/office/word/2010/wordprocessingInk" xmlns:wne="http://schemas.microsoft.com/office/word/2006/wordml" xmlns:wps="http://schemas.microsoft.com/office/word/2010/wordprocessingShape" mc:Ignorable="w14 w15 w16se w16cid w16 w16cex w16sdtdh w16sdtfl w16du wp14">
   <w:body>
     <w:p>
       <w:pPr>
-        <w:spacing w:line="240" w:lineRule="auto"/>
-        <w:ind w:left="31" w:right="0" w:firstLine="0"/>
-        <w:jc w:val="left"/>
+        <w:ind w:left="31"/>
         <w:rPr>
           <w:rFonts w:ascii="Times New Roman"/>
           <w:sz w:val="20"/>
@@ -14,24 +12,34 @@
       </w:pPr>
       <w:r>
         <w:rPr>
+          <w:rFonts w:ascii="Times New Roman" w:hint="eastAsia"/>
+          <w:spacing w:val="85"/>
+          <w:sz w:val="20"/>
+        </w:rPr>
+        <w:t>.</w:t>
+      </w:r>
+      <w:r>
+        <w:rPr>
           <w:rFonts w:ascii="Times New Roman"/>
+          <w:noProof/>
           <w:sz w:val="20"/>
         </w:rPr>
         <mc:AlternateContent>
           <mc:Choice Requires="wps">
             <w:drawing>
-              <wp:inline distT="0" distB="0" distL="0" distR="0">
+              <wp:inline distT="0" distB="0" distL="0" distR="0" wp14:anchorId="765D1723" wp14:editId="6C4D8D7A">
                 <wp:extent cx="920115" cy="334010"/>
                 <wp:effectExtent l="9525" t="0" r="3809" b="8889"/>
                 <wp:docPr id="1" name="Textbox 1"/>
                 <wp:cNvGraphicFramePr>
-                  <a:graphicFrameLocks/>
+                  <a:graphicFrameLocks xmlns:a="http://schemas.openxmlformats.org/drawingml/2006/main"/>
                 </wp:cNvGraphicFramePr>
-                <a:graphic>
+                <a:graphic xmlns:a="http://schemas.openxmlformats.org/drawingml/2006/main">
                   <a:graphicData uri="http://schemas.microsoft.com/office/word/2010/wordprocessingShape">
                     <wps:wsp>
-                      <wps:cNvPr id="1" name="Textbox 1"/>
-                      <wps:cNvSpPr txBox="1"/>
+                      <wps:cNvSpPr txBox="1">
+                        <a:spLocks/>
+                      </wps:cNvSpPr>
                       <wps:spPr>
                         <a:xfrm>
                           <a:off x="0" y="0"/>
@@ -54,11 +62,10 @@
                         <w:txbxContent>
                           <w:p>
                             <w:pPr>
-                              <w:spacing w:line="501" w:lineRule="exact" w:before="0"/>
-                              <w:ind w:left="112" w:right="0" w:firstLine="0"/>
-                              <w:jc w:val="left"/>
+                              <w:spacing w:line="501" w:lineRule="exact"/>
+                              <w:ind w:left="112"/>
                               <w:rPr>
-                                <w:rFonts w:ascii="Malgun Gothic" w:eastAsia="Malgun Gothic"/>
+                                <w:rFonts w:ascii="맑은 고딕" w:eastAsia="맑은 고딕"/>
                                 <w:b/>
                                 <w:color w:val="000000"/>
                                 <w:sz w:val="30"/>
@@ -66,7 +73,7 @@
                             </w:pPr>
                             <w:r>
                               <w:rPr>
-                                <w:rFonts w:ascii="Malgun Gothic" w:eastAsia="Malgun Gothic"/>
+                                <w:rFonts w:ascii="맑은 고딕" w:eastAsia="맑은 고딕"/>
                                 <w:b/>
                                 <w:color w:val="000000"/>
                                 <w:sz w:val="30"/>
@@ -75,17 +82,17 @@
                             </w:r>
                             <w:r>
                               <w:rPr>
-                                <w:rFonts w:ascii="Malgun Gothic" w:eastAsia="Malgun Gothic"/>
+                                <w:rFonts w:ascii="맑은 고딕" w:eastAsia="맑은 고딕"/>
                                 <w:b/>
                                 <w:color w:val="000000"/>
                                 <w:spacing w:val="34"/>
                                 <w:sz w:val="30"/>
                               </w:rPr>
-                              <w:t> </w:t>
+                              <w:t xml:space="preserve"> </w:t>
                             </w:r>
                             <w:r>
                               <w:rPr>
-                                <w:rFonts w:ascii="Malgun Gothic" w:eastAsia="Malgun Gothic"/>
+                                <w:rFonts w:ascii="맑은 고딕" w:eastAsia="맑은 고딕"/>
                                 <w:b/>
                                 <w:color w:val="000000"/>
                                 <w:sz w:val="30"/>
@@ -94,7 +101,7 @@
                             </w:r>
                             <w:r>
                               <w:rPr>
-                                <w:rFonts w:ascii="Malgun Gothic" w:eastAsia="Malgun Gothic"/>
+                                <w:rFonts w:ascii="맑은 고딕" w:eastAsia="맑은 고딕"/>
                                 <w:b/>
                                 <w:color w:val="000000"/>
                                 <w:spacing w:val="-10"/>
@@ -116,21 +123,20 @@
           </mc:Choice>
           <mc:Fallback>
             <w:pict>
-              <v:shapetype id="_x0000_t202" o:spt="202" coordsize="21600,21600" path="m,l,21600r21600,l21600,xe">
+              <v:shapetype w14:anchorId="765D1723" id="_x0000_t202" coordsize="21600,21600" o:spt="202" path="m,l,21600r21600,l21600,xe">
                 <v:stroke joinstyle="miter"/>
                 <v:path gradientshapeok="t" o:connecttype="rect"/>
               </v:shapetype>
-              <v:shape style="width:72.45pt;height:26.3pt;mso-position-horizontal-relative:char;mso-position-vertical-relative:line" type="#_x0000_t202" id="docshape1" filled="true" fillcolor="#dfe4fa" stroked="true" strokeweight="1.079pt" strokecolor="#000000">
-                <w10:anchorlock/>
+              <v:shape id="Textbox 1" o:spid="_x0000_s1026" type="#_x0000_t202" style="width:72.45pt;height:26.3pt;visibility:visible;mso-wrap-style:square;mso-left-percent:-10001;mso-top-percent:-10001;mso-position-horizontal:absolute;mso-position-horizontal-relative:char;mso-position-vertical:absolute;mso-position-vertical-relative:line;mso-left-percent:-10001;mso-top-percent:-10001;v-text-anchor:top" o:gfxdata="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" fillcolor="#dfe4fa" strokeweight=".38064mm">
+                <v:path arrowok="t"/>
                 <v:textbox inset="0,0,0,0">
                   <w:txbxContent>
                     <w:p>
                       <w:pPr>
-                        <w:spacing w:line="501" w:lineRule="exact" w:before="0"/>
-                        <w:ind w:left="112" w:right="0" w:firstLine="0"/>
-                        <w:jc w:val="left"/>
+                        <w:spacing w:line="501" w:lineRule="exact"/>
+                        <w:ind w:left="112"/>
                         <w:rPr>
-                          <w:rFonts w:ascii="Malgun Gothic" w:eastAsia="Malgun Gothic"/>
+                          <w:rFonts w:ascii="맑은 고딕" w:eastAsia="맑은 고딕"/>
                           <w:b/>
                           <w:color w:val="000000"/>
                           <w:sz w:val="30"/>
@@ -138,7 +144,7 @@
                       </w:pPr>
                       <w:r>
                         <w:rPr>
-                          <w:rFonts w:ascii="Malgun Gothic" w:eastAsia="Malgun Gothic"/>
+                          <w:rFonts w:ascii="맑은 고딕" w:eastAsia="맑은 고딕"/>
                           <w:b/>
                           <w:color w:val="000000"/>
                           <w:sz w:val="30"/>
@@ -147,17 +153,17 @@
                       </w:r>
                       <w:r>
                         <w:rPr>
-                          <w:rFonts w:ascii="Malgun Gothic" w:eastAsia="Malgun Gothic"/>
+                          <w:rFonts w:ascii="맑은 고딕" w:eastAsia="맑은 고딕"/>
                           <w:b/>
                           <w:color w:val="000000"/>
                           <w:spacing w:val="34"/>
                           <w:sz w:val="30"/>
                         </w:rPr>
-                        <w:t> </w:t>
+                        <w:t xml:space="preserve"> </w:t>
                       </w:r>
                       <w:r>
                         <w:rPr>
-                          <w:rFonts w:ascii="Malgun Gothic" w:eastAsia="Malgun Gothic"/>
+                          <w:rFonts w:ascii="맑은 고딕" w:eastAsia="맑은 고딕"/>
                           <w:b/>
                           <w:color w:val="000000"/>
                           <w:sz w:val="30"/>
@@ -166,7 +172,7 @@
                       </w:r>
                       <w:r>
                         <w:rPr>
-                          <w:rFonts w:ascii="Malgun Gothic" w:eastAsia="Malgun Gothic"/>
+                          <w:rFonts w:ascii="맑은 고딕" w:eastAsia="맑은 고딕"/>
                           <w:b/>
                           <w:color w:val="000000"/>
                           <w:spacing w:val="-10"/>
@@ -177,8 +183,7 @@
                     </w:p>
                   </w:txbxContent>
                 </v:textbox>
-                <v:fill type="solid"/>
-                <v:stroke dashstyle="solid"/>
+                <w10:anchorlock/>
               </v:shape>
             </w:pict>
           </mc:Fallback>
@@ -187,38 +192,34 @@
       <w:r>
         <w:rPr>
           <w:rFonts w:ascii="Times New Roman"/>
+          <w:spacing w:val="85"/>
           <w:sz w:val="20"/>
         </w:rPr>
+        <w:t xml:space="preserve"> </w:t>
       </w:r>
       <w:r>
         <w:rPr>
           <w:rFonts w:ascii="Times New Roman"/>
-          <w:spacing w:val="85"/>
-          <w:sz w:val="20"/>
-        </w:rPr>
-        <w:t> </w:t>
-      </w:r>
-      <w:r>
-        <w:rPr>
-          <w:rFonts w:ascii="Times New Roman"/>
+          <w:noProof/>
           <w:spacing w:val="85"/>
           <w:sz w:val="20"/>
         </w:rPr>
         <mc:AlternateContent>
           <mc:Choice Requires="wps">
             <w:drawing>
-              <wp:inline distT="0" distB="0" distL="0" distR="0">
+              <wp:inline distT="0" distB="0" distL="0" distR="0" wp14:anchorId="76397395" wp14:editId="15141B7C">
                 <wp:extent cx="5023485" cy="334010"/>
                 <wp:effectExtent l="9525" t="0" r="5714" b="8889"/>
                 <wp:docPr id="2" name="Textbox 2"/>
                 <wp:cNvGraphicFramePr>
-                  <a:graphicFrameLocks/>
+                  <a:graphicFrameLocks xmlns:a="http://schemas.openxmlformats.org/drawingml/2006/main"/>
                 </wp:cNvGraphicFramePr>
-                <a:graphic>
+                <a:graphic xmlns:a="http://schemas.openxmlformats.org/drawingml/2006/main">
                   <a:graphicData uri="http://schemas.microsoft.com/office/word/2010/wordprocessingShape">
                     <wps:wsp>
-                      <wps:cNvPr id="2" name="Textbox 2"/>
-                      <wps:cNvSpPr txBox="1"/>
+                      <wps:cNvSpPr txBox="1">
+                        <a:spLocks/>
+                      </wps:cNvSpPr>
                       <wps:spPr>
                         <a:xfrm>
                           <a:off x="0" y="0"/>
@@ -241,11 +242,10 @@
                         <w:txbxContent>
                           <w:p>
                             <w:pPr>
-                              <w:spacing w:line="504" w:lineRule="exact" w:before="0"/>
-                              <w:ind w:left="177" w:right="0" w:firstLine="0"/>
-                              <w:jc w:val="left"/>
+                              <w:spacing w:line="504" w:lineRule="exact"/>
+                              <w:ind w:left="177"/>
                               <w:rPr>
-                                <w:rFonts w:ascii="Malgun Gothic" w:eastAsia="Malgun Gothic"/>
+                                <w:rFonts w:ascii="맑은 고딕" w:eastAsia="맑은 고딕"/>
                                 <w:b/>
                                 <w:color w:val="000000"/>
                                 <w:sz w:val="30"/>
@@ -253,7 +253,7 @@
                             </w:pPr>
                             <w:r>
                               <w:rPr>
-                                <w:rFonts w:ascii="Malgun Gothic" w:eastAsia="Malgun Gothic"/>
+                                <w:rFonts w:ascii="맑은 고딕" w:eastAsia="맑은 고딕"/>
                                 <w:b/>
                                 <w:color w:val="000000"/>
                                 <w:sz w:val="30"/>
@@ -262,17 +262,17 @@
                             </w:r>
                             <w:r>
                               <w:rPr>
-                                <w:rFonts w:ascii="Malgun Gothic" w:eastAsia="Malgun Gothic"/>
+                                <w:rFonts w:ascii="맑은 고딕" w:eastAsia="맑은 고딕"/>
                                 <w:b/>
                                 <w:color w:val="000000"/>
                                 <w:spacing w:val="42"/>
                                 <w:sz w:val="30"/>
                               </w:rPr>
-                              <w:t> </w:t>
+                              <w:t xml:space="preserve"> </w:t>
                             </w:r>
                             <w:r>
                               <w:rPr>
-                                <w:rFonts w:ascii="Malgun Gothic" w:eastAsia="Malgun Gothic"/>
+                                <w:rFonts w:ascii="맑은 고딕" w:eastAsia="맑은 고딕"/>
                                 <w:b/>
                                 <w:color w:val="000000"/>
                                 <w:sz w:val="30"/>
@@ -281,17 +281,17 @@
                             </w:r>
                             <w:r>
                               <w:rPr>
-                                <w:rFonts w:ascii="Malgun Gothic" w:eastAsia="Malgun Gothic"/>
+                                <w:rFonts w:ascii="맑은 고딕" w:eastAsia="맑은 고딕"/>
                                 <w:b/>
                                 <w:color w:val="000000"/>
                                 <w:spacing w:val="41"/>
                                 <w:sz w:val="30"/>
                               </w:rPr>
-                              <w:t> </w:t>
+                              <w:t xml:space="preserve"> </w:t>
                             </w:r>
                             <w:r>
                               <w:rPr>
-                                <w:rFonts w:ascii="Malgun Gothic" w:eastAsia="Malgun Gothic"/>
+                                <w:rFonts w:ascii="맑은 고딕" w:eastAsia="맑은 고딕"/>
                                 <w:b/>
                                 <w:color w:val="000000"/>
                                 <w:sz w:val="30"/>
@@ -300,17 +300,17 @@
                             </w:r>
                             <w:r>
                               <w:rPr>
-                                <w:rFonts w:ascii="Malgun Gothic" w:eastAsia="Malgun Gothic"/>
+                                <w:rFonts w:ascii="맑은 고딕" w:eastAsia="맑은 고딕"/>
                                 <w:b/>
                                 <w:color w:val="000000"/>
                                 <w:spacing w:val="40"/>
                                 <w:sz w:val="30"/>
                               </w:rPr>
-                              <w:t> </w:t>
+                              <w:t xml:space="preserve"> </w:t>
                             </w:r>
                             <w:r>
                               <w:rPr>
-                                <w:rFonts w:ascii="Malgun Gothic" w:eastAsia="Malgun Gothic"/>
+                                <w:rFonts w:ascii="맑은 고딕" w:eastAsia="맑은 고딕"/>
                                 <w:b/>
                                 <w:color w:val="000000"/>
                                 <w:sz w:val="30"/>
@@ -319,17 +319,17 @@
                             </w:r>
                             <w:r>
                               <w:rPr>
-                                <w:rFonts w:ascii="Malgun Gothic" w:eastAsia="Malgun Gothic"/>
+                                <w:rFonts w:ascii="맑은 고딕" w:eastAsia="맑은 고딕"/>
                                 <w:b/>
                                 <w:color w:val="000000"/>
                                 <w:spacing w:val="43"/>
                                 <w:sz w:val="30"/>
                               </w:rPr>
-                              <w:t> </w:t>
+                              <w:t xml:space="preserve"> </w:t>
                             </w:r>
                             <w:r>
                               <w:rPr>
-                                <w:rFonts w:ascii="Malgun Gothic" w:eastAsia="Malgun Gothic"/>
+                                <w:rFonts w:ascii="맑은 고딕" w:eastAsia="맑은 고딕"/>
                                 <w:b/>
                                 <w:color w:val="000000"/>
                                 <w:sz w:val="30"/>
@@ -338,17 +338,17 @@
                             </w:r>
                             <w:r>
                               <w:rPr>
-                                <w:rFonts w:ascii="Malgun Gothic" w:eastAsia="Malgun Gothic"/>
+                                <w:rFonts w:ascii="맑은 고딕" w:eastAsia="맑은 고딕"/>
                                 <w:b/>
                                 <w:color w:val="000000"/>
                                 <w:spacing w:val="24"/>
                                 <w:sz w:val="30"/>
                               </w:rPr>
-                              <w:t> </w:t>
+                              <w:t xml:space="preserve"> </w:t>
                             </w:r>
                             <w:r>
                               <w:rPr>
-                                <w:rFonts w:ascii="Malgun Gothic" w:eastAsia="Malgun Gothic"/>
+                                <w:rFonts w:ascii="맑은 고딕" w:eastAsia="맑은 고딕"/>
                                 <w:b/>
                                 <w:color w:val="000000"/>
                                 <w:sz w:val="30"/>
@@ -357,17 +357,17 @@
                             </w:r>
                             <w:r>
                               <w:rPr>
-                                <w:rFonts w:ascii="Malgun Gothic" w:eastAsia="Malgun Gothic"/>
+                                <w:rFonts w:ascii="맑은 고딕" w:eastAsia="맑은 고딕"/>
                                 <w:b/>
                                 <w:color w:val="000000"/>
                                 <w:spacing w:val="42"/>
                                 <w:sz w:val="30"/>
                               </w:rPr>
-                              <w:t> </w:t>
+                              <w:t xml:space="preserve"> </w:t>
                             </w:r>
                             <w:r>
                               <w:rPr>
-                                <w:rFonts w:ascii="Malgun Gothic" w:eastAsia="Malgun Gothic"/>
+                                <w:rFonts w:ascii="맑은 고딕" w:eastAsia="맑은 고딕"/>
                                 <w:b/>
                                 <w:color w:val="000000"/>
                                 <w:sz w:val="30"/>
@@ -376,17 +376,17 @@
                             </w:r>
                             <w:r>
                               <w:rPr>
-                                <w:rFonts w:ascii="Malgun Gothic" w:eastAsia="Malgun Gothic"/>
+                                <w:rFonts w:ascii="맑은 고딕" w:eastAsia="맑은 고딕"/>
                                 <w:b/>
                                 <w:color w:val="000000"/>
                                 <w:spacing w:val="41"/>
                                 <w:sz w:val="30"/>
                               </w:rPr>
-                              <w:t> </w:t>
+                              <w:t xml:space="preserve"> </w:t>
                             </w:r>
                             <w:r>
                               <w:rPr>
-                                <w:rFonts w:ascii="Malgun Gothic" w:eastAsia="Malgun Gothic"/>
+                                <w:rFonts w:ascii="맑은 고딕" w:eastAsia="맑은 고딕"/>
                                 <w:b/>
                                 <w:color w:val="000000"/>
                                 <w:spacing w:val="-5"/>
@@ -408,17 +408,16 @@
           </mc:Choice>
           <mc:Fallback>
             <w:pict>
-              <v:shape style="width:395.55pt;height:26.3pt;mso-position-horizontal-relative:char;mso-position-vertical-relative:line" type="#_x0000_t202" id="docshape2" filled="true" fillcolor="#dfe4fa" stroked="true" strokeweight="1.079pt" strokecolor="#000000">
-                <w10:anchorlock/>
+              <v:shape w14:anchorId="76397395" id="Textbox 2" o:spid="_x0000_s1027" type="#_x0000_t202" style="width:395.55pt;height:26.3pt;visibility:visible;mso-wrap-style:square;mso-left-percent:-10001;mso-top-percent:-10001;mso-position-horizontal:absolute;mso-position-horizontal-relative:char;mso-position-vertical:absolute;mso-position-vertical-relative:line;mso-left-percent:-10001;mso-top-percent:-10001;v-text-anchor:top" o:gfxdata="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" fillcolor="#dfe4fa" strokeweight=".38064mm">
+                <v:path arrowok="t"/>
                 <v:textbox inset="0,0,0,0">
                   <w:txbxContent>
                     <w:p>
                       <w:pPr>
-                        <w:spacing w:line="504" w:lineRule="exact" w:before="0"/>
-                        <w:ind w:left="177" w:right="0" w:firstLine="0"/>
-                        <w:jc w:val="left"/>
+                        <w:spacing w:line="504" w:lineRule="exact"/>
+                        <w:ind w:left="177"/>
                         <w:rPr>
-                          <w:rFonts w:ascii="Malgun Gothic" w:eastAsia="Malgun Gothic"/>
+                          <w:rFonts w:ascii="맑은 고딕" w:eastAsia="맑은 고딕"/>
                           <w:b/>
                           <w:color w:val="000000"/>
                           <w:sz w:val="30"/>
@@ -426,7 +425,7 @@
                       </w:pPr>
                       <w:r>
                         <w:rPr>
-                          <w:rFonts w:ascii="Malgun Gothic" w:eastAsia="Malgun Gothic"/>
+                          <w:rFonts w:ascii="맑은 고딕" w:eastAsia="맑은 고딕"/>
                           <w:b/>
                           <w:color w:val="000000"/>
                           <w:sz w:val="30"/>
@@ -435,17 +434,17 @@
                       </w:r>
                       <w:r>
                         <w:rPr>
-                          <w:rFonts w:ascii="Malgun Gothic" w:eastAsia="Malgun Gothic"/>
+                          <w:rFonts w:ascii="맑은 고딕" w:eastAsia="맑은 고딕"/>
                           <w:b/>
                           <w:color w:val="000000"/>
                           <w:spacing w:val="42"/>
                           <w:sz w:val="30"/>
                         </w:rPr>
-                        <w:t> </w:t>
+                        <w:t xml:space="preserve"> </w:t>
                       </w:r>
                       <w:r>
                         <w:rPr>
-                          <w:rFonts w:ascii="Malgun Gothic" w:eastAsia="Malgun Gothic"/>
+                          <w:rFonts w:ascii="맑은 고딕" w:eastAsia="맑은 고딕"/>
                           <w:b/>
                           <w:color w:val="000000"/>
                           <w:sz w:val="30"/>
@@ -454,17 +453,17 @@
                       </w:r>
                       <w:r>
                         <w:rPr>
-                          <w:rFonts w:ascii="Malgun Gothic" w:eastAsia="Malgun Gothic"/>
+                          <w:rFonts w:ascii="맑은 고딕" w:eastAsia="맑은 고딕"/>
                           <w:b/>
                           <w:color w:val="000000"/>
                           <w:spacing w:val="41"/>
                           <w:sz w:val="30"/>
                         </w:rPr>
-                        <w:t> </w:t>
+                        <w:t xml:space="preserve"> </w:t>
                       </w:r>
                       <w:r>
                         <w:rPr>
-                          <w:rFonts w:ascii="Malgun Gothic" w:eastAsia="Malgun Gothic"/>
+                          <w:rFonts w:ascii="맑은 고딕" w:eastAsia="맑은 고딕"/>
                           <w:b/>
                           <w:color w:val="000000"/>
                           <w:sz w:val="30"/>
@@ -473,17 +472,17 @@
                       </w:r>
                       <w:r>
                         <w:rPr>
-                          <w:rFonts w:ascii="Malgun Gothic" w:eastAsia="Malgun Gothic"/>
+                          <w:rFonts w:ascii="맑은 고딕" w:eastAsia="맑은 고딕"/>
                           <w:b/>
                           <w:color w:val="000000"/>
                           <w:spacing w:val="40"/>
                           <w:sz w:val="30"/>
                         </w:rPr>
-                        <w:t> </w:t>
+                        <w:t xml:space="preserve"> </w:t>
                       </w:r>
                       <w:r>
                         <w:rPr>
-                          <w:rFonts w:ascii="Malgun Gothic" w:eastAsia="Malgun Gothic"/>
+                          <w:rFonts w:ascii="맑은 고딕" w:eastAsia="맑은 고딕"/>
                           <w:b/>
                           <w:color w:val="000000"/>
                           <w:sz w:val="30"/>
@@ -492,17 +491,17 @@
                       </w:r>
                       <w:r>
                         <w:rPr>
-                          <w:rFonts w:ascii="Malgun Gothic" w:eastAsia="Malgun Gothic"/>
+                          <w:rFonts w:ascii="맑은 고딕" w:eastAsia="맑은 고딕"/>
                           <w:b/>
                           <w:color w:val="000000"/>
                           <w:spacing w:val="43"/>
                           <w:sz w:val="30"/>
                         </w:rPr>
-                        <w:t> </w:t>
+                        <w:t xml:space="preserve"> </w:t>
                       </w:r>
                       <w:r>
                         <w:rPr>
-                          <w:rFonts w:ascii="Malgun Gothic" w:eastAsia="Malgun Gothic"/>
+                          <w:rFonts w:ascii="맑은 고딕" w:eastAsia="맑은 고딕"/>
                           <w:b/>
                           <w:color w:val="000000"/>
                           <w:sz w:val="30"/>
@@ -511,17 +510,17 @@
                       </w:r>
                       <w:r>
                         <w:rPr>
-                          <w:rFonts w:ascii="Malgun Gothic" w:eastAsia="Malgun Gothic"/>
+                          <w:rFonts w:ascii="맑은 고딕" w:eastAsia="맑은 고딕"/>
                           <w:b/>
                           <w:color w:val="000000"/>
                           <w:spacing w:val="24"/>
                           <w:sz w:val="30"/>
                         </w:rPr>
-                        <w:t> </w:t>
+                        <w:t xml:space="preserve"> </w:t>
                       </w:r>
                       <w:r>
                         <w:rPr>
-                          <w:rFonts w:ascii="Malgun Gothic" w:eastAsia="Malgun Gothic"/>
+                          <w:rFonts w:ascii="맑은 고딕" w:eastAsia="맑은 고딕"/>
                           <w:b/>
                           <w:color w:val="000000"/>
                           <w:sz w:val="30"/>
@@ -530,17 +529,17 @@
                       </w:r>
                       <w:r>
                         <w:rPr>
-                          <w:rFonts w:ascii="Malgun Gothic" w:eastAsia="Malgun Gothic"/>
+                          <w:rFonts w:ascii="맑은 고딕" w:eastAsia="맑은 고딕"/>
                           <w:b/>
                           <w:color w:val="000000"/>
                           <w:spacing w:val="42"/>
                           <w:sz w:val="30"/>
                         </w:rPr>
-                        <w:t> </w:t>
+                        <w:t xml:space="preserve"> </w:t>
                       </w:r>
                       <w:r>
                         <w:rPr>
-                          <w:rFonts w:ascii="Malgun Gothic" w:eastAsia="Malgun Gothic"/>
+                          <w:rFonts w:ascii="맑은 고딕" w:eastAsia="맑은 고딕"/>
                           <w:b/>
                           <w:color w:val="000000"/>
                           <w:sz w:val="30"/>
@@ -549,17 +548,17 @@
                       </w:r>
                       <w:r>
                         <w:rPr>
-                          <w:rFonts w:ascii="Malgun Gothic" w:eastAsia="Malgun Gothic"/>
+                          <w:rFonts w:ascii="맑은 고딕" w:eastAsia="맑은 고딕"/>
                           <w:b/>
                           <w:color w:val="000000"/>
                           <w:spacing w:val="41"/>
                           <w:sz w:val="30"/>
                         </w:rPr>
-                        <w:t> </w:t>
+                        <w:t xml:space="preserve"> </w:t>
                       </w:r>
                       <w:r>
                         <w:rPr>
-                          <w:rFonts w:ascii="Malgun Gothic" w:eastAsia="Malgun Gothic"/>
+                          <w:rFonts w:ascii="맑은 고딕" w:eastAsia="맑은 고딕"/>
                           <w:b/>
                           <w:color w:val="000000"/>
                           <w:spacing w:val="-5"/>
@@ -570,24 +569,16 @@
                     </w:p>
                   </w:txbxContent>
                 </v:textbox>
-                <v:fill type="solid"/>
-                <v:stroke dashstyle="solid"/>
+                <w10:anchorlock/>
               </v:shape>
             </w:pict>
           </mc:Fallback>
         </mc:AlternateContent>
       </w:r>
-      <w:r>
-        <w:rPr>
-          <w:rFonts w:ascii="Times New Roman"/>
-          <w:spacing w:val="85"/>
-          <w:sz w:val="20"/>
-        </w:rPr>
-      </w:r>
     </w:p>
     <w:p>
       <w:pPr>
-        <w:pStyle w:val="BodyText"/>
+        <w:pStyle w:val="a3"/>
         <w:rPr>
           <w:rFonts w:ascii="Times New Roman"/>
           <w:b w:val="0"/>
@@ -597,8 +588,8 @@
     </w:p>
     <w:tbl>
       <w:tblPr>
+        <w:tblStyle w:val="TableNormal"/>
         <w:tblW w:w="0" w:type="auto"/>
-        <w:jc w:val="left"/>
         <w:tblInd w:w="65" w:type="dxa"/>
         <w:tblBorders>
           <w:top w:val="single" w:sz="12" w:space="0" w:color="000000"/>
@@ -609,13 +600,7 @@
           <w:insideV w:val="single" w:sz="12" w:space="0" w:color="000000"/>
         </w:tblBorders>
         <w:tblLayout w:type="fixed"/>
-        <w:tblCellMar>
-          <w:top w:w="0" w:type="dxa"/>
-          <w:left w:w="0" w:type="dxa"/>
-          <w:bottom w:w="0" w:type="dxa"/>
-          <w:right w:w="0" w:type="dxa"/>
-        </w:tblCellMar>
-        <w:tblLook w:val="01E0"/>
+        <w:tblLook w:val="01E0" w:firstRow="1" w:lastRow="1" w:firstColumn="1" w:lastColumn="1" w:noHBand="0" w:noVBand="0"/>
       </w:tblPr>
       <w:tblGrid>
         <w:gridCol w:w="1109"/>
@@ -638,7 +623,7 @@
       </w:tblGrid>
       <w:tr>
         <w:trPr>
-          <w:trHeight w:val="724" w:hRule="atLeast"/>
+          <w:trHeight w:val="724"/>
         </w:trPr>
         <w:tc>
           <w:tcPr>
@@ -655,73 +640,73 @@
               <w:ind w:left="44" w:right="2"/>
               <w:jc w:val="center"/>
               <w:rPr>
-                <w:rFonts w:ascii="Malgun Gothic" w:eastAsia="Malgun Gothic"/>
+                <w:rFonts w:ascii="맑은 고딕" w:eastAsia="맑은 고딕"/>
                 <w:sz w:val="34"/>
               </w:rPr>
             </w:pPr>
             <w:r>
               <w:rPr>
-                <w:rFonts w:ascii="Malgun Gothic" w:eastAsia="Malgun Gothic"/>
+                <w:rFonts w:ascii="맑은 고딕" w:eastAsia="맑은 고딕"/>
                 <w:sz w:val="34"/>
               </w:rPr>
               <w:t>외국인</w:t>
             </w:r>
             <w:r>
               <w:rPr>
-                <w:rFonts w:ascii="Malgun Gothic" w:eastAsia="Malgun Gothic"/>
+                <w:rFonts w:ascii="맑은 고딕" w:eastAsia="맑은 고딕"/>
                 <w:spacing w:val="45"/>
                 <w:sz w:val="34"/>
               </w:rPr>
-              <w:t> </w:t>
-            </w:r>
-            <w:r>
-              <w:rPr>
-                <w:rFonts w:ascii="Malgun Gothic" w:eastAsia="Malgun Gothic"/>
+              <w:t xml:space="preserve"> </w:t>
+            </w:r>
+            <w:r>
+              <w:rPr>
+                <w:rFonts w:ascii="맑은 고딕" w:eastAsia="맑은 고딕"/>
                 <w:sz w:val="34"/>
               </w:rPr>
               <w:t>유학생</w:t>
             </w:r>
             <w:r>
               <w:rPr>
-                <w:rFonts w:ascii="Malgun Gothic" w:eastAsia="Malgun Gothic"/>
+                <w:rFonts w:ascii="맑은 고딕" w:eastAsia="맑은 고딕"/>
                 <w:spacing w:val="46"/>
                 <w:sz w:val="34"/>
               </w:rPr>
-              <w:t> </w:t>
-            </w:r>
-            <w:r>
-              <w:rPr>
-                <w:rFonts w:ascii="Malgun Gothic" w:eastAsia="Malgun Gothic"/>
+              <w:t xml:space="preserve"> </w:t>
+            </w:r>
+            <w:r>
+              <w:rPr>
+                <w:rFonts w:ascii="맑은 고딕" w:eastAsia="맑은 고딕"/>
                 <w:sz w:val="34"/>
               </w:rPr>
               <w:t>시간제</w:t>
             </w:r>
             <w:r>
               <w:rPr>
-                <w:rFonts w:ascii="Malgun Gothic" w:eastAsia="Malgun Gothic"/>
+                <w:rFonts w:ascii="맑은 고딕" w:eastAsia="맑은 고딕"/>
                 <w:spacing w:val="48"/>
                 <w:sz w:val="34"/>
               </w:rPr>
-              <w:t> </w:t>
-            </w:r>
-            <w:r>
-              <w:rPr>
-                <w:rFonts w:ascii="Malgun Gothic" w:eastAsia="Malgun Gothic"/>
+              <w:t xml:space="preserve"> </w:t>
+            </w:r>
+            <w:r>
+              <w:rPr>
+                <w:rFonts w:ascii="맑은 고딕" w:eastAsia="맑은 고딕"/>
                 <w:sz w:val="34"/>
               </w:rPr>
               <w:t>취업</w:t>
             </w:r>
             <w:r>
               <w:rPr>
-                <w:rFonts w:ascii="Malgun Gothic" w:eastAsia="Malgun Gothic"/>
+                <w:rFonts w:ascii="맑은 고딕" w:eastAsia="맑은 고딕"/>
                 <w:spacing w:val="48"/>
                 <w:sz w:val="34"/>
               </w:rPr>
-              <w:t> </w:t>
-            </w:r>
-            <w:r>
-              <w:rPr>
-                <w:rFonts w:ascii="Malgun Gothic" w:eastAsia="Malgun Gothic"/>
+              <w:t xml:space="preserve"> </w:t>
+            </w:r>
+            <w:r>
+              <w:rPr>
+                <w:rFonts w:ascii="맑은 고딕" w:eastAsia="맑은 고딕"/>
                 <w:spacing w:val="-5"/>
                 <w:sz w:val="34"/>
               </w:rPr>
@@ -732,7 +717,7 @@
       </w:tr>
       <w:tr>
         <w:trPr>
-          <w:trHeight w:val="612" w:hRule="atLeast"/>
+          <w:trHeight w:val="612"/>
         </w:trPr>
         <w:tc>
           <w:tcPr>
@@ -783,7 +768,7 @@
                 <w:spacing w:val="-4"/>
                 <w:sz w:val="26"/>
               </w:rPr>
-              <w:t> </w:t>
+              <w:t xml:space="preserve"> </w:t>
             </w:r>
             <w:r>
               <w:rPr>
@@ -798,7 +783,7 @@
                 <w:w w:val="75"/>
                 <w:sz w:val="26"/>
               </w:rPr>
-              <w:t> </w:t>
+              <w:t xml:space="preserve"> </w:t>
             </w:r>
             <w:r>
               <w:rPr>
@@ -825,7 +810,7 @@
             <w:pPr>
               <w:pStyle w:val="TableParagraph"/>
               <w:tabs>
-                <w:tab w:pos="935" w:val="left" w:leader="none"/>
+                <w:tab w:val="left" w:pos="935"/>
               </w:tabs>
               <w:spacing w:before="43"/>
               <w:ind w:left="335"/>
@@ -873,7 +858,6 @@
               <w:pStyle w:val="TableParagraph"/>
               <w:rPr>
                 <w:rFonts w:ascii="Times New Roman"/>
-                <w:sz w:val="22"/>
               </w:rPr>
             </w:pPr>
           </w:p>
@@ -910,7 +894,7 @@
                 <w:spacing w:val="19"/>
                 <w:sz w:val="26"/>
               </w:rPr>
-              <w:t> </w:t>
+              <w:t xml:space="preserve"> </w:t>
             </w:r>
             <w:r>
               <w:rPr>
@@ -924,7 +908,7 @@
                 <w:spacing w:val="6"/>
                 <w:sz w:val="26"/>
               </w:rPr>
-              <w:t> </w:t>
+              <w:t xml:space="preserve"> </w:t>
             </w:r>
             <w:r>
               <w:rPr>
@@ -958,7 +942,7 @@
                 <w:w w:val="85"/>
                 <w:sz w:val="26"/>
               </w:rPr>
-              <w:t> </w:t>
+              <w:t xml:space="preserve"> </w:t>
             </w:r>
             <w:r>
               <w:rPr>
@@ -985,7 +969,6 @@
               <w:pStyle w:val="TableParagraph"/>
               <w:rPr>
                 <w:rFonts w:ascii="Times New Roman"/>
-                <w:sz w:val="22"/>
               </w:rPr>
             </w:pPr>
           </w:p>
@@ -993,7 +976,7 @@
       </w:tr>
       <w:tr>
         <w:trPr>
-          <w:trHeight w:val="586" w:hRule="atLeast"/>
+          <w:trHeight w:val="586"/>
         </w:trPr>
         <w:tc>
           <w:tcPr>
@@ -1047,7 +1030,7 @@
                 <w:spacing w:val="8"/>
                 <w:sz w:val="26"/>
               </w:rPr>
-              <w:t> </w:t>
+              <w:t xml:space="preserve"> </w:t>
             </w:r>
             <w:r>
               <w:rPr>
@@ -1061,7 +1044,7 @@
                 <w:spacing w:val="-17"/>
                 <w:sz w:val="26"/>
               </w:rPr>
-              <w:t> </w:t>
+              <w:t xml:space="preserve"> </w:t>
             </w:r>
             <w:r>
               <w:rPr>
@@ -1089,7 +1072,6 @@
               <w:pStyle w:val="TableParagraph"/>
               <w:rPr>
                 <w:rFonts w:ascii="Times New Roman"/>
-                <w:sz w:val="22"/>
               </w:rPr>
             </w:pPr>
           </w:p>
@@ -1139,7 +1121,6 @@
               <w:pStyle w:val="TableParagraph"/>
               <w:rPr>
                 <w:rFonts w:ascii="Times New Roman"/>
-                <w:sz w:val="22"/>
               </w:rPr>
             </w:pPr>
           </w:p>
@@ -1147,7 +1128,7 @@
       </w:tr>
       <w:tr>
         <w:trPr>
-          <w:trHeight w:val="453" w:hRule="atLeast"/>
+          <w:trHeight w:val="453"/>
         </w:trPr>
         <w:tc>
           <w:tcPr>
@@ -1201,7 +1182,7 @@
                 <w:w w:val="70"/>
                 <w:sz w:val="26"/>
               </w:rPr>
-              <w:t> </w:t>
+              <w:t xml:space="preserve"> </w:t>
             </w:r>
             <w:r>
               <w:rPr>
@@ -1216,7 +1197,7 @@
                 <w:spacing w:val="4"/>
                 <w:sz w:val="26"/>
               </w:rPr>
-              <w:t> </w:t>
+              <w:t xml:space="preserve"> </w:t>
             </w:r>
             <w:r>
               <w:rPr>
@@ -1244,7 +1225,6 @@
               <w:pStyle w:val="TableParagraph"/>
               <w:rPr>
                 <w:rFonts w:ascii="Times New Roman"/>
-                <w:sz w:val="22"/>
               </w:rPr>
             </w:pPr>
           </w:p>
@@ -1290,7 +1270,7 @@
                 <w:w w:val="70"/>
                 <w:sz w:val="26"/>
               </w:rPr>
-              <w:t> </w:t>
+              <w:t xml:space="preserve"> </w:t>
             </w:r>
             <w:r>
               <w:rPr>
@@ -1305,7 +1285,7 @@
                 <w:w w:val="70"/>
                 <w:sz w:val="26"/>
               </w:rPr>
-              <w:t> </w:t>
+              <w:t xml:space="preserve"> </w:t>
             </w:r>
             <w:r>
               <w:rPr>
@@ -1332,7 +1312,6 @@
               <w:pStyle w:val="TableParagraph"/>
               <w:rPr>
                 <w:rFonts w:ascii="Times New Roman"/>
-                <w:sz w:val="22"/>
               </w:rPr>
             </w:pPr>
           </w:p>
@@ -1340,7 +1319,7 @@
       </w:tr>
       <w:tr>
         <w:trPr>
-          <w:trHeight w:val="458" w:hRule="atLeast"/>
+          <w:trHeight w:val="458"/>
         </w:trPr>
         <w:tc>
           <w:tcPr>
@@ -1413,7 +1392,7 @@
                 <w:w w:val="85"/>
                 <w:sz w:val="26"/>
               </w:rPr>
-              <w:t>취 업 예 정 </w:t>
+              <w:t xml:space="preserve">취 업 예 정 </w:t>
             </w:r>
             <w:r>
               <w:rPr>
@@ -1429,7 +1408,7 @@
                 <w:w w:val="75"/>
                 <w:sz w:val="26"/>
               </w:rPr>
-              <w:t> </w:t>
+              <w:t xml:space="preserve"> </w:t>
             </w:r>
             <w:r>
               <w:rPr>
@@ -1456,8 +1435,8 @@
             <w:pPr>
               <w:pStyle w:val="TableParagraph"/>
               <w:tabs>
-                <w:tab w:pos="635" w:val="left" w:leader="none"/>
-                <w:tab w:pos="1036" w:val="left" w:leader="none"/>
+                <w:tab w:val="left" w:pos="635"/>
+                <w:tab w:val="left" w:pos="1036"/>
               </w:tabs>
               <w:spacing w:line="438" w:lineRule="exact"/>
               <w:ind w:left="237"/>
@@ -1518,7 +1497,6 @@
               <w:pStyle w:val="TableParagraph"/>
               <w:rPr>
                 <w:rFonts w:ascii="Times New Roman"/>
-                <w:sz w:val="22"/>
               </w:rPr>
             </w:pPr>
           </w:p>
@@ -1526,7 +1504,7 @@
       </w:tr>
       <w:tr>
         <w:trPr>
-          <w:trHeight w:val="613" w:hRule="atLeast"/>
+          <w:trHeight w:val="613"/>
         </w:trPr>
         <w:tc>
           <w:tcPr>
@@ -1562,7 +1540,7 @@
             <w:pPr>
               <w:pStyle w:val="TableParagraph"/>
               <w:tabs>
-                <w:tab w:pos="1036" w:val="left" w:leader="none"/>
+                <w:tab w:val="left" w:pos="1036"/>
               </w:tabs>
               <w:spacing w:line="280" w:lineRule="exact"/>
               <w:ind w:left="237"/>
@@ -1583,7 +1561,7 @@
                 <w:w w:val="150"/>
                 <w:sz w:val="26"/>
               </w:rPr>
-              <w:t> </w:t>
+              <w:t xml:space="preserve"> </w:t>
             </w:r>
             <w:r>
               <w:rPr>
@@ -1629,7 +1607,7 @@
                 <w:spacing w:val="-14"/>
                 <w:sz w:val="26"/>
               </w:rPr>
-              <w:t> </w:t>
+              <w:t xml:space="preserve"> </w:t>
             </w:r>
             <w:r>
               <w:rPr>
@@ -1643,7 +1621,7 @@
                 <w:spacing w:val="-9"/>
                 <w:sz w:val="26"/>
               </w:rPr>
-              <w:t> </w:t>
+              <w:t xml:space="preserve"> </w:t>
             </w:r>
             <w:r>
               <w:rPr>
@@ -1657,7 +1635,7 @@
                 <w:spacing w:val="12"/>
                 <w:sz w:val="26"/>
               </w:rPr>
-              <w:t> </w:t>
+              <w:t xml:space="preserve"> </w:t>
             </w:r>
             <w:r>
               <w:rPr>
@@ -1685,7 +1663,6 @@
               <w:pStyle w:val="TableParagraph"/>
               <w:rPr>
                 <w:rFonts w:ascii="Times New Roman"/>
-                <w:sz w:val="22"/>
               </w:rPr>
             </w:pPr>
           </w:p>
@@ -1723,7 +1700,7 @@
                 <w:w w:val="85"/>
                 <w:sz w:val="26"/>
               </w:rPr>
-              <w:t> </w:t>
+              <w:t xml:space="preserve"> </w:t>
             </w:r>
             <w:r>
               <w:rPr>
@@ -1750,7 +1727,6 @@
               <w:pStyle w:val="TableParagraph"/>
               <w:rPr>
                 <w:rFonts w:ascii="Times New Roman"/>
-                <w:sz w:val="22"/>
               </w:rPr>
             </w:pPr>
           </w:p>
@@ -1758,7 +1734,7 @@
       </w:tr>
       <w:tr>
         <w:trPr>
-          <w:trHeight w:val="457" w:hRule="atLeast"/>
+          <w:trHeight w:val="457"/>
         </w:trPr>
         <w:tc>
           <w:tcPr>
@@ -1794,7 +1770,7 @@
             <w:pPr>
               <w:pStyle w:val="TableParagraph"/>
               <w:tabs>
-                <w:tab w:pos="1036" w:val="left" w:leader="none"/>
+                <w:tab w:val="left" w:pos="1036"/>
               </w:tabs>
               <w:spacing w:line="436" w:lineRule="exact"/>
               <w:ind w:left="237"/>
@@ -1841,7 +1817,6 @@
               <w:pStyle w:val="TableParagraph"/>
               <w:rPr>
                 <w:rFonts w:ascii="Times New Roman"/>
-                <w:sz w:val="22"/>
               </w:rPr>
             </w:pPr>
           </w:p>
@@ -1849,7 +1824,7 @@
       </w:tr>
       <w:tr>
         <w:trPr>
-          <w:trHeight w:val="610" w:hRule="atLeast"/>
+          <w:trHeight w:val="610"/>
         </w:trPr>
         <w:tc>
           <w:tcPr>
@@ -1902,7 +1877,7 @@
                 <w:spacing w:val="57"/>
                 <w:sz w:val="26"/>
               </w:rPr>
-              <w:t> </w:t>
+              <w:t xml:space="preserve"> </w:t>
             </w:r>
             <w:r>
               <w:rPr>
@@ -1916,7 +1891,7 @@
                 <w:spacing w:val="55"/>
                 <w:sz w:val="26"/>
               </w:rPr>
-              <w:t> </w:t>
+              <w:t xml:space="preserve"> </w:t>
             </w:r>
             <w:r>
               <w:rPr>
@@ -1961,7 +1936,7 @@
                 <w:w w:val="80"/>
                 <w:sz w:val="21"/>
               </w:rPr>
-              <w:t> </w:t>
+              <w:t xml:space="preserve"> </w:t>
             </w:r>
             <w:r>
               <w:rPr>
@@ -1975,7 +1950,7 @@
                 <w:spacing w:val="48"/>
                 <w:sz w:val="21"/>
               </w:rPr>
-              <w:t> </w:t>
+              <w:t xml:space="preserve"> </w:t>
             </w:r>
             <w:r>
               <w:rPr>
@@ -1990,7 +1965,7 @@
                 <w:spacing w:val="52"/>
                 <w:sz w:val="21"/>
               </w:rPr>
-              <w:t> </w:t>
+              <w:t xml:space="preserve"> </w:t>
             </w:r>
             <w:r>
               <w:rPr>
@@ -2005,7 +1980,7 @@
                 <w:w w:val="80"/>
                 <w:sz w:val="21"/>
               </w:rPr>
-              <w:t> </w:t>
+              <w:t xml:space="preserve"> </w:t>
             </w:r>
             <w:r>
               <w:rPr>
@@ -2019,7 +1994,7 @@
                 <w:spacing w:val="-9"/>
                 <w:sz w:val="21"/>
               </w:rPr>
-              <w:t> </w:t>
+              <w:t xml:space="preserve"> </w:t>
             </w:r>
             <w:r>
               <w:rPr>
@@ -2064,7 +2039,7 @@
                 <w:w w:val="85"/>
                 <w:sz w:val="26"/>
               </w:rPr>
-              <w:t> </w:t>
+              <w:t xml:space="preserve"> </w:t>
             </w:r>
             <w:r>
               <w:rPr>
@@ -2096,7 +2071,7 @@
                 <w:spacing w:val="-9"/>
                 <w:sz w:val="26"/>
               </w:rPr>
-              <w:t> </w:t>
+              <w:t xml:space="preserve"> </w:t>
             </w:r>
             <w:r>
               <w:rPr>
@@ -2123,7 +2098,6 @@
               <w:pStyle w:val="TableParagraph"/>
               <w:rPr>
                 <w:rFonts w:ascii="Times New Roman"/>
-                <w:sz w:val="22"/>
               </w:rPr>
             </w:pPr>
           </w:p>
@@ -2131,7 +2105,7 @@
       </w:tr>
       <w:tr>
         <w:trPr>
-          <w:trHeight w:val="718" w:hRule="atLeast"/>
+          <w:trHeight w:val="718"/>
         </w:trPr>
         <w:tc>
           <w:tcPr>
@@ -2184,7 +2158,7 @@
                 <w:spacing w:val="-14"/>
                 <w:sz w:val="26"/>
               </w:rPr>
-              <w:t> </w:t>
+              <w:t xml:space="preserve"> </w:t>
             </w:r>
             <w:r>
               <w:rPr>
@@ -2199,7 +2173,7 @@
                 <w:w w:val="70"/>
                 <w:sz w:val="26"/>
               </w:rPr>
-              <w:t> </w:t>
+              <w:t xml:space="preserve"> </w:t>
             </w:r>
             <w:r>
               <w:rPr>
@@ -2213,7 +2187,7 @@
                 <w:spacing w:val="-14"/>
                 <w:sz w:val="26"/>
               </w:rPr>
-              <w:t> </w:t>
+              <w:t xml:space="preserve"> </w:t>
             </w:r>
             <w:r>
               <w:rPr>
@@ -2241,7 +2215,6 @@
               <w:pStyle w:val="TableParagraph"/>
               <w:rPr>
                 <w:rFonts w:ascii="Times New Roman"/>
-                <w:sz w:val="22"/>
               </w:rPr>
             </w:pPr>
           </w:p>
@@ -2260,7 +2233,7 @@
           <w:p>
             <w:pPr>
               <w:pStyle w:val="TableParagraph"/>
-              <w:spacing w:line="146" w:lineRule="auto" w:before="75"/>
+              <w:spacing w:before="75" w:line="146" w:lineRule="auto"/>
               <w:ind w:left="293" w:right="271" w:firstLine="67"/>
               <w:rPr>
                 <w:sz w:val="26"/>
@@ -2279,21 +2252,14 @@
                 <w:w w:val="80"/>
                 <w:sz w:val="26"/>
               </w:rPr>
-              <w:t> </w:t>
-            </w:r>
-            <w:r>
-              <w:rPr>
-                <w:w w:val="80"/>
-                <w:sz w:val="26"/>
-              </w:rPr>
-              <w:t>여</w:t>
-            </w:r>
-            <w:r>
-              <w:rPr>
-                <w:w w:val="80"/>
-                <w:sz w:val="26"/>
-              </w:rPr>
-              <w:t> </w:t>
+              <w:t xml:space="preserve"> </w:t>
+            </w:r>
+            <w:r>
+              <w:rPr>
+                <w:w w:val="80"/>
+                <w:sz w:val="26"/>
+              </w:rPr>
+              <w:t xml:space="preserve">여 </w:t>
             </w:r>
             <w:r>
               <w:rPr>
@@ -2309,7 +2275,7 @@
                 <w:w w:val="70"/>
                 <w:sz w:val="26"/>
               </w:rPr>
-              <w:t> </w:t>
+              <w:t xml:space="preserve"> </w:t>
             </w:r>
             <w:r>
               <w:rPr>
@@ -2324,7 +2290,7 @@
                 <w:spacing w:val="-21"/>
                 <w:sz w:val="26"/>
               </w:rPr>
-              <w:t> </w:t>
+              <w:t xml:space="preserve"> </w:t>
             </w:r>
             <w:r>
               <w:rPr>
@@ -2340,7 +2306,7 @@
                 <w:w w:val="70"/>
                 <w:sz w:val="26"/>
               </w:rPr>
-              <w:t> </w:t>
+              <w:t xml:space="preserve"> </w:t>
             </w:r>
             <w:r>
               <w:rPr>
@@ -2367,7 +2333,6 @@
               <w:pStyle w:val="TableParagraph"/>
               <w:rPr>
                 <w:rFonts w:ascii="Times New Roman"/>
-                <w:sz w:val="22"/>
               </w:rPr>
             </w:pPr>
           </w:p>
@@ -2375,7 +2340,7 @@
       </w:tr>
       <w:tr>
         <w:trPr>
-          <w:trHeight w:val="255" w:hRule="atLeast"/>
+          <w:trHeight w:val="255"/>
         </w:trPr>
         <w:tc>
           <w:tcPr>
@@ -2439,7 +2404,7 @@
                 <w:w w:val="70"/>
                 <w:sz w:val="26"/>
               </w:rPr>
-              <w:t> </w:t>
+              <w:t xml:space="preserve"> </w:t>
             </w:r>
             <w:r>
               <w:rPr>
@@ -2454,7 +2419,7 @@
                 <w:w w:val="70"/>
                 <w:sz w:val="26"/>
               </w:rPr>
-              <w:t> </w:t>
+              <w:t xml:space="preserve"> </w:t>
             </w:r>
             <w:r>
               <w:rPr>
@@ -2468,7 +2433,7 @@
                 <w:spacing w:val="-13"/>
                 <w:sz w:val="26"/>
               </w:rPr>
-              <w:t> </w:t>
+              <w:t xml:space="preserve"> </w:t>
             </w:r>
             <w:r>
               <w:rPr>
@@ -2516,108 +2481,108 @@
             <w:pPr>
               <w:pStyle w:val="TableParagraph"/>
               <w:tabs>
-                <w:tab w:pos="2499" w:val="left" w:leader="none"/>
+                <w:tab w:val="left" w:pos="2499"/>
               </w:tabs>
               <w:spacing w:line="235" w:lineRule="exact"/>
               <w:ind w:left="956"/>
               <w:rPr>
-                <w:rFonts w:ascii="Malgun Gothic" w:eastAsia="Malgun Gothic"/>
+                <w:rFonts w:ascii="맑은 고딕" w:eastAsia="맑은 고딕"/>
                 <w:b/>
                 <w:sz w:val="20"/>
               </w:rPr>
             </w:pPr>
             <w:r>
               <w:rPr>
-                <w:rFonts w:ascii="Malgun Gothic" w:eastAsia="Malgun Gothic"/>
+                <w:rFonts w:ascii="맑은 고딕" w:eastAsia="맑은 고딕"/>
                 <w:b/>
                 <w:color w:val="000000"/>
                 <w:sz w:val="20"/>
-                <w:shd w:fill="FFF6CC" w:color="auto" w:val="clear"/>
+                <w:shd w:val="clear" w:color="auto" w:fill="FFF6CC"/>
               </w:rPr>
               <w:t>평</w:t>
             </w:r>
             <w:r>
               <w:rPr>
-                <w:rFonts w:ascii="Malgun Gothic" w:eastAsia="Malgun Gothic"/>
+                <w:rFonts w:ascii="맑은 고딕" w:eastAsia="맑은 고딕"/>
                 <w:b/>
                 <w:color w:val="000000"/>
                 <w:spacing w:val="27"/>
                 <w:sz w:val="20"/>
-                <w:shd w:fill="FFF6CC" w:color="auto" w:val="clear"/>
-              </w:rPr>
-              <w:t>  </w:t>
-            </w:r>
-            <w:r>
-              <w:rPr>
-                <w:rFonts w:ascii="Malgun Gothic" w:eastAsia="Malgun Gothic"/>
+                <w:shd w:val="clear" w:color="auto" w:fill="FFF6CC"/>
+              </w:rPr>
+              <w:t xml:space="preserve">  </w:t>
+            </w:r>
+            <w:r>
+              <w:rPr>
+                <w:rFonts w:ascii="맑은 고딕" w:eastAsia="맑은 고딕"/>
                 <w:b/>
                 <w:color w:val="000000"/>
                 <w:sz w:val="20"/>
-                <w:shd w:fill="FFF6CC" w:color="auto" w:val="clear"/>
+                <w:shd w:val="clear" w:color="auto" w:fill="FFF6CC"/>
               </w:rPr>
               <w:t>일</w:t>
             </w:r>
             <w:r>
               <w:rPr>
-                <w:rFonts w:ascii="Malgun Gothic" w:eastAsia="Malgun Gothic"/>
+                <w:rFonts w:ascii="맑은 고딕" w:eastAsia="맑은 고딕"/>
                 <w:b/>
                 <w:color w:val="000000"/>
                 <w:spacing w:val="30"/>
                 <w:sz w:val="20"/>
-                <w:shd w:fill="FFF6CC" w:color="auto" w:val="clear"/>
-              </w:rPr>
-              <w:t> </w:t>
-            </w:r>
-            <w:r>
-              <w:rPr>
-                <w:rFonts w:ascii="Malgun Gothic" w:eastAsia="Malgun Gothic"/>
+                <w:shd w:val="clear" w:color="auto" w:fill="FFF6CC"/>
+              </w:rPr>
+              <w:t xml:space="preserve"> </w:t>
+            </w:r>
+            <w:r>
+              <w:rPr>
+                <w:rFonts w:ascii="맑은 고딕" w:eastAsia="맑은 고딕"/>
                 <w:b/>
                 <w:color w:val="000000"/>
                 <w:sz w:val="20"/>
-                <w:shd w:fill="FFF6CC" w:color="auto" w:val="clear"/>
+                <w:shd w:val="clear" w:color="auto" w:fill="FFF6CC"/>
               </w:rPr>
               <w:t>:</w:t>
             </w:r>
             <w:r>
               <w:rPr>
-                <w:rFonts w:ascii="Malgun Gothic" w:eastAsia="Malgun Gothic"/>
+                <w:rFonts w:ascii="맑은 고딕" w:eastAsia="맑은 고딕"/>
                 <w:b/>
                 <w:color w:val="000000"/>
                 <w:spacing w:val="20"/>
                 <w:sz w:val="20"/>
-                <w:shd w:fill="FFF6CC" w:color="auto" w:val="clear"/>
-              </w:rPr>
-              <w:t> </w:t>
-            </w:r>
-            <w:r>
-              <w:rPr>
-                <w:rFonts w:ascii="Malgun Gothic" w:eastAsia="Malgun Gothic"/>
+                <w:shd w:val="clear" w:color="auto" w:fill="FFF6CC"/>
+              </w:rPr>
+              <w:t xml:space="preserve"> </w:t>
+            </w:r>
+            <w:r>
+              <w:rPr>
+                <w:rFonts w:ascii="맑은 고딕" w:eastAsia="맑은 고딕"/>
                 <w:b/>
                 <w:color w:val="000000"/>
                 <w:spacing w:val="-10"/>
                 <w:sz w:val="20"/>
-                <w:shd w:fill="FFF6CC" w:color="auto" w:val="clear"/>
+                <w:shd w:val="clear" w:color="auto" w:fill="FFF6CC"/>
               </w:rPr>
               <w:t>총</w:t>
             </w:r>
             <w:r>
               <w:rPr>
-                <w:rFonts w:ascii="Malgun Gothic" w:eastAsia="Malgun Gothic"/>
+                <w:rFonts w:ascii="맑은 고딕" w:eastAsia="맑은 고딕"/>
                 <w:b/>
                 <w:color w:val="000000"/>
                 <w:sz w:val="20"/>
-                <w:shd w:fill="FFF6CC" w:color="auto" w:val="clear"/>
+                <w:shd w:val="clear" w:color="auto" w:fill="FFF6CC"/>
               </w:rPr>
               <w:tab/>
             </w:r>
             <w:r>
               <w:rPr>
-                <w:rFonts w:ascii="Malgun Gothic" w:eastAsia="Malgun Gothic"/>
+                <w:rFonts w:ascii="맑은 고딕" w:eastAsia="맑은 고딕"/>
                 <w:b/>
                 <w:color w:val="000000"/>
                 <w:spacing w:val="-5"/>
                 <w:sz w:val="20"/>
-                <w:shd w:fill="FFF6CC" w:color="auto" w:val="clear"/>
+                <w:shd w:val="clear" w:color="auto" w:fill="FFF6CC"/>
               </w:rPr>
               <w:t>시간</w:t>
             </w:r>
@@ -2638,87 +2603,87 @@
             <w:pPr>
               <w:pStyle w:val="TableParagraph"/>
               <w:tabs>
-                <w:tab w:pos="1430" w:val="left" w:leader="none"/>
+                <w:tab w:val="left" w:pos="1430"/>
               </w:tabs>
               <w:spacing w:line="235" w:lineRule="exact"/>
               <w:ind w:left="187"/>
               <w:rPr>
-                <w:rFonts w:ascii="Malgun Gothic" w:eastAsia="Malgun Gothic"/>
+                <w:rFonts w:ascii="맑은 고딕" w:eastAsia="맑은 고딕"/>
                 <w:b/>
                 <w:sz w:val="20"/>
               </w:rPr>
             </w:pPr>
             <w:r>
               <w:rPr>
-                <w:rFonts w:ascii="Malgun Gothic" w:eastAsia="Malgun Gothic"/>
+                <w:rFonts w:ascii="맑은 고딕" w:eastAsia="맑은 고딕"/>
                 <w:b/>
                 <w:color w:val="000000"/>
                 <w:sz w:val="20"/>
-                <w:shd w:fill="FFF6CC" w:color="auto" w:val="clear"/>
+                <w:shd w:val="clear" w:color="auto" w:fill="FFF6CC"/>
               </w:rPr>
               <w:t>주말</w:t>
             </w:r>
             <w:r>
               <w:rPr>
-                <w:rFonts w:ascii="Malgun Gothic" w:eastAsia="Malgun Gothic"/>
+                <w:rFonts w:ascii="맑은 고딕" w:eastAsia="맑은 고딕"/>
                 <w:b/>
                 <w:color w:val="000000"/>
                 <w:spacing w:val="27"/>
                 <w:sz w:val="20"/>
-                <w:shd w:fill="FFF6CC" w:color="auto" w:val="clear"/>
-              </w:rPr>
-              <w:t> </w:t>
-            </w:r>
-            <w:r>
-              <w:rPr>
-                <w:rFonts w:ascii="Malgun Gothic" w:eastAsia="Malgun Gothic"/>
+                <w:shd w:val="clear" w:color="auto" w:fill="FFF6CC"/>
+              </w:rPr>
+              <w:t xml:space="preserve"> </w:t>
+            </w:r>
+            <w:r>
+              <w:rPr>
+                <w:rFonts w:ascii="맑은 고딕" w:eastAsia="맑은 고딕"/>
                 <w:b/>
                 <w:color w:val="000000"/>
                 <w:sz w:val="20"/>
-                <w:shd w:fill="FFF6CC" w:color="auto" w:val="clear"/>
+                <w:shd w:val="clear" w:color="auto" w:fill="FFF6CC"/>
               </w:rPr>
               <w:t>:</w:t>
             </w:r>
             <w:r>
               <w:rPr>
-                <w:rFonts w:ascii="Malgun Gothic" w:eastAsia="Malgun Gothic"/>
+                <w:rFonts w:ascii="맑은 고딕" w:eastAsia="맑은 고딕"/>
                 <w:b/>
                 <w:color w:val="000000"/>
                 <w:spacing w:val="19"/>
                 <w:sz w:val="20"/>
-                <w:shd w:fill="FFF6CC" w:color="auto" w:val="clear"/>
-              </w:rPr>
-              <w:t> </w:t>
-            </w:r>
-            <w:r>
-              <w:rPr>
-                <w:rFonts w:ascii="Malgun Gothic" w:eastAsia="Malgun Gothic"/>
+                <w:shd w:val="clear" w:color="auto" w:fill="FFF6CC"/>
+              </w:rPr>
+              <w:t xml:space="preserve"> </w:t>
+            </w:r>
+            <w:r>
+              <w:rPr>
+                <w:rFonts w:ascii="맑은 고딕" w:eastAsia="맑은 고딕"/>
                 <w:b/>
                 <w:color w:val="000000"/>
                 <w:spacing w:val="-10"/>
                 <w:sz w:val="20"/>
-                <w:shd w:fill="FFF6CC" w:color="auto" w:val="clear"/>
+                <w:shd w:val="clear" w:color="auto" w:fill="FFF6CC"/>
               </w:rPr>
               <w:t>총</w:t>
             </w:r>
             <w:r>
               <w:rPr>
-                <w:rFonts w:ascii="Malgun Gothic" w:eastAsia="Malgun Gothic"/>
+                <w:rFonts w:ascii="맑은 고딕" w:eastAsia="맑은 고딕"/>
                 <w:b/>
                 <w:color w:val="000000"/>
                 <w:sz w:val="20"/>
-                <w:shd w:fill="FFF6CC" w:color="auto" w:val="clear"/>
+                <w:shd w:val="clear" w:color="auto" w:fill="FFF6CC"/>
               </w:rPr>
               <w:tab/>
             </w:r>
             <w:r>
               <w:rPr>
-                <w:rFonts w:ascii="Malgun Gothic" w:eastAsia="Malgun Gothic"/>
+                <w:rFonts w:ascii="맑은 고딕" w:eastAsia="맑은 고딕"/>
                 <w:b/>
                 <w:color w:val="000000"/>
                 <w:spacing w:val="-5"/>
                 <w:sz w:val="20"/>
-                <w:shd w:fill="FFF6CC" w:color="auto" w:val="clear"/>
+                <w:shd w:val="clear" w:color="auto" w:fill="FFF6CC"/>
               </w:rPr>
               <w:t>시간</w:t>
             </w:r>
@@ -2739,7 +2704,6 @@
               <w:pStyle w:val="TableParagraph"/>
               <w:rPr>
                 <w:rFonts w:ascii="Times New Roman"/>
-                <w:sz w:val="22"/>
               </w:rPr>
             </w:pPr>
           </w:p>
@@ -2747,7 +2711,7 @@
       </w:tr>
       <w:tr>
         <w:trPr>
-          <w:trHeight w:val="350" w:hRule="atLeast"/>
+          <w:trHeight w:val="350"/>
         </w:trPr>
         <w:tc>
           <w:tcPr>
@@ -2806,14 +2770,14 @@
               <w:spacing w:line="330" w:lineRule="exact"/>
               <w:ind w:left="230"/>
               <w:rPr>
-                <w:rFonts w:ascii="Malgun Gothic" w:eastAsia="Malgun Gothic"/>
+                <w:rFonts w:ascii="맑은 고딕" w:eastAsia="맑은 고딕"/>
                 <w:b/>
                 <w:sz w:val="20"/>
               </w:rPr>
             </w:pPr>
             <w:r>
               <w:rPr>
-                <w:rFonts w:ascii="Malgun Gothic" w:eastAsia="Malgun Gothic"/>
+                <w:rFonts w:ascii="맑은 고딕" w:eastAsia="맑은 고딕"/>
                 <w:b/>
                 <w:spacing w:val="-5"/>
                 <w:sz w:val="20"/>
@@ -2839,19 +2803,28 @@
               <w:ind w:left="21"/>
               <w:jc w:val="center"/>
               <w:rPr>
-                <w:rFonts w:ascii="Malgun Gothic" w:eastAsia="Malgun Gothic"/>
+                <w:rFonts w:ascii="맑은 고딕" w:eastAsia="맑은 고딕"/>
                 <w:b/>
                 <w:sz w:val="20"/>
               </w:rPr>
             </w:pPr>
             <w:r>
               <w:rPr>
-                <w:rFonts w:ascii="Malgun Gothic" w:eastAsia="Malgun Gothic"/>
+                <w:rFonts w:ascii="맑은 고딕" w:eastAsia="맑은 고딕"/>
                 <w:b/>
                 <w:spacing w:val="-10"/>
                 <w:sz w:val="20"/>
               </w:rPr>
               <w:t>월</w:t>
+            </w:r>
+            <w:r>
+              <w:rPr>
+                <w:rFonts w:ascii="맑은 고딕" w:eastAsia="맑은 고딕" w:hint="eastAsia"/>
+                <w:b/>
+                <w:spacing w:val="-10"/>
+                <w:sz w:val="20"/>
+              </w:rPr>
+              <w:t>.</w:t>
             </w:r>
           </w:p>
         </w:tc>
@@ -2872,19 +2845,28 @@
               <w:ind w:left="34"/>
               <w:jc w:val="center"/>
               <w:rPr>
-                <w:rFonts w:ascii="Malgun Gothic" w:eastAsia="Malgun Gothic"/>
+                <w:rFonts w:ascii="맑은 고딕" w:eastAsia="맑은 고딕"/>
                 <w:b/>
                 <w:sz w:val="20"/>
               </w:rPr>
             </w:pPr>
             <w:r>
               <w:rPr>
-                <w:rFonts w:ascii="Malgun Gothic" w:eastAsia="Malgun Gothic"/>
+                <w:rFonts w:ascii="맑은 고딕" w:eastAsia="맑은 고딕"/>
                 <w:b/>
                 <w:spacing w:val="-10"/>
                 <w:sz w:val="20"/>
               </w:rPr>
               <w:t>화</w:t>
+            </w:r>
+            <w:r>
+              <w:rPr>
+                <w:rFonts w:ascii="맑은 고딕" w:eastAsia="맑은 고딕" w:hint="eastAsia"/>
+                <w:b/>
+                <w:spacing w:val="-10"/>
+                <w:sz w:val="20"/>
+              </w:rPr>
+              <w:t>.</w:t>
             </w:r>
           </w:p>
         </w:tc>
@@ -2906,19 +2888,28 @@
               <w:ind w:left="40"/>
               <w:jc w:val="center"/>
               <w:rPr>
-                <w:rFonts w:ascii="Malgun Gothic" w:eastAsia="Malgun Gothic"/>
+                <w:rFonts w:ascii="맑은 고딕" w:eastAsia="맑은 고딕"/>
                 <w:b/>
                 <w:sz w:val="20"/>
               </w:rPr>
             </w:pPr>
             <w:r>
               <w:rPr>
-                <w:rFonts w:ascii="Malgun Gothic" w:eastAsia="Malgun Gothic"/>
+                <w:rFonts w:ascii="맑은 고딕" w:eastAsia="맑은 고딕"/>
                 <w:b/>
                 <w:spacing w:val="-10"/>
                 <w:sz w:val="20"/>
               </w:rPr>
               <w:t>수</w:t>
+            </w:r>
+            <w:r>
+              <w:rPr>
+                <w:rFonts w:ascii="맑은 고딕" w:eastAsia="맑은 고딕" w:hint="eastAsia"/>
+                <w:b/>
+                <w:spacing w:val="-10"/>
+                <w:sz w:val="20"/>
+              </w:rPr>
+              <w:t>.</w:t>
             </w:r>
           </w:p>
         </w:tc>
@@ -2939,19 +2930,28 @@
               <w:spacing w:line="330" w:lineRule="exact"/>
               <w:ind w:left="302"/>
               <w:rPr>
-                <w:rFonts w:ascii="Malgun Gothic" w:eastAsia="Malgun Gothic"/>
+                <w:rFonts w:ascii="맑은 고딕" w:eastAsia="맑은 고딕"/>
                 <w:b/>
                 <w:sz w:val="20"/>
               </w:rPr>
             </w:pPr>
             <w:r>
               <w:rPr>
-                <w:rFonts w:ascii="Malgun Gothic" w:eastAsia="Malgun Gothic"/>
+                <w:rFonts w:ascii="맑은 고딕" w:eastAsia="맑은 고딕"/>
                 <w:b/>
                 <w:spacing w:val="-10"/>
                 <w:sz w:val="20"/>
               </w:rPr>
               <w:t>목</w:t>
+            </w:r>
+            <w:r>
+              <w:rPr>
+                <w:rFonts w:ascii="맑은 고딕" w:eastAsia="맑은 고딕" w:hint="eastAsia"/>
+                <w:b/>
+                <w:spacing w:val="-10"/>
+                <w:sz w:val="20"/>
+              </w:rPr>
+              <w:t>.</w:t>
             </w:r>
           </w:p>
         </w:tc>
@@ -2972,19 +2972,28 @@
               <w:spacing w:line="330" w:lineRule="exact"/>
               <w:ind w:left="341"/>
               <w:rPr>
-                <w:rFonts w:ascii="Malgun Gothic" w:eastAsia="Malgun Gothic"/>
+                <w:rFonts w:ascii="맑은 고딕" w:eastAsia="맑은 고딕"/>
                 <w:b/>
                 <w:sz w:val="20"/>
               </w:rPr>
             </w:pPr>
             <w:r>
               <w:rPr>
-                <w:rFonts w:ascii="Malgun Gothic" w:eastAsia="Malgun Gothic"/>
+                <w:rFonts w:ascii="맑은 고딕" w:eastAsia="맑은 고딕"/>
                 <w:b/>
                 <w:spacing w:val="-10"/>
                 <w:sz w:val="20"/>
               </w:rPr>
               <w:t>금</w:t>
+            </w:r>
+            <w:r>
+              <w:rPr>
+                <w:rFonts w:ascii="맑은 고딕" w:eastAsia="맑은 고딕" w:hint="eastAsia"/>
+                <w:b/>
+                <w:spacing w:val="-10"/>
+                <w:sz w:val="20"/>
+              </w:rPr>
+              <w:t>.</w:t>
             </w:r>
           </w:p>
         </w:tc>
@@ -3005,19 +3014,28 @@
               <w:ind w:left="44"/>
               <w:jc w:val="center"/>
               <w:rPr>
-                <w:rFonts w:ascii="Malgun Gothic" w:eastAsia="Malgun Gothic"/>
+                <w:rFonts w:ascii="맑은 고딕" w:eastAsia="맑은 고딕"/>
                 <w:b/>
                 <w:sz w:val="20"/>
               </w:rPr>
             </w:pPr>
             <w:r>
               <w:rPr>
-                <w:rFonts w:ascii="Malgun Gothic" w:eastAsia="Malgun Gothic"/>
+                <w:rFonts w:ascii="맑은 고딕" w:eastAsia="맑은 고딕"/>
                 <w:b/>
                 <w:spacing w:val="-10"/>
                 <w:sz w:val="20"/>
               </w:rPr>
               <w:t>토</w:t>
+            </w:r>
+            <w:r>
+              <w:rPr>
+                <w:rFonts w:ascii="맑은 고딕" w:eastAsia="맑은 고딕" w:hint="eastAsia"/>
+                <w:b/>
+                <w:spacing w:val="-10"/>
+                <w:sz w:val="20"/>
+              </w:rPr>
+              <w:t>.</w:t>
             </w:r>
           </w:p>
         </w:tc>
@@ -3038,19 +3056,28 @@
               <w:ind w:left="45"/>
               <w:jc w:val="center"/>
               <w:rPr>
-                <w:rFonts w:ascii="Malgun Gothic" w:eastAsia="Malgun Gothic"/>
+                <w:rFonts w:ascii="맑은 고딕" w:eastAsia="맑은 고딕"/>
                 <w:b/>
                 <w:sz w:val="20"/>
               </w:rPr>
             </w:pPr>
             <w:r>
               <w:rPr>
-                <w:rFonts w:ascii="Malgun Gothic" w:eastAsia="Malgun Gothic"/>
+                <w:rFonts w:ascii="맑은 고딕" w:eastAsia="맑은 고딕"/>
                 <w:b/>
                 <w:spacing w:val="-10"/>
                 <w:sz w:val="20"/>
               </w:rPr>
               <w:t>일</w:t>
+            </w:r>
+            <w:r>
+              <w:rPr>
+                <w:rFonts w:ascii="맑은 고딕" w:eastAsia="맑은 고딕" w:hint="eastAsia"/>
+                <w:b/>
+                <w:spacing w:val="-10"/>
+                <w:sz w:val="20"/>
+              </w:rPr>
+              <w:t>.</w:t>
             </w:r>
           </w:p>
         </w:tc>
@@ -3076,7 +3103,7 @@
       </w:tr>
       <w:tr>
         <w:trPr>
-          <w:trHeight w:val="519" w:hRule="atLeast"/>
+          <w:trHeight w:val="519"/>
         </w:trPr>
         <w:tc>
           <w:tcPr>
@@ -3135,14 +3162,14 @@
               <w:spacing w:before="60"/>
               <w:ind w:left="230"/>
               <w:rPr>
-                <w:rFonts w:ascii="Malgun Gothic" w:eastAsia="Malgun Gothic"/>
+                <w:rFonts w:ascii="맑은 고딕" w:eastAsia="맑은 고딕"/>
                 <w:b/>
                 <w:sz w:val="20"/>
               </w:rPr>
             </w:pPr>
             <w:r>
               <w:rPr>
-                <w:rFonts w:ascii="Malgun Gothic" w:eastAsia="Malgun Gothic"/>
+                <w:rFonts w:ascii="맑은 고딕" w:eastAsia="맑은 고딕"/>
                 <w:b/>
                 <w:spacing w:val="-5"/>
                 <w:sz w:val="20"/>
@@ -3166,7 +3193,6 @@
               <w:pStyle w:val="TableParagraph"/>
               <w:rPr>
                 <w:rFonts w:ascii="Times New Roman"/>
-                <w:sz w:val="22"/>
               </w:rPr>
             </w:pPr>
           </w:p>
@@ -3186,7 +3212,6 @@
               <w:pStyle w:val="TableParagraph"/>
               <w:rPr>
                 <w:rFonts w:ascii="Times New Roman"/>
-                <w:sz w:val="22"/>
               </w:rPr>
             </w:pPr>
           </w:p>
@@ -3207,7 +3232,6 @@
               <w:pStyle w:val="TableParagraph"/>
               <w:rPr>
                 <w:rFonts w:ascii="Times New Roman"/>
-                <w:sz w:val="22"/>
               </w:rPr>
             </w:pPr>
           </w:p>
@@ -3228,7 +3252,6 @@
               <w:pStyle w:val="TableParagraph"/>
               <w:rPr>
                 <w:rFonts w:ascii="Times New Roman"/>
-                <w:sz w:val="22"/>
               </w:rPr>
             </w:pPr>
           </w:p>
@@ -3249,7 +3272,6 @@
               <w:pStyle w:val="TableParagraph"/>
               <w:rPr>
                 <w:rFonts w:ascii="Times New Roman"/>
-                <w:sz w:val="22"/>
               </w:rPr>
             </w:pPr>
           </w:p>
@@ -3269,7 +3291,6 @@
               <w:pStyle w:val="TableParagraph"/>
               <w:rPr>
                 <w:rFonts w:ascii="Times New Roman"/>
-                <w:sz w:val="22"/>
               </w:rPr>
             </w:pPr>
           </w:p>
@@ -3289,7 +3310,6 @@
               <w:pStyle w:val="TableParagraph"/>
               <w:rPr>
                 <w:rFonts w:ascii="Times New Roman"/>
-                <w:sz w:val="22"/>
               </w:rPr>
             </w:pPr>
           </w:p>
@@ -3316,7 +3336,7 @@
       </w:tr>
       <w:tr>
         <w:trPr>
-          <w:trHeight w:val="3664" w:hRule="atLeast"/>
+          <w:trHeight w:val="3664"/>
         </w:trPr>
         <w:tc>
           <w:tcPr>
@@ -3348,7 +3368,7 @@
                 <w:spacing w:val="44"/>
                 <w:sz w:val="26"/>
               </w:rPr>
-              <w:t> </w:t>
+              <w:t xml:space="preserve"> </w:t>
             </w:r>
             <w:r>
               <w:rPr>
@@ -3364,7 +3384,7 @@
                 <w:w w:val="80"/>
                 <w:sz w:val="26"/>
               </w:rPr>
-              <w:t> </w:t>
+              <w:t xml:space="preserve"> </w:t>
             </w:r>
             <w:r>
               <w:rPr>
@@ -3378,7 +3398,7 @@
                 <w:spacing w:val="31"/>
                 <w:sz w:val="26"/>
               </w:rPr>
-              <w:t> </w:t>
+              <w:t xml:space="preserve"> </w:t>
             </w:r>
             <w:r>
               <w:rPr>
@@ -3393,7 +3413,7 @@
                 <w:spacing w:val="42"/>
                 <w:sz w:val="26"/>
               </w:rPr>
-              <w:t> </w:t>
+              <w:t xml:space="preserve"> </w:t>
             </w:r>
             <w:r>
               <w:rPr>
@@ -3408,7 +3428,7 @@
                 <w:w w:val="80"/>
                 <w:sz w:val="26"/>
               </w:rPr>
-              <w:t> </w:t>
+              <w:t xml:space="preserve"> </w:t>
             </w:r>
             <w:r>
               <w:rPr>
@@ -3423,7 +3443,7 @@
                 <w:spacing w:val="55"/>
                 <w:sz w:val="26"/>
               </w:rPr>
-              <w:t> </w:t>
+              <w:t xml:space="preserve"> </w:t>
             </w:r>
             <w:r>
               <w:rPr>
@@ -3438,7 +3458,7 @@
                 <w:spacing w:val="51"/>
                 <w:sz w:val="26"/>
               </w:rPr>
-              <w:t> </w:t>
+              <w:t xml:space="preserve"> </w:t>
             </w:r>
             <w:r>
               <w:rPr>
@@ -3454,7 +3474,7 @@
                 <w:w w:val="80"/>
                 <w:sz w:val="26"/>
               </w:rPr>
-              <w:t> </w:t>
+              <w:t xml:space="preserve"> </w:t>
             </w:r>
             <w:r>
               <w:rPr>
@@ -3469,7 +3489,7 @@
                 <w:spacing w:val="63"/>
                 <w:sz w:val="26"/>
               </w:rPr>
-              <w:t> </w:t>
+              <w:t xml:space="preserve"> </w:t>
             </w:r>
             <w:r>
               <w:rPr>
@@ -3484,7 +3504,7 @@
                 <w:w w:val="80"/>
                 <w:sz w:val="26"/>
               </w:rPr>
-              <w:t> </w:t>
+              <w:t xml:space="preserve"> </w:t>
             </w:r>
             <w:r>
               <w:rPr>
@@ -3499,7 +3519,7 @@
                 <w:w w:val="80"/>
                 <w:sz w:val="26"/>
               </w:rPr>
-              <w:t> </w:t>
+              <w:t xml:space="preserve"> </w:t>
             </w:r>
             <w:r>
               <w:rPr>
@@ -3513,7 +3533,7 @@
                 <w:spacing w:val="68"/>
                 <w:sz w:val="26"/>
               </w:rPr>
-              <w:t> </w:t>
+              <w:t xml:space="preserve"> </w:t>
             </w:r>
             <w:r>
               <w:rPr>
@@ -3528,7 +3548,7 @@
                 <w:spacing w:val="52"/>
                 <w:sz w:val="26"/>
               </w:rPr>
-              <w:t> </w:t>
+              <w:t xml:space="preserve"> </w:t>
             </w:r>
             <w:r>
               <w:rPr>
@@ -3542,7 +3562,7 @@
                 <w:spacing w:val="78"/>
                 <w:sz w:val="26"/>
               </w:rPr>
-              <w:t> </w:t>
+              <w:t xml:space="preserve"> </w:t>
             </w:r>
             <w:r>
               <w:rPr>
@@ -3557,7 +3577,7 @@
                 <w:w w:val="80"/>
                 <w:sz w:val="26"/>
               </w:rPr>
-              <w:t> </w:t>
+              <w:t xml:space="preserve"> </w:t>
             </w:r>
             <w:r>
               <w:rPr>
@@ -3571,7 +3591,7 @@
                 <w:spacing w:val="52"/>
                 <w:sz w:val="26"/>
               </w:rPr>
-              <w:t> </w:t>
+              <w:t xml:space="preserve"> </w:t>
             </w:r>
             <w:r>
               <w:rPr>
@@ -3586,7 +3606,7 @@
                 <w:spacing w:val="55"/>
                 <w:sz w:val="26"/>
               </w:rPr>
-              <w:t> </w:t>
+              <w:t xml:space="preserve"> </w:t>
             </w:r>
             <w:r>
               <w:rPr>
@@ -3600,7 +3620,7 @@
                 <w:spacing w:val="52"/>
                 <w:sz w:val="26"/>
               </w:rPr>
-              <w:t> </w:t>
+              <w:t xml:space="preserve"> </w:t>
             </w:r>
             <w:r>
               <w:rPr>
@@ -3615,7 +3635,7 @@
                 <w:w w:val="80"/>
                 <w:sz w:val="26"/>
               </w:rPr>
-              <w:t> </w:t>
+              <w:t xml:space="preserve"> </w:t>
             </w:r>
             <w:r>
               <w:rPr>
@@ -3629,7 +3649,7 @@
           <w:p>
             <w:pPr>
               <w:pStyle w:val="TableParagraph"/>
-              <w:spacing w:line="201" w:lineRule="auto" w:before="17"/>
+              <w:spacing w:before="17" w:line="201" w:lineRule="auto"/>
               <w:ind w:left="122"/>
               <w:rPr>
                 <w:sz w:val="26"/>
@@ -3648,7 +3668,7 @@
                 <w:spacing w:val="46"/>
                 <w:sz w:val="26"/>
               </w:rPr>
-              <w:t> </w:t>
+              <w:t xml:space="preserve"> </w:t>
             </w:r>
             <w:r>
               <w:rPr>
@@ -3664,7 +3684,7 @@
                 <w:w w:val="80"/>
                 <w:sz w:val="26"/>
               </w:rPr>
-              <w:t> </w:t>
+              <w:t xml:space="preserve"> </w:t>
             </w:r>
             <w:r>
               <w:rPr>
@@ -3678,7 +3698,7 @@
                 <w:spacing w:val="49"/>
                 <w:sz w:val="26"/>
               </w:rPr>
-              <w:t> </w:t>
+              <w:t xml:space="preserve"> </w:t>
             </w:r>
             <w:r>
               <w:rPr>
@@ -3693,7 +3713,7 @@
                 <w:w w:val="80"/>
                 <w:sz w:val="26"/>
               </w:rPr>
-              <w:t> </w:t>
+              <w:t xml:space="preserve"> </w:t>
             </w:r>
             <w:r>
               <w:rPr>
@@ -3708,7 +3728,7 @@
                 <w:w w:val="80"/>
                 <w:sz w:val="26"/>
               </w:rPr>
-              <w:t> </w:t>
+              <w:t xml:space="preserve"> </w:t>
             </w:r>
             <w:r>
               <w:rPr>
@@ -3723,7 +3743,7 @@
                 <w:w w:val="80"/>
                 <w:sz w:val="26"/>
               </w:rPr>
-              <w:t> </w:t>
+              <w:t xml:space="preserve"> </w:t>
             </w:r>
             <w:r>
               <w:rPr>
@@ -3737,7 +3757,7 @@
                 <w:spacing w:val="42"/>
                 <w:sz w:val="26"/>
               </w:rPr>
-              <w:t> </w:t>
+              <w:t xml:space="preserve"> </w:t>
             </w:r>
             <w:r>
               <w:rPr>
@@ -3752,7 +3772,7 @@
                 <w:spacing w:val="41"/>
                 <w:sz w:val="26"/>
               </w:rPr>
-              <w:t> </w:t>
+              <w:t xml:space="preserve"> </w:t>
             </w:r>
             <w:r>
               <w:rPr>
@@ -3767,7 +3787,7 @@
                 <w:w w:val="80"/>
                 <w:sz w:val="26"/>
               </w:rPr>
-              <w:t> </w:t>
+              <w:t xml:space="preserve"> </w:t>
             </w:r>
             <w:r>
               <w:rPr>
@@ -3782,7 +3802,7 @@
                 <w:w w:val="80"/>
                 <w:sz w:val="26"/>
               </w:rPr>
-              <w:t> </w:t>
+              <w:t xml:space="preserve"> </w:t>
             </w:r>
             <w:r>
               <w:rPr>
@@ -3797,7 +3817,7 @@
                 <w:w w:val="80"/>
                 <w:sz w:val="26"/>
               </w:rPr>
-              <w:t> </w:t>
+              <w:t xml:space="preserve"> </w:t>
             </w:r>
             <w:r>
               <w:rPr>
@@ -3811,7 +3831,7 @@
                 <w:spacing w:val="62"/>
                 <w:sz w:val="26"/>
               </w:rPr>
-              <w:t> </w:t>
+              <w:t xml:space="preserve"> </w:t>
             </w:r>
             <w:r>
               <w:rPr>
@@ -3827,7 +3847,7 @@
                 <w:w w:val="80"/>
                 <w:sz w:val="26"/>
               </w:rPr>
-              <w:t> </w:t>
+              <w:t xml:space="preserve"> </w:t>
             </w:r>
             <w:r>
               <w:rPr>
@@ -3842,7 +3862,7 @@
                 <w:w w:val="80"/>
                 <w:sz w:val="26"/>
               </w:rPr>
-              <w:t> </w:t>
+              <w:t xml:space="preserve"> </w:t>
             </w:r>
             <w:r>
               <w:rPr>
@@ -3857,7 +3877,7 @@
                 <w:spacing w:val="62"/>
                 <w:sz w:val="26"/>
               </w:rPr>
-              <w:t> </w:t>
+              <w:t xml:space="preserve"> </w:t>
             </w:r>
             <w:r>
               <w:rPr>
@@ -3872,7 +3892,7 @@
                 <w:w w:val="80"/>
                 <w:sz w:val="26"/>
               </w:rPr>
-              <w:t> </w:t>
+              <w:t xml:space="preserve"> </w:t>
             </w:r>
             <w:r>
               <w:rPr>
@@ -3886,7 +3906,7 @@
                 <w:spacing w:val="62"/>
                 <w:sz w:val="26"/>
               </w:rPr>
-              <w:t> </w:t>
+              <w:t xml:space="preserve"> </w:t>
             </w:r>
             <w:r>
               <w:rPr>
@@ -3902,7 +3922,7 @@
                 <w:w w:val="80"/>
                 <w:sz w:val="26"/>
               </w:rPr>
-              <w:t> </w:t>
+              <w:t xml:space="preserve"> </w:t>
             </w:r>
             <w:r>
               <w:rPr>
@@ -3916,7 +3936,7 @@
                 <w:spacing w:val="73"/>
                 <w:sz w:val="26"/>
               </w:rPr>
-              <w:t> </w:t>
+              <w:t xml:space="preserve"> </w:t>
             </w:r>
             <w:r>
               <w:rPr>
@@ -3931,7 +3951,7 @@
                 <w:w w:val="80"/>
                 <w:sz w:val="26"/>
               </w:rPr>
-              <w:t> </w:t>
+              <w:t xml:space="preserve"> </w:t>
             </w:r>
             <w:r>
               <w:rPr>
@@ -3946,7 +3966,7 @@
                 <w:spacing w:val="67"/>
                 <w:sz w:val="26"/>
               </w:rPr>
-              <w:t> </w:t>
+              <w:t xml:space="preserve"> </w:t>
             </w:r>
             <w:r>
               <w:rPr>
@@ -3961,7 +3981,7 @@
                 <w:spacing w:val="63"/>
                 <w:sz w:val="26"/>
               </w:rPr>
-              <w:t> </w:t>
+              <w:t xml:space="preserve"> </w:t>
             </w:r>
             <w:r>
               <w:rPr>
@@ -3976,7 +3996,7 @@
                 <w:w w:val="80"/>
                 <w:sz w:val="26"/>
               </w:rPr>
-              <w:t> </w:t>
+              <w:t xml:space="preserve"> </w:t>
             </w:r>
             <w:r>
               <w:rPr>
@@ -3992,7 +4012,7 @@
                 <w:w w:val="80"/>
                 <w:sz w:val="26"/>
               </w:rPr>
-              <w:t> </w:t>
+              <w:t xml:space="preserve"> </w:t>
             </w:r>
             <w:r>
               <w:rPr>
@@ -4007,7 +4027,7 @@
                 <w:w w:val="80"/>
                 <w:sz w:val="26"/>
               </w:rPr>
-              <w:t> </w:t>
+              <w:t xml:space="preserve"> </w:t>
             </w:r>
             <w:r>
               <w:rPr>
@@ -4022,7 +4042,7 @@
                 <w:w w:val="80"/>
                 <w:sz w:val="26"/>
               </w:rPr>
-              <w:t> </w:t>
+              <w:t xml:space="preserve"> </w:t>
             </w:r>
             <w:r>
               <w:rPr>
@@ -4037,7 +4057,7 @@
                 <w:w w:val="80"/>
                 <w:sz w:val="26"/>
               </w:rPr>
-              <w:t> </w:t>
+              <w:t xml:space="preserve"> </w:t>
             </w:r>
             <w:r>
               <w:rPr>
@@ -4051,7 +4071,7 @@
                 <w:spacing w:val="39"/>
                 <w:sz w:val="26"/>
               </w:rPr>
-              <w:t> </w:t>
+              <w:t xml:space="preserve"> </w:t>
             </w:r>
             <w:r>
               <w:rPr>
@@ -4066,7 +4086,7 @@
                 <w:w w:val="80"/>
                 <w:sz w:val="26"/>
               </w:rPr>
-              <w:t> </w:t>
+              <w:t xml:space="preserve"> </w:t>
             </w:r>
             <w:r>
               <w:rPr>
@@ -4080,7 +4100,7 @@
                 <w:spacing w:val="77"/>
                 <w:sz w:val="26"/>
               </w:rPr>
-              <w:t> </w:t>
+              <w:t xml:space="preserve"> </w:t>
             </w:r>
             <w:r>
               <w:rPr>
@@ -4096,7 +4116,7 @@
                 <w:w w:val="80"/>
                 <w:sz w:val="26"/>
               </w:rPr>
-              <w:t> </w:t>
+              <w:t xml:space="preserve"> </w:t>
             </w:r>
             <w:r>
               <w:rPr>
@@ -4112,7 +4132,7 @@
                 <w:w w:val="80"/>
                 <w:sz w:val="26"/>
               </w:rPr>
-              <w:t> </w:t>
+              <w:t xml:space="preserve"> </w:t>
             </w:r>
             <w:r>
               <w:rPr>
@@ -4127,7 +4147,7 @@
                 <w:w w:val="80"/>
                 <w:sz w:val="26"/>
               </w:rPr>
-              <w:t> </w:t>
+              <w:t xml:space="preserve"> </w:t>
             </w:r>
             <w:r>
               <w:rPr>
@@ -4141,9 +4161,9 @@
             <w:pPr>
               <w:pStyle w:val="TableParagraph"/>
               <w:tabs>
-                <w:tab w:pos="4720" w:val="left" w:leader="none"/>
-                <w:tab w:pos="5013" w:val="left" w:leader="none"/>
-                <w:tab w:pos="5308" w:val="left" w:leader="none"/>
+                <w:tab w:val="left" w:pos="4720"/>
+                <w:tab w:val="left" w:pos="5013"/>
+                <w:tab w:val="left" w:pos="5308"/>
               </w:tabs>
               <w:spacing w:line="378" w:lineRule="exact"/>
               <w:ind w:left="4250"/>
@@ -4206,13 +4226,13 @@
             <w:pPr>
               <w:pStyle w:val="TableParagraph"/>
               <w:tabs>
-                <w:tab w:pos="534" w:val="left" w:leader="none"/>
-                <w:tab w:pos="4298" w:val="left" w:leader="none"/>
-                <w:tab w:pos="6450" w:val="left" w:leader="none"/>
-                <w:tab w:pos="8063" w:val="left" w:leader="none"/>
-                <w:tab w:pos="8714" w:val="left" w:leader="none"/>
+                <w:tab w:val="left" w:pos="534"/>
+                <w:tab w:val="left" w:pos="4298"/>
+                <w:tab w:val="left" w:pos="6450"/>
+                <w:tab w:val="left" w:pos="8063"/>
+                <w:tab w:val="left" w:pos="8714"/>
               </w:tabs>
-              <w:spacing w:line="201" w:lineRule="auto" w:before="18"/>
+              <w:spacing w:before="18" w:line="201" w:lineRule="auto"/>
               <w:ind w:left="475" w:right="19" w:hanging="353"/>
               <w:rPr>
                 <w:sz w:val="26"/>
@@ -4220,7 +4240,7 @@
             </w:pPr>
             <w:r>
               <w:rPr>
-                <w:rFonts w:ascii="Lucida Sans Unicode" w:hAnsi="Lucida Sans Unicode" w:eastAsia="Lucida Sans Unicode"/>
+                <w:rFonts w:ascii="Lucida Sans Unicode" w:eastAsia="Lucida Sans Unicode" w:hAnsi="Lucida Sans Unicode"/>
                 <w:spacing w:val="-10"/>
                 <w:w w:val="80"/>
                 <w:sz w:val="26"/>
@@ -4229,10 +4249,16 @@
             </w:r>
             <w:r>
               <w:rPr>
-                <w:rFonts w:ascii="Lucida Sans Unicode" w:hAnsi="Lucida Sans Unicode" w:eastAsia="Lucida Sans Unicode"/>
+                <w:rFonts w:ascii="Lucida Sans Unicode" w:eastAsia="Lucida Sans Unicode" w:hAnsi="Lucida Sans Unicode"/>
                 <w:sz w:val="26"/>
               </w:rPr>
               <w:tab/>
+            </w:r>
+            <w:r>
+              <w:rPr>
+                <w:rFonts w:ascii="Lucida Sans Unicode" w:eastAsia="Lucida Sans Unicode" w:hAnsi="Lucida Sans Unicode"/>
+                <w:sz w:val="26"/>
+              </w:rPr>
               <w:tab/>
             </w:r>
             <w:r>
@@ -4248,7 +4274,7 @@
                 <w:w w:val="80"/>
                 <w:sz w:val="26"/>
               </w:rPr>
-              <w:t> </w:t>
+              <w:t xml:space="preserve"> </w:t>
             </w:r>
             <w:r>
               <w:rPr>
@@ -4264,7 +4290,7 @@
                 <w:w w:val="80"/>
                 <w:sz w:val="26"/>
               </w:rPr>
-              <w:t> </w:t>
+              <w:t xml:space="preserve"> </w:t>
             </w:r>
             <w:r>
               <w:rPr>
@@ -4279,7 +4305,7 @@
                 <w:w w:val="80"/>
                 <w:sz w:val="26"/>
               </w:rPr>
-              <w:t> </w:t>
+              <w:t xml:space="preserve"> </w:t>
             </w:r>
             <w:r>
               <w:rPr>
@@ -4294,7 +4320,7 @@
                 <w:w w:val="80"/>
                 <w:sz w:val="26"/>
               </w:rPr>
-              <w:t> </w:t>
+              <w:t xml:space="preserve"> </w:t>
             </w:r>
             <w:r>
               <w:rPr>
@@ -4309,7 +4335,7 @@
                 <w:w w:val="80"/>
                 <w:sz w:val="26"/>
               </w:rPr>
-              <w:t> </w:t>
+              <w:t xml:space="preserve"> </w:t>
             </w:r>
             <w:r>
               <w:rPr>
@@ -4324,7 +4350,7 @@
                 <w:w w:val="150"/>
                 <w:sz w:val="26"/>
               </w:rPr>
-              <w:t> </w:t>
+              <w:t xml:space="preserve"> </w:t>
             </w:r>
             <w:r>
               <w:rPr>
@@ -4341,7 +4367,7 @@
                 <w:w w:val="80"/>
                 <w:sz w:val="26"/>
               </w:rPr>
-              <w:t> </w:t>
+              <w:t xml:space="preserve"> </w:t>
             </w:r>
             <w:r>
               <w:rPr>
@@ -4358,7 +4384,7 @@
                 <w:w w:val="80"/>
                 <w:sz w:val="26"/>
               </w:rPr>
-              <w:t> </w:t>
+              <w:t xml:space="preserve"> </w:t>
             </w:r>
             <w:r>
               <w:rPr>
@@ -4375,7 +4401,7 @@
                 <w:w w:val="80"/>
                 <w:sz w:val="26"/>
               </w:rPr>
-              <w:t> </w:t>
+              <w:t xml:space="preserve"> </w:t>
             </w:r>
             <w:r>
               <w:rPr>
@@ -4392,7 +4418,7 @@
                 <w:w w:val="80"/>
                 <w:sz w:val="26"/>
               </w:rPr>
-              <w:t> </w:t>
+              <w:t xml:space="preserve"> </w:t>
             </w:r>
             <w:r>
               <w:rPr>
@@ -4409,7 +4435,7 @@
                 <w:w w:val="80"/>
                 <w:sz w:val="26"/>
               </w:rPr>
-              <w:t> </w:t>
+              <w:t xml:space="preserve"> </w:t>
             </w:r>
             <w:r>
               <w:rPr>
@@ -4425,7 +4451,7 @@
                 <w:spacing w:val="-9"/>
                 <w:sz w:val="26"/>
               </w:rPr>
-              <w:t> </w:t>
+              <w:t xml:space="preserve"> </w:t>
             </w:r>
             <w:r>
               <w:rPr>
@@ -4442,7 +4468,7 @@
                 <w:w w:val="80"/>
                 <w:sz w:val="26"/>
               </w:rPr>
-              <w:t> </w:t>
+              <w:t xml:space="preserve"> </w:t>
             </w:r>
             <w:r>
               <w:rPr>
@@ -4474,7 +4500,7 @@
                 <w:w w:val="80"/>
                 <w:sz w:val="26"/>
               </w:rPr>
-              <w:t> </w:t>
+              <w:t xml:space="preserve"> </w:t>
             </w:r>
             <w:r>
               <w:rPr>
@@ -4492,7 +4518,7 @@
                 <w:w w:val="80"/>
                 <w:sz w:val="26"/>
               </w:rPr>
-              <w:t> </w:t>
+              <w:t xml:space="preserve"> </w:t>
             </w:r>
             <w:r>
               <w:rPr>
@@ -4507,14 +4533,14 @@
                 <w:w w:val="80"/>
                 <w:sz w:val="26"/>
               </w:rPr>
-              <w:t> </w:t>
-            </w:r>
-            <w:r>
-              <w:rPr>
-                <w:w w:val="80"/>
-                <w:sz w:val="26"/>
-              </w:rPr>
-              <w:t>시 </w:t>
+              <w:t xml:space="preserve"> </w:t>
+            </w:r>
+            <w:r>
+              <w:rPr>
+                <w:w w:val="80"/>
+                <w:sz w:val="26"/>
+              </w:rPr>
+              <w:t xml:space="preserve">시 </w:t>
             </w:r>
             <w:r>
               <w:rPr>
@@ -4543,7 +4569,7 @@
                 <w:w w:val="80"/>
                 <w:sz w:val="26"/>
               </w:rPr>
-              <w:t> </w:t>
+              <w:t xml:space="preserve"> </w:t>
             </w:r>
             <w:r>
               <w:rPr>
@@ -4571,7 +4597,7 @@
                 <w:w w:val="80"/>
                 <w:sz w:val="26"/>
               </w:rPr>
-              <w:t> </w:t>
+              <w:t xml:space="preserve"> </w:t>
             </w:r>
             <w:r>
               <w:rPr>
@@ -4591,14 +4617,7 @@
                 <w:w w:val="75"/>
                 <w:sz w:val="26"/>
               </w:rPr>
-              <w:t>20시 </w:t>
-            </w:r>
-            <w:r>
-              <w:rPr>
-                <w:w w:val="75"/>
-                <w:sz w:val="26"/>
-              </w:rPr>
-              <w:t>간, </w:t>
+              <w:t xml:space="preserve">20시 간, </w:t>
             </w:r>
             <w:r>
               <w:rPr>
@@ -4614,7 +4633,7 @@
                 <w:w w:val="75"/>
                 <w:sz w:val="26"/>
               </w:rPr>
-              <w:t> </w:t>
+              <w:t xml:space="preserve"> </w:t>
             </w:r>
             <w:r>
               <w:rPr>
@@ -4628,7 +4647,7 @@
                 <w:spacing w:val="52"/>
                 <w:sz w:val="26"/>
               </w:rPr>
-              <w:t> </w:t>
+              <w:t xml:space="preserve"> </w:t>
             </w:r>
             <w:r>
               <w:rPr>
@@ -4643,7 +4662,7 @@
                 <w:spacing w:val="73"/>
                 <w:sz w:val="26"/>
               </w:rPr>
-              <w:t> </w:t>
+              <w:t xml:space="preserve"> </w:t>
             </w:r>
             <w:r>
               <w:rPr>
@@ -4658,7 +4677,7 @@
                 <w:w w:val="75"/>
                 <w:sz w:val="26"/>
               </w:rPr>
-              <w:t> </w:t>
+              <w:t xml:space="preserve"> </w:t>
             </w:r>
             <w:r>
               <w:rPr>
@@ -4672,7 +4691,7 @@
                 <w:spacing w:val="53"/>
                 <w:sz w:val="26"/>
               </w:rPr>
-              <w:t> </w:t>
+              <w:t xml:space="preserve"> </w:t>
             </w:r>
             <w:r>
               <w:rPr>
@@ -4687,7 +4706,7 @@
                 <w:w w:val="75"/>
                 <w:sz w:val="26"/>
               </w:rPr>
-              <w:t> </w:t>
+              <w:t xml:space="preserve"> </w:t>
             </w:r>
             <w:r>
               <w:rPr>
@@ -4702,7 +4721,7 @@
                 <w:w w:val="75"/>
                 <w:sz w:val="26"/>
               </w:rPr>
-              <w:t> </w:t>
+              <w:t xml:space="preserve"> </w:t>
             </w:r>
             <w:r>
               <w:rPr>
@@ -4718,7 +4737,7 @@
                 <w:w w:val="75"/>
                 <w:sz w:val="26"/>
               </w:rPr>
-              <w:t> </w:t>
+              <w:t xml:space="preserve"> </w:t>
             </w:r>
             <w:r>
               <w:rPr>
@@ -4734,7 +4753,7 @@
                 <w:w w:val="75"/>
                 <w:sz w:val="26"/>
               </w:rPr>
-              <w:t> </w:t>
+              <w:t xml:space="preserve"> </w:t>
             </w:r>
             <w:r>
               <w:rPr>
@@ -4749,7 +4768,7 @@
                 <w:spacing w:val="65"/>
                 <w:sz w:val="26"/>
               </w:rPr>
-              <w:t> </w:t>
+              <w:t xml:space="preserve"> </w:t>
             </w:r>
             <w:r>
               <w:rPr>
@@ -4764,7 +4783,7 @@
                 <w:w w:val="75"/>
                 <w:sz w:val="26"/>
               </w:rPr>
-              <w:t> </w:t>
+              <w:t xml:space="preserve"> </w:t>
             </w:r>
             <w:r>
               <w:rPr>
@@ -4779,7 +4798,7 @@
                 <w:spacing w:val="66"/>
                 <w:sz w:val="26"/>
               </w:rPr>
-              <w:t> </w:t>
+              <w:t xml:space="preserve"> </w:t>
             </w:r>
             <w:r>
               <w:rPr>
@@ -4794,7 +4813,7 @@
                 <w:w w:val="75"/>
                 <w:sz w:val="26"/>
               </w:rPr>
-              <w:t> </w:t>
+              <w:t xml:space="preserve"> </w:t>
             </w:r>
             <w:r>
               <w:rPr>
@@ -4809,7 +4828,7 @@
                 <w:w w:val="75"/>
                 <w:sz w:val="26"/>
               </w:rPr>
-              <w:t> </w:t>
+              <w:t xml:space="preserve"> </w:t>
             </w:r>
             <w:r>
               <w:rPr>
@@ -4825,7 +4844,7 @@
                 <w:w w:val="75"/>
                 <w:sz w:val="26"/>
               </w:rPr>
-              <w:t> </w:t>
+              <w:t xml:space="preserve"> </w:t>
             </w:r>
             <w:r>
               <w:rPr>
@@ -4839,7 +4858,7 @@
                 <w:spacing w:val="67"/>
                 <w:sz w:val="26"/>
               </w:rPr>
-              <w:t> </w:t>
+              <w:t xml:space="preserve"> </w:t>
             </w:r>
             <w:r>
               <w:rPr>
@@ -4854,7 +4873,7 @@
                 <w:spacing w:val="70"/>
                 <w:sz w:val="26"/>
               </w:rPr>
-              <w:t> </w:t>
+              <w:t xml:space="preserve"> </w:t>
             </w:r>
             <w:r>
               <w:rPr>
@@ -4868,7 +4887,7 @@
                 <w:spacing w:val="43"/>
                 <w:sz w:val="26"/>
               </w:rPr>
-              <w:t> </w:t>
+              <w:t xml:space="preserve"> </w:t>
             </w:r>
             <w:r>
               <w:rPr>
@@ -4883,7 +4902,7 @@
                 <w:w w:val="75"/>
                 <w:sz w:val="26"/>
               </w:rPr>
-              <w:t> </w:t>
+              <w:t xml:space="preserve"> </w:t>
             </w:r>
             <w:r>
               <w:rPr>
@@ -4897,7 +4916,7 @@
                 <w:spacing w:val="51"/>
                 <w:sz w:val="26"/>
               </w:rPr>
-              <w:t> </w:t>
+              <w:t xml:space="preserve"> </w:t>
             </w:r>
             <w:r>
               <w:rPr>
@@ -4912,7 +4931,7 @@
                 <w:w w:val="75"/>
                 <w:sz w:val="26"/>
               </w:rPr>
-              <w:t> </w:t>
+              <w:t xml:space="preserve"> </w:t>
             </w:r>
             <w:r>
               <w:rPr>
@@ -4926,7 +4945,7 @@
                 <w:spacing w:val="-18"/>
                 <w:sz w:val="26"/>
               </w:rPr>
-              <w:t> </w:t>
+              <w:t xml:space="preserve"> </w:t>
             </w:r>
             <w:r>
               <w:rPr>
@@ -4941,7 +4960,7 @@
                 <w:w w:val="75"/>
                 <w:sz w:val="26"/>
               </w:rPr>
-              <w:t> </w:t>
+              <w:t xml:space="preserve"> </w:t>
             </w:r>
             <w:r>
               <w:rPr>
@@ -4958,13 +4977,13 @@
               <w:spacing w:line="333" w:lineRule="exact"/>
               <w:ind w:left="175"/>
               <w:rPr>
-                <w:rFonts w:ascii="Lucida Sans Unicode" w:hAnsi="Lucida Sans Unicode" w:eastAsia="Lucida Sans Unicode"/>
-                <w:sz w:val="21"/>
-              </w:rPr>
-            </w:pPr>
-            <w:r>
-              <w:rPr>
-                <w:rFonts w:ascii="Lucida Sans Unicode" w:hAnsi="Lucida Sans Unicode" w:eastAsia="Lucida Sans Unicode"/>
+                <w:rFonts w:ascii="Lucida Sans Unicode" w:eastAsia="Lucida Sans Unicode" w:hAnsi="Lucida Sans Unicode"/>
+                <w:sz w:val="21"/>
+              </w:rPr>
+            </w:pPr>
+            <w:r>
+              <w:rPr>
+                <w:rFonts w:ascii="Lucida Sans Unicode" w:eastAsia="Lucida Sans Unicode" w:hAnsi="Lucida Sans Unicode"/>
                 <w:w w:val="80"/>
                 <w:sz w:val="21"/>
               </w:rPr>
@@ -4972,10 +4991,10 @@
             </w:r>
             <w:r>
               <w:rPr>
-                <w:rFonts w:ascii="Lucida Sans Unicode" w:hAnsi="Lucida Sans Unicode" w:eastAsia="Lucida Sans Unicode"/>
-                <w:sz w:val="21"/>
-              </w:rPr>
-              <w:t> </w:t>
+                <w:rFonts w:ascii="Lucida Sans Unicode" w:eastAsia="Lucida Sans Unicode" w:hAnsi="Lucida Sans Unicode"/>
+                <w:sz w:val="21"/>
+              </w:rPr>
+              <w:t xml:space="preserve"> </w:t>
             </w:r>
             <w:r>
               <w:rPr>
@@ -4990,7 +5009,7 @@
                 <w:w w:val="80"/>
                 <w:sz w:val="21"/>
               </w:rPr>
-              <w:t> </w:t>
+              <w:t xml:space="preserve"> </w:t>
             </w:r>
             <w:r>
               <w:rPr>
@@ -5004,7 +5023,7 @@
                 <w:spacing w:val="9"/>
                 <w:sz w:val="21"/>
               </w:rPr>
-              <w:t> </w:t>
+              <w:t xml:space="preserve"> </w:t>
             </w:r>
             <w:r>
               <w:rPr>
@@ -5018,7 +5037,7 @@
                 <w:spacing w:val="4"/>
                 <w:sz w:val="21"/>
               </w:rPr>
-              <w:t> </w:t>
+              <w:t xml:space="preserve"> </w:t>
             </w:r>
             <w:r>
               <w:rPr>
@@ -5032,7 +5051,7 @@
                 <w:spacing w:val="12"/>
                 <w:sz w:val="21"/>
               </w:rPr>
-              <w:t> </w:t>
+              <w:t xml:space="preserve"> </w:t>
             </w:r>
             <w:r>
               <w:rPr>
@@ -5046,7 +5065,7 @@
                 <w:spacing w:val="6"/>
                 <w:sz w:val="21"/>
               </w:rPr>
-              <w:t> </w:t>
+              <w:t xml:space="preserve"> </w:t>
             </w:r>
             <w:r>
               <w:rPr>
@@ -5060,7 +5079,7 @@
                 <w:spacing w:val="19"/>
                 <w:sz w:val="21"/>
               </w:rPr>
-              <w:t> </w:t>
+              <w:t xml:space="preserve"> </w:t>
             </w:r>
             <w:r>
               <w:rPr>
@@ -5074,7 +5093,7 @@
                 <w:spacing w:val="-1"/>
                 <w:sz w:val="21"/>
               </w:rPr>
-              <w:t> </w:t>
+              <w:t xml:space="preserve"> </w:t>
             </w:r>
             <w:r>
               <w:rPr>
@@ -5088,7 +5107,7 @@
                 <w:spacing w:val="19"/>
                 <w:sz w:val="21"/>
               </w:rPr>
-              <w:t> </w:t>
+              <w:t xml:space="preserve"> </w:t>
             </w:r>
             <w:r>
               <w:rPr>
@@ -5103,7 +5122,7 @@
                 <w:w w:val="80"/>
                 <w:sz w:val="21"/>
               </w:rPr>
-              <w:t> </w:t>
+              <w:t xml:space="preserve"> </w:t>
             </w:r>
             <w:r>
               <w:rPr>
@@ -5118,7 +5137,7 @@
                 <w:w w:val="80"/>
                 <w:sz w:val="21"/>
               </w:rPr>
-              <w:t> </w:t>
+              <w:t xml:space="preserve"> </w:t>
             </w:r>
             <w:r>
               <w:rPr>
@@ -5132,7 +5151,7 @@
                 <w:spacing w:val="12"/>
                 <w:sz w:val="21"/>
               </w:rPr>
-              <w:t> </w:t>
+              <w:t xml:space="preserve"> </w:t>
             </w:r>
             <w:r>
               <w:rPr>
@@ -5146,7 +5165,7 @@
                 <w:spacing w:val="19"/>
                 <w:sz w:val="21"/>
               </w:rPr>
-              <w:t> </w:t>
+              <w:t xml:space="preserve"> </w:t>
             </w:r>
             <w:r>
               <w:rPr>
@@ -5161,7 +5180,7 @@
                 <w:w w:val="80"/>
                 <w:sz w:val="21"/>
               </w:rPr>
-              <w:t> </w:t>
+              <w:t xml:space="preserve"> </w:t>
             </w:r>
             <w:r>
               <w:rPr>
@@ -5175,7 +5194,7 @@
                 <w:spacing w:val="13"/>
                 <w:sz w:val="21"/>
               </w:rPr>
-              <w:t> </w:t>
+              <w:t xml:space="preserve"> </w:t>
             </w:r>
             <w:r>
               <w:rPr>
@@ -5189,7 +5208,7 @@
                 <w:spacing w:val="19"/>
                 <w:sz w:val="21"/>
               </w:rPr>
-              <w:t> </w:t>
+              <w:t xml:space="preserve"> </w:t>
             </w:r>
             <w:r>
               <w:rPr>
@@ -5204,7 +5223,7 @@
                 <w:spacing w:val="-1"/>
                 <w:sz w:val="21"/>
               </w:rPr>
-              <w:t> </w:t>
+              <w:t xml:space="preserve"> </w:t>
             </w:r>
             <w:r>
               <w:rPr>
@@ -5218,11 +5237,11 @@
                 <w:spacing w:val="-1"/>
                 <w:sz w:val="21"/>
               </w:rPr>
-              <w:t> </w:t>
-            </w:r>
-            <w:r>
-              <w:rPr>
-                <w:rFonts w:ascii="Lucida Sans Unicode" w:hAnsi="Lucida Sans Unicode" w:eastAsia="Lucida Sans Unicode"/>
+              <w:t xml:space="preserve"> </w:t>
+            </w:r>
+            <w:r>
+              <w:rPr>
+                <w:rFonts w:ascii="Lucida Sans Unicode" w:eastAsia="Lucida Sans Unicode" w:hAnsi="Lucida Sans Unicode"/>
                 <w:spacing w:val="-10"/>
                 <w:w w:val="80"/>
                 <w:sz w:val="21"/>
@@ -5254,7 +5273,7 @@
                 <w:w w:val="150"/>
                 <w:sz w:val="21"/>
               </w:rPr>
-              <w:t> </w:t>
+              <w:t xml:space="preserve"> </w:t>
             </w:r>
             <w:r>
               <w:rPr>
@@ -5270,7 +5289,7 @@
                 <w:spacing w:val="28"/>
                 <w:sz w:val="21"/>
               </w:rPr>
-              <w:t> </w:t>
+              <w:t xml:space="preserve"> </w:t>
             </w:r>
             <w:r>
               <w:rPr>
@@ -5287,7 +5306,7 @@
                 <w:w w:val="80"/>
                 <w:sz w:val="21"/>
               </w:rPr>
-              <w:t> </w:t>
+              <w:t xml:space="preserve"> </w:t>
             </w:r>
             <w:r>
               <w:rPr>
@@ -5304,7 +5323,7 @@
                 <w:spacing w:val="24"/>
                 <w:sz w:val="21"/>
               </w:rPr>
-              <w:t> </w:t>
+              <w:t xml:space="preserve"> </w:t>
             </w:r>
             <w:r>
               <w:rPr>
@@ -5321,7 +5340,7 @@
                 <w:w w:val="80"/>
                 <w:sz w:val="21"/>
               </w:rPr>
-              <w:t> </w:t>
+              <w:t xml:space="preserve"> </w:t>
             </w:r>
             <w:r>
               <w:rPr>
@@ -5337,7 +5356,7 @@
                 <w:spacing w:val="22"/>
                 <w:sz w:val="21"/>
               </w:rPr>
-              <w:t> </w:t>
+              <w:t xml:space="preserve"> </w:t>
             </w:r>
             <w:r>
               <w:rPr>
@@ -5354,7 +5373,7 @@
                 <w:spacing w:val="28"/>
                 <w:sz w:val="21"/>
               </w:rPr>
-              <w:t> </w:t>
+              <w:t xml:space="preserve"> </w:t>
             </w:r>
             <w:r>
               <w:rPr>
@@ -5370,7 +5389,7 @@
                 <w:spacing w:val="27"/>
                 <w:sz w:val="21"/>
               </w:rPr>
-              <w:t> </w:t>
+              <w:t xml:space="preserve"> </w:t>
             </w:r>
             <w:r>
               <w:rPr>
@@ -5387,7 +5406,7 @@
                 <w:spacing w:val="18"/>
                 <w:sz w:val="21"/>
               </w:rPr>
-              <w:t> </w:t>
+              <w:t xml:space="preserve"> </w:t>
             </w:r>
             <w:r>
               <w:rPr>
@@ -5403,7 +5422,7 @@
                 <w:spacing w:val="35"/>
                 <w:sz w:val="21"/>
               </w:rPr>
-              <w:t> </w:t>
+              <w:t xml:space="preserve"> </w:t>
             </w:r>
             <w:r>
               <w:rPr>
@@ -5420,7 +5439,7 @@
                 <w:w w:val="80"/>
                 <w:sz w:val="21"/>
               </w:rPr>
-              <w:t> </w:t>
+              <w:t xml:space="preserve"> </w:t>
             </w:r>
             <w:r>
               <w:rPr>
@@ -5436,7 +5455,7 @@
                 <w:spacing w:val="38"/>
                 <w:sz w:val="21"/>
               </w:rPr>
-              <w:t> </w:t>
+              <w:t xml:space="preserve"> </w:t>
             </w:r>
             <w:r>
               <w:rPr>
@@ -5452,7 +5471,7 @@
                 <w:spacing w:val="36"/>
                 <w:sz w:val="21"/>
               </w:rPr>
-              <w:t> </w:t>
+              <w:t xml:space="preserve"> </w:t>
             </w:r>
             <w:r>
               <w:rPr>
@@ -5469,7 +5488,7 @@
                 <w:w w:val="80"/>
                 <w:sz w:val="21"/>
               </w:rPr>
-              <w:t> </w:t>
+              <w:t xml:space="preserve"> </w:t>
             </w:r>
             <w:r>
               <w:rPr>
@@ -5485,7 +5504,7 @@
                 <w:spacing w:val="25"/>
                 <w:sz w:val="21"/>
               </w:rPr>
-              <w:t> </w:t>
+              <w:t xml:space="preserve"> </w:t>
             </w:r>
             <w:r>
               <w:rPr>
@@ -5502,7 +5521,7 @@
                 <w:spacing w:val="19"/>
                 <w:sz w:val="21"/>
               </w:rPr>
-              <w:t> </w:t>
+              <w:t xml:space="preserve"> </w:t>
             </w:r>
             <w:r>
               <w:rPr>
@@ -5525,7 +5544,7 @@
             </w:pPr>
             <w:r>
               <w:rPr>
-                <w:rFonts w:ascii="Lucida Sans Unicode" w:hAnsi="Lucida Sans Unicode" w:eastAsia="Lucida Sans Unicode"/>
+                <w:rFonts w:ascii="Lucida Sans Unicode" w:eastAsia="Lucida Sans Unicode" w:hAnsi="Lucida Sans Unicode"/>
                 <w:w w:val="75"/>
                 <w:sz w:val="26"/>
               </w:rPr>
@@ -5533,11 +5552,11 @@
             </w:r>
             <w:r>
               <w:rPr>
-                <w:rFonts w:ascii="Lucida Sans Unicode" w:hAnsi="Lucida Sans Unicode" w:eastAsia="Lucida Sans Unicode"/>
+                <w:rFonts w:ascii="Lucida Sans Unicode" w:eastAsia="Lucida Sans Unicode" w:hAnsi="Lucida Sans Unicode"/>
                 <w:spacing w:val="71"/>
                 <w:sz w:val="26"/>
               </w:rPr>
-              <w:t> </w:t>
+              <w:t xml:space="preserve"> </w:t>
             </w:r>
             <w:r>
               <w:rPr>
@@ -5555,7 +5574,7 @@
                 <w:w w:val="75"/>
                 <w:sz w:val="26"/>
               </w:rPr>
-              <w:t> </w:t>
+              <w:t xml:space="preserve"> </w:t>
             </w:r>
             <w:r>
               <w:rPr>
@@ -5572,7 +5591,7 @@
                 <w:w w:val="75"/>
                 <w:sz w:val="26"/>
               </w:rPr>
-              <w:t> </w:t>
+              <w:t xml:space="preserve"> </w:t>
             </w:r>
             <w:r>
               <w:rPr>
@@ -5588,7 +5607,7 @@
                 <w:spacing w:val="48"/>
                 <w:sz w:val="26"/>
               </w:rPr>
-              <w:t> </w:t>
+              <w:t xml:space="preserve"> </w:t>
             </w:r>
             <w:r>
               <w:rPr>
@@ -5605,7 +5624,7 @@
                 <w:w w:val="75"/>
                 <w:sz w:val="26"/>
               </w:rPr>
-              <w:t> </w:t>
+              <w:t xml:space="preserve"> </w:t>
             </w:r>
             <w:r>
               <w:rPr>
@@ -5621,7 +5640,7 @@
                 <w:spacing w:val="29"/>
                 <w:sz w:val="26"/>
               </w:rPr>
-              <w:t> </w:t>
+              <w:t xml:space="preserve"> </w:t>
             </w:r>
             <w:r>
               <w:rPr>
@@ -5637,7 +5656,7 @@
                 <w:spacing w:val="54"/>
                 <w:sz w:val="26"/>
               </w:rPr>
-              <w:t> </w:t>
+              <w:t xml:space="preserve"> </w:t>
             </w:r>
             <w:r>
               <w:rPr>
@@ -5654,7 +5673,7 @@
                 <w:w w:val="75"/>
                 <w:sz w:val="26"/>
               </w:rPr>
-              <w:t> </w:t>
+              <w:t xml:space="preserve"> </w:t>
             </w:r>
             <w:r>
               <w:rPr>
@@ -5671,7 +5690,7 @@
                 <w:spacing w:val="38"/>
                 <w:sz w:val="26"/>
               </w:rPr>
-              <w:t> </w:t>
+              <w:t xml:space="preserve"> </w:t>
             </w:r>
             <w:r>
               <w:rPr>
@@ -5688,7 +5707,7 @@
                 <w:w w:val="75"/>
                 <w:sz w:val="26"/>
               </w:rPr>
-              <w:t> </w:t>
+              <w:t xml:space="preserve"> </w:t>
             </w:r>
             <w:r>
               <w:rPr>
@@ -5704,7 +5723,7 @@
                 <w:spacing w:val="46"/>
                 <w:sz w:val="26"/>
               </w:rPr>
-              <w:t> </w:t>
+              <w:t xml:space="preserve"> </w:t>
             </w:r>
             <w:r>
               <w:rPr>
@@ -5721,7 +5740,7 @@
                 <w:w w:val="75"/>
                 <w:sz w:val="26"/>
               </w:rPr>
-              <w:t> </w:t>
+              <w:t xml:space="preserve"> </w:t>
             </w:r>
             <w:r>
               <w:rPr>
@@ -5739,7 +5758,7 @@
                 <w:w w:val="75"/>
                 <w:sz w:val="26"/>
               </w:rPr>
-              <w:t> </w:t>
+              <w:t xml:space="preserve"> </w:t>
             </w:r>
             <w:r>
               <w:rPr>
@@ -5755,7 +5774,7 @@
                 <w:spacing w:val="33"/>
                 <w:sz w:val="26"/>
               </w:rPr>
-              <w:t> </w:t>
+              <w:t xml:space="preserve"> </w:t>
             </w:r>
             <w:r>
               <w:rPr>
@@ -5772,7 +5791,7 @@
                 <w:spacing w:val="45"/>
                 <w:sz w:val="26"/>
               </w:rPr>
-              <w:t> </w:t>
+              <w:t xml:space="preserve"> </w:t>
             </w:r>
             <w:r>
               <w:rPr>
@@ -5789,7 +5808,7 @@
                 <w:spacing w:val="42"/>
                 <w:sz w:val="26"/>
               </w:rPr>
-              <w:t> </w:t>
+              <w:t xml:space="preserve"> </w:t>
             </w:r>
             <w:r>
               <w:rPr>
@@ -5806,7 +5825,7 @@
                 <w:w w:val="75"/>
                 <w:sz w:val="26"/>
               </w:rPr>
-              <w:t> </w:t>
+              <w:t xml:space="preserve"> </w:t>
             </w:r>
             <w:r>
               <w:rPr>
@@ -5823,7 +5842,7 @@
                 <w:w w:val="75"/>
                 <w:sz w:val="26"/>
               </w:rPr>
-              <w:t> </w:t>
+              <w:t xml:space="preserve"> </w:t>
             </w:r>
             <w:r>
               <w:rPr>
@@ -5839,7 +5858,7 @@
                 <w:spacing w:val="59"/>
                 <w:sz w:val="26"/>
               </w:rPr>
-              <w:t> </w:t>
+              <w:t xml:space="preserve"> </w:t>
             </w:r>
             <w:r>
               <w:rPr>
@@ -5855,7 +5874,7 @@
                 <w:spacing w:val="42"/>
                 <w:sz w:val="26"/>
               </w:rPr>
-              <w:t> </w:t>
+              <w:t xml:space="preserve"> </w:t>
             </w:r>
             <w:r>
               <w:rPr>
@@ -5873,7 +5892,7 @@
                 <w:w w:val="75"/>
                 <w:sz w:val="26"/>
               </w:rPr>
-              <w:t> </w:t>
+              <w:t xml:space="preserve"> </w:t>
             </w:r>
             <w:r>
               <w:rPr>
@@ -5891,14 +5910,14 @@
               <w:spacing w:line="275" w:lineRule="exact"/>
               <w:ind w:left="547"/>
               <w:rPr>
-                <w:rFonts w:ascii="Malgun Gothic" w:eastAsia="Malgun Gothic"/>
+                <w:rFonts w:ascii="맑은 고딕" w:eastAsia="맑은 고딕"/>
                 <w:b/>
                 <w:sz w:val="20"/>
               </w:rPr>
             </w:pPr>
             <w:r>
               <w:rPr>
-                <w:rFonts w:ascii="Malgun Gothic" w:eastAsia="Malgun Gothic"/>
+                <w:rFonts w:ascii="맑은 고딕" w:eastAsia="맑은 고딕"/>
                 <w:b/>
                 <w:color w:val="0000FF"/>
                 <w:spacing w:val="-10"/>
@@ -5908,17 +5927,17 @@
             </w:r>
             <w:r>
               <w:rPr>
-                <w:rFonts w:ascii="Malgun Gothic" w:eastAsia="Malgun Gothic"/>
+                <w:rFonts w:ascii="맑은 고딕" w:eastAsia="맑은 고딕"/>
                 <w:b/>
                 <w:color w:val="0000FF"/>
                 <w:spacing w:val="-6"/>
                 <w:sz w:val="20"/>
               </w:rPr>
-              <w:t> </w:t>
-            </w:r>
-            <w:r>
-              <w:rPr>
-                <w:rFonts w:ascii="Malgun Gothic" w:eastAsia="Malgun Gothic"/>
+              <w:t xml:space="preserve"> </w:t>
+            </w:r>
+            <w:r>
+              <w:rPr>
+                <w:rFonts w:ascii="맑은 고딕" w:eastAsia="맑은 고딕"/>
                 <w:b/>
                 <w:color w:val="0000FF"/>
                 <w:spacing w:val="-10"/>
@@ -5928,17 +5947,17 @@
             </w:r>
             <w:r>
               <w:rPr>
-                <w:rFonts w:ascii="Malgun Gothic" w:eastAsia="Malgun Gothic"/>
+                <w:rFonts w:ascii="맑은 고딕" w:eastAsia="맑은 고딕"/>
                 <w:b/>
                 <w:color w:val="0000FF"/>
                 <w:spacing w:val="-5"/>
                 <w:sz w:val="20"/>
               </w:rPr>
-              <w:t> </w:t>
-            </w:r>
-            <w:r>
-              <w:rPr>
-                <w:rFonts w:ascii="Malgun Gothic" w:eastAsia="Malgun Gothic"/>
+              <w:t xml:space="preserve"> </w:t>
+            </w:r>
+            <w:r>
+              <w:rPr>
+                <w:rFonts w:ascii="맑은 고딕" w:eastAsia="맑은 고딕"/>
                 <w:b/>
                 <w:color w:val="0000FF"/>
                 <w:spacing w:val="-10"/>
@@ -5948,17 +5967,17 @@
             </w:r>
             <w:r>
               <w:rPr>
-                <w:rFonts w:ascii="Malgun Gothic" w:eastAsia="Malgun Gothic"/>
+                <w:rFonts w:ascii="맑은 고딕" w:eastAsia="맑은 고딕"/>
                 <w:b/>
                 <w:color w:val="0000FF"/>
                 <w:spacing w:val="-5"/>
                 <w:sz w:val="20"/>
               </w:rPr>
-              <w:t> </w:t>
-            </w:r>
-            <w:r>
-              <w:rPr>
-                <w:rFonts w:ascii="Malgun Gothic" w:eastAsia="Malgun Gothic"/>
+              <w:t xml:space="preserve"> </w:t>
+            </w:r>
+            <w:r>
+              <w:rPr>
+                <w:rFonts w:ascii="맑은 고딕" w:eastAsia="맑은 고딕"/>
                 <w:b/>
                 <w:color w:val="0000FF"/>
                 <w:spacing w:val="-10"/>
@@ -5968,17 +5987,17 @@
             </w:r>
             <w:r>
               <w:rPr>
-                <w:rFonts w:ascii="Malgun Gothic" w:eastAsia="Malgun Gothic"/>
+                <w:rFonts w:ascii="맑은 고딕" w:eastAsia="맑은 고딕"/>
                 <w:b/>
                 <w:color w:val="0000FF"/>
                 <w:spacing w:val="-5"/>
                 <w:sz w:val="20"/>
               </w:rPr>
-              <w:t> </w:t>
-            </w:r>
-            <w:r>
-              <w:rPr>
-                <w:rFonts w:ascii="Malgun Gothic" w:eastAsia="Malgun Gothic"/>
+              <w:t xml:space="preserve"> </w:t>
+            </w:r>
+            <w:r>
+              <w:rPr>
+                <w:rFonts w:ascii="맑은 고딕" w:eastAsia="맑은 고딕"/>
                 <w:b/>
                 <w:color w:val="0000FF"/>
                 <w:spacing w:val="-10"/>
@@ -5991,7 +6010,7 @@
       </w:tr>
       <w:tr>
         <w:trPr>
-          <w:trHeight w:val="1036" w:hRule="atLeast"/>
+          <w:trHeight w:val="1036"/>
         </w:trPr>
         <w:tc>
           <w:tcPr>
@@ -6013,7 +6032,7 @@
             </w:pPr>
             <w:r>
               <w:rPr>
-                <w:rFonts w:ascii="Microsoft Sans Serif" w:hAnsi="Microsoft Sans Serif" w:eastAsia="Microsoft Sans Serif"/>
+                <w:rFonts w:ascii="Microsoft Sans Serif" w:eastAsia="Microsoft Sans Serif" w:hAnsi="Microsoft Sans Serif"/>
                 <w:w w:val="80"/>
                 <w:sz w:val="34"/>
               </w:rPr>
@@ -6021,15 +6040,15 @@
             </w:r>
             <w:r>
               <w:rPr>
-                <w:rFonts w:ascii="Microsoft Sans Serif" w:hAnsi="Microsoft Sans Serif" w:eastAsia="Microsoft Sans Serif"/>
+                <w:rFonts w:ascii="Microsoft Sans Serif" w:eastAsia="Microsoft Sans Serif" w:hAnsi="Microsoft Sans Serif"/>
                 <w:spacing w:val="51"/>
                 <w:sz w:val="34"/>
               </w:rPr>
-              <w:t> </w:t>
-            </w:r>
-            <w:r>
-              <w:rPr>
-                <w:rFonts w:ascii="Microsoft Sans Serif" w:hAnsi="Microsoft Sans Serif" w:eastAsia="Microsoft Sans Serif"/>
+              <w:t xml:space="preserve"> </w:t>
+            </w:r>
+            <w:r>
+              <w:rPr>
+                <w:rFonts w:ascii="Microsoft Sans Serif" w:eastAsia="Microsoft Sans Serif" w:hAnsi="Microsoft Sans Serif"/>
                 <w:w w:val="80"/>
                 <w:sz w:val="34"/>
               </w:rPr>
@@ -6037,11 +6056,11 @@
             </w:r>
             <w:r>
               <w:rPr>
-                <w:rFonts w:ascii="Microsoft Sans Serif" w:hAnsi="Microsoft Sans Serif" w:eastAsia="Microsoft Sans Serif"/>
+                <w:rFonts w:ascii="Microsoft Sans Serif" w:eastAsia="Microsoft Sans Serif" w:hAnsi="Microsoft Sans Serif"/>
                 <w:spacing w:val="71"/>
                 <w:sz w:val="34"/>
               </w:rPr>
-              <w:t> </w:t>
+              <w:t xml:space="preserve"> </w:t>
             </w:r>
             <w:r>
               <w:rPr>
@@ -6056,7 +6075,7 @@
                 <w:w w:val="80"/>
                 <w:sz w:val="37"/>
               </w:rPr>
-              <w:t> </w:t>
+              <w:t xml:space="preserve"> </w:t>
             </w:r>
             <w:r>
               <w:rPr>
@@ -6071,7 +6090,7 @@
                 <w:w w:val="80"/>
                 <w:sz w:val="37"/>
               </w:rPr>
-              <w:t> </w:t>
+              <w:t xml:space="preserve"> </w:t>
             </w:r>
             <w:r>
               <w:rPr>
@@ -6086,7 +6105,7 @@
                 <w:w w:val="80"/>
                 <w:sz w:val="37"/>
               </w:rPr>
-              <w:t> </w:t>
+              <w:t xml:space="preserve"> </w:t>
             </w:r>
             <w:r>
               <w:rPr>
@@ -6100,7 +6119,7 @@
                 <w:spacing w:val="-7"/>
                 <w:sz w:val="37"/>
               </w:rPr>
-              <w:t> </w:t>
+              <w:t xml:space="preserve"> </w:t>
             </w:r>
             <w:r>
               <w:rPr>
@@ -6115,7 +6134,7 @@
                 <w:w w:val="80"/>
                 <w:sz w:val="37"/>
               </w:rPr>
-              <w:t> </w:t>
+              <w:t xml:space="preserve"> </w:t>
             </w:r>
             <w:r>
               <w:rPr>
@@ -6130,7 +6149,7 @@
                 <w:w w:val="80"/>
                 <w:sz w:val="37"/>
               </w:rPr>
-              <w:t> </w:t>
+              <w:t xml:space="preserve"> </w:t>
             </w:r>
             <w:r>
               <w:rPr>
@@ -6145,7 +6164,7 @@
                 <w:w w:val="80"/>
                 <w:sz w:val="37"/>
               </w:rPr>
-              <w:t> </w:t>
+              <w:t xml:space="preserve"> </w:t>
             </w:r>
             <w:r>
               <w:rPr>
@@ -6160,7 +6179,7 @@
                 <w:w w:val="80"/>
                 <w:sz w:val="37"/>
               </w:rPr>
-              <w:t> </w:t>
+              <w:t xml:space="preserve"> </w:t>
             </w:r>
             <w:r>
               <w:rPr>
@@ -6175,7 +6194,7 @@
                 <w:w w:val="80"/>
                 <w:sz w:val="37"/>
               </w:rPr>
-              <w:t> </w:t>
+              <w:t xml:space="preserve"> </w:t>
             </w:r>
             <w:r>
               <w:rPr>
@@ -6191,7 +6210,7 @@
                 <w:w w:val="80"/>
                 <w:sz w:val="37"/>
               </w:rPr>
-              <w:t> </w:t>
+              <w:t xml:space="preserve"> </w:t>
             </w:r>
             <w:r>
               <w:rPr>
@@ -6205,7 +6224,7 @@
                 <w:spacing w:val="-7"/>
                 <w:sz w:val="37"/>
               </w:rPr>
-              <w:t> </w:t>
+              <w:t xml:space="preserve"> </w:t>
             </w:r>
             <w:r>
               <w:rPr>
@@ -6220,7 +6239,7 @@
                 <w:w w:val="80"/>
                 <w:sz w:val="37"/>
               </w:rPr>
-              <w:t> </w:t>
+              <w:t xml:space="preserve"> </w:t>
             </w:r>
             <w:r>
               <w:rPr>
@@ -6236,7 +6255,7 @@
                 <w:w w:val="80"/>
                 <w:sz w:val="37"/>
               </w:rPr>
-              <w:t> </w:t>
+              <w:t xml:space="preserve"> </w:t>
             </w:r>
             <w:r>
               <w:rPr>
@@ -6251,7 +6270,7 @@
                 <w:w w:val="80"/>
                 <w:sz w:val="37"/>
               </w:rPr>
-              <w:t> </w:t>
+              <w:t xml:space="preserve"> </w:t>
             </w:r>
             <w:r>
               <w:rPr>
@@ -6266,7 +6285,7 @@
                 <w:w w:val="150"/>
                 <w:sz w:val="37"/>
               </w:rPr>
-              <w:t> </w:t>
+              <w:t xml:space="preserve"> </w:t>
             </w:r>
             <w:r>
               <w:rPr>
@@ -6281,7 +6300,7 @@
                 <w:w w:val="80"/>
                 <w:sz w:val="37"/>
               </w:rPr>
-              <w:t> </w:t>
+              <w:t xml:space="preserve"> </w:t>
             </w:r>
             <w:r>
               <w:rPr>
@@ -6296,7 +6315,7 @@
       </w:tr>
       <w:tr>
         <w:trPr>
-          <w:trHeight w:val="322" w:hRule="atLeast"/>
+          <w:trHeight w:val="322"/>
         </w:trPr>
         <w:tc>
           <w:tcPr>
@@ -6339,7 +6358,7 @@
                 <w:w w:val="75"/>
                 <w:sz w:val="26"/>
               </w:rPr>
-              <w:t> </w:t>
+              <w:t xml:space="preserve"> </w:t>
             </w:r>
             <w:r>
               <w:rPr>
@@ -6354,7 +6373,7 @@
                 <w:w w:val="75"/>
                 <w:sz w:val="26"/>
               </w:rPr>
-              <w:t> </w:t>
+              <w:t xml:space="preserve"> </w:t>
             </w:r>
             <w:r>
               <w:rPr>
@@ -6368,7 +6387,7 @@
                 <w:spacing w:val="-18"/>
                 <w:sz w:val="26"/>
               </w:rPr>
-              <w:t> </w:t>
+              <w:t xml:space="preserve"> </w:t>
             </w:r>
             <w:r>
               <w:rPr>
@@ -6383,7 +6402,7 @@
                 <w:w w:val="75"/>
                 <w:sz w:val="26"/>
               </w:rPr>
-              <w:t> </w:t>
+              <w:t xml:space="preserve"> </w:t>
             </w:r>
             <w:r>
               <w:rPr>
@@ -6398,14 +6417,14 @@
                 <w:w w:val="75"/>
                 <w:sz w:val="26"/>
               </w:rPr>
-              <w:t> </w:t>
-            </w:r>
-            <w:r>
-              <w:rPr>
-                <w:w w:val="75"/>
-                <w:sz w:val="26"/>
-              </w:rPr>
-              <w:t>자 </w:t>
+              <w:t xml:space="preserve"> </w:t>
+            </w:r>
+            <w:r>
+              <w:rPr>
+                <w:w w:val="75"/>
+                <w:sz w:val="26"/>
+              </w:rPr>
+              <w:t xml:space="preserve">자 </w:t>
             </w:r>
             <w:r>
               <w:rPr>
@@ -6420,7 +6439,7 @@
                 <w:w w:val="85"/>
                 <w:sz w:val="26"/>
               </w:rPr>
-              <w:t> </w:t>
+              <w:t xml:space="preserve"> </w:t>
             </w:r>
             <w:r>
               <w:rPr>
@@ -6491,7 +6510,7 @@
                 <w:spacing w:val="34"/>
                 <w:sz w:val="26"/>
               </w:rPr>
-              <w:t> </w:t>
+              <w:t xml:space="preserve"> </w:t>
             </w:r>
             <w:r>
               <w:rPr>
@@ -6506,7 +6525,7 @@
                 <w:w w:val="80"/>
                 <w:sz w:val="26"/>
               </w:rPr>
-              <w:t> </w:t>
+              <w:t xml:space="preserve"> </w:t>
             </w:r>
             <w:r>
               <w:rPr>
@@ -6559,7 +6578,7 @@
                 <w:w w:val="80"/>
                 <w:sz w:val="26"/>
               </w:rPr>
-              <w:t> </w:t>
+              <w:t xml:space="preserve"> </w:t>
             </w:r>
             <w:r>
               <w:rPr>
@@ -6620,7 +6639,7 @@
                 <w:w w:val="80"/>
                 <w:sz w:val="21"/>
               </w:rPr>
-              <w:t> </w:t>
+              <w:t xml:space="preserve"> </w:t>
             </w:r>
             <w:r>
               <w:rPr>
@@ -6634,7 +6653,7 @@
                 <w:spacing w:val="50"/>
                 <w:sz w:val="21"/>
               </w:rPr>
-              <w:t> </w:t>
+              <w:t xml:space="preserve"> </w:t>
             </w:r>
             <w:r>
               <w:rPr>
@@ -6649,7 +6668,7 @@
                 <w:spacing w:val="52"/>
                 <w:sz w:val="21"/>
               </w:rPr>
-              <w:t> </w:t>
+              <w:t xml:space="preserve"> </w:t>
             </w:r>
             <w:r>
               <w:rPr>
@@ -6664,7 +6683,7 @@
                 <w:w w:val="80"/>
                 <w:sz w:val="21"/>
               </w:rPr>
-              <w:t> </w:t>
+              <w:t xml:space="preserve"> </w:t>
             </w:r>
             <w:r>
               <w:rPr>
@@ -6678,7 +6697,7 @@
                 <w:spacing w:val="-11"/>
                 <w:sz w:val="21"/>
               </w:rPr>
-              <w:t> </w:t>
+              <w:t xml:space="preserve"> </w:t>
             </w:r>
             <w:r>
               <w:rPr>
@@ -6693,7 +6712,7 @@
       </w:tr>
       <w:tr>
         <w:trPr>
-          <w:trHeight w:val="610" w:hRule="atLeast"/>
+          <w:trHeight w:val="610"/>
         </w:trPr>
         <w:tc>
           <w:tcPr>
@@ -6747,7 +6766,7 @@
                 <w:spacing w:val="3"/>
                 <w:sz w:val="26"/>
               </w:rPr>
-              <w:t> </w:t>
+              <w:t xml:space="preserve"> </w:t>
             </w:r>
             <w:r>
               <w:rPr>
@@ -6795,7 +6814,7 @@
               <w:spacing w:before="40"/>
               <w:ind w:left="432"/>
               <w:rPr>
-                <w:rFonts w:ascii="Lucida Sans Unicode" w:hAnsi="Lucida Sans Unicode" w:eastAsia="Lucida Sans Unicode"/>
+                <w:rFonts w:ascii="Lucida Sans Unicode" w:eastAsia="Lucida Sans Unicode" w:hAnsi="Lucida Sans Unicode"/>
                 <w:sz w:val="26"/>
               </w:rPr>
             </w:pPr>
@@ -6812,11 +6831,11 @@
                 <w:w w:val="75"/>
                 <w:sz w:val="26"/>
               </w:rPr>
-              <w:t> </w:t>
-            </w:r>
-            <w:r>
-              <w:rPr>
-                <w:rFonts w:ascii="Lucida Sans Unicode" w:hAnsi="Lucida Sans Unicode" w:eastAsia="Lucida Sans Unicode"/>
+              <w:t xml:space="preserve"> </w:t>
+            </w:r>
+            <w:r>
+              <w:rPr>
+                <w:rFonts w:ascii="Lucida Sans Unicode" w:eastAsia="Lucida Sans Unicode" w:hAnsi="Lucida Sans Unicode"/>
                 <w:w w:val="75"/>
                 <w:sz w:val="26"/>
               </w:rPr>
@@ -6824,11 +6843,11 @@
             </w:r>
             <w:r>
               <w:rPr>
-                <w:rFonts w:ascii="Lucida Sans Unicode" w:hAnsi="Lucida Sans Unicode" w:eastAsia="Lucida Sans Unicode"/>
+                <w:rFonts w:ascii="Lucida Sans Unicode" w:eastAsia="Lucida Sans Unicode" w:hAnsi="Lucida Sans Unicode"/>
                 <w:spacing w:val="64"/>
                 <w:sz w:val="26"/>
               </w:rPr>
-              <w:t> </w:t>
+              <w:t xml:space="preserve"> </w:t>
             </w:r>
             <w:r>
               <w:rPr>
@@ -6842,7 +6861,7 @@
                 <w:spacing w:val="-9"/>
                 <w:sz w:val="26"/>
               </w:rPr>
-              <w:t> </w:t>
+              <w:t xml:space="preserve"> </w:t>
             </w:r>
             <w:r>
               <w:rPr>
@@ -6856,7 +6875,7 @@
                 <w:spacing w:val="-18"/>
                 <w:sz w:val="26"/>
               </w:rPr>
-              <w:t> </w:t>
+              <w:t xml:space="preserve"> </w:t>
             </w:r>
             <w:r>
               <w:rPr>
@@ -6871,11 +6890,11 @@
                 <w:w w:val="75"/>
                 <w:sz w:val="26"/>
               </w:rPr>
-              <w:t> </w:t>
-            </w:r>
-            <w:r>
-              <w:rPr>
-                <w:rFonts w:ascii="Lucida Sans Unicode" w:hAnsi="Lucida Sans Unicode" w:eastAsia="Lucida Sans Unicode"/>
+              <w:t xml:space="preserve"> </w:t>
+            </w:r>
+            <w:r>
+              <w:rPr>
+                <w:rFonts w:ascii="Lucida Sans Unicode" w:eastAsia="Lucida Sans Unicode" w:hAnsi="Lucida Sans Unicode"/>
                 <w:spacing w:val="-10"/>
                 <w:w w:val="75"/>
                 <w:sz w:val="26"/>
@@ -6926,7 +6945,7 @@
       </w:tr>
       <w:tr>
         <w:trPr>
-          <w:trHeight w:val="610" w:hRule="atLeast"/>
+          <w:trHeight w:val="610"/>
         </w:trPr>
         <w:tc>
           <w:tcPr>
@@ -7011,7 +7030,6 @@
               <w:pStyle w:val="TableParagraph"/>
               <w:rPr>
                 <w:rFonts w:ascii="Times New Roman"/>
-                <w:sz w:val="22"/>
               </w:rPr>
             </w:pPr>
           </w:p>
@@ -7059,7 +7077,6 @@
     </w:tbl>
     <w:p>
       <w:pPr>
-        <w:spacing w:after="0"/>
         <w:rPr>
           <w:sz w:val="2"/>
           <w:szCs w:val="2"/>
@@ -7067,15 +7084,14 @@
         <w:sectPr>
           <w:type w:val="continuous"/>
           <w:pgSz w:w="11900" w:h="16840"/>
-          <w:pgMar w:top="1160" w:bottom="280" w:left="850" w:right="1417"/>
+          <w:pgMar w:top="1160" w:right="1417" w:bottom="280" w:left="850" w:header="720" w:footer="720" w:gutter="0"/>
+          <w:cols w:space="720"/>
         </w:sectPr>
       </w:pPr>
     </w:p>
     <w:p>
       <w:pPr>
-        <w:spacing w:line="240" w:lineRule="auto"/>
-        <w:ind w:left="4" w:right="-29" w:firstLine="0"/>
-        <w:jc w:val="left"/>
+        <w:ind w:left="4" w:right="-29"/>
         <w:rPr>
           <w:rFonts w:ascii="Times New Roman"/>
           <w:sz w:val="20"/>
@@ -7084,23 +7100,26 @@
       <w:r>
         <w:rPr>
           <w:rFonts w:ascii="Times New Roman"/>
+          <w:noProof/>
           <w:sz w:val="20"/>
         </w:rPr>
+        <w:lastRenderedPageBreak/>
         <mc:AlternateContent>
           <mc:Choice Requires="wps">
             <w:drawing>
-              <wp:inline distT="0" distB="0" distL="0" distR="0">
+              <wp:inline distT="0" distB="0" distL="0" distR="0" wp14:anchorId="3F6F1D5E" wp14:editId="24C67744">
                 <wp:extent cx="1278255" cy="334010"/>
                 <wp:effectExtent l="9525" t="0" r="0" b="8889"/>
                 <wp:docPr id="3" name="Textbox 3"/>
                 <wp:cNvGraphicFramePr>
-                  <a:graphicFrameLocks/>
+                  <a:graphicFrameLocks xmlns:a="http://schemas.openxmlformats.org/drawingml/2006/main"/>
                 </wp:cNvGraphicFramePr>
-                <a:graphic>
+                <a:graphic xmlns:a="http://schemas.openxmlformats.org/drawingml/2006/main">
                   <a:graphicData uri="http://schemas.microsoft.com/office/word/2010/wordprocessingShape">
                     <wps:wsp>
-                      <wps:cNvPr id="3" name="Textbox 3"/>
-                      <wps:cNvSpPr txBox="1"/>
+                      <wps:cNvSpPr txBox="1">
+                        <a:spLocks/>
+                      </wps:cNvSpPr>
                       <wps:spPr>
                         <a:xfrm>
                           <a:off x="0" y="0"/>
@@ -7123,11 +7142,10 @@
                         <w:txbxContent>
                           <w:p>
                             <w:pPr>
-                              <w:spacing w:line="501" w:lineRule="exact" w:before="0"/>
-                              <w:ind w:left="52" w:right="0" w:firstLine="0"/>
-                              <w:jc w:val="left"/>
+                              <w:spacing w:line="501" w:lineRule="exact"/>
+                              <w:ind w:left="52"/>
                               <w:rPr>
-                                <w:rFonts w:ascii="Malgun Gothic"/>
+                                <w:rFonts w:ascii="맑은 고딕"/>
                                 <w:b/>
                                 <w:color w:val="000000"/>
                                 <w:sz w:val="30"/>
@@ -7135,7 +7153,7 @@
                             </w:pPr>
                             <w:r>
                               <w:rPr>
-                                <w:rFonts w:ascii="Malgun Gothic"/>
+                                <w:rFonts w:ascii="맑은 고딕"/>
                                 <w:b/>
                                 <w:color w:val="000000"/>
                                 <w:spacing w:val="-4"/>
@@ -7145,17 +7163,17 @@
                             </w:r>
                             <w:r>
                               <w:rPr>
-                                <w:rFonts w:ascii="Malgun Gothic"/>
+                                <w:rFonts w:ascii="맑은 고딕"/>
                                 <w:b/>
                                 <w:color w:val="000000"/>
                                 <w:spacing w:val="-15"/>
                                 <w:sz w:val="30"/>
                               </w:rPr>
-                              <w:t> </w:t>
+                              <w:t xml:space="preserve"> </w:t>
                             </w:r>
                             <w:r>
                               <w:rPr>
-                                <w:rFonts w:ascii="Malgun Gothic"/>
+                                <w:rFonts w:ascii="맑은 고딕"/>
                                 <w:b/>
                                 <w:color w:val="000000"/>
                                 <w:spacing w:val="-4"/>
@@ -7165,7 +7183,7 @@
                             </w:r>
                             <w:r>
                               <w:rPr>
-                                <w:rFonts w:ascii="Malgun Gothic"/>
+                                <w:rFonts w:ascii="맑은 고딕"/>
                                 <w:b/>
                                 <w:color w:val="000000"/>
                                 <w:spacing w:val="-10"/>
@@ -7187,17 +7205,16 @@
           </mc:Choice>
           <mc:Fallback>
             <w:pict>
-              <v:shape style="width:100.65pt;height:26.3pt;mso-position-horizontal-relative:char;mso-position-vertical-relative:line" type="#_x0000_t202" id="docshape3" filled="true" fillcolor="#dfe4fa" stroked="true" strokeweight="1.079pt" strokecolor="#000000">
-                <w10:anchorlock/>
+              <v:shape w14:anchorId="3F6F1D5E" id="Textbox 3" o:spid="_x0000_s1028" type="#_x0000_t202" style="width:100.65pt;height:26.3pt;visibility:visible;mso-wrap-style:square;mso-left-percent:-10001;mso-top-percent:-10001;mso-position-horizontal:absolute;mso-position-horizontal-relative:char;mso-position-vertical:absolute;mso-position-vertical-relative:line;mso-left-percent:-10001;mso-top-percent:-10001;v-text-anchor:top" o:gfxdata="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" fillcolor="#dfe4fa" strokeweight=".38064mm">
+                <v:path arrowok="t"/>
                 <v:textbox inset="0,0,0,0">
                   <w:txbxContent>
                     <w:p>
                       <w:pPr>
-                        <w:spacing w:line="501" w:lineRule="exact" w:before="0"/>
-                        <w:ind w:left="52" w:right="0" w:firstLine="0"/>
-                        <w:jc w:val="left"/>
+                        <w:spacing w:line="501" w:lineRule="exact"/>
+                        <w:ind w:left="52"/>
                         <w:rPr>
-                          <w:rFonts w:ascii="Malgun Gothic"/>
+                          <w:rFonts w:ascii="맑은 고딕"/>
                           <w:b/>
                           <w:color w:val="000000"/>
                           <w:sz w:val="30"/>
@@ -7205,7 +7222,7 @@
                       </w:pPr>
                       <w:r>
                         <w:rPr>
-                          <w:rFonts w:ascii="Malgun Gothic"/>
+                          <w:rFonts w:ascii="맑은 고딕"/>
                           <w:b/>
                           <w:color w:val="000000"/>
                           <w:spacing w:val="-4"/>
@@ -7215,17 +7232,17 @@
                       </w:r>
                       <w:r>
                         <w:rPr>
-                          <w:rFonts w:ascii="Malgun Gothic"/>
+                          <w:rFonts w:ascii="맑은 고딕"/>
                           <w:b/>
                           <w:color w:val="000000"/>
                           <w:spacing w:val="-15"/>
                           <w:sz w:val="30"/>
                         </w:rPr>
-                        <w:t> </w:t>
+                        <w:t xml:space="preserve"> </w:t>
                       </w:r>
                       <w:r>
                         <w:rPr>
-                          <w:rFonts w:ascii="Malgun Gothic"/>
+                          <w:rFonts w:ascii="맑은 고딕"/>
                           <w:b/>
                           <w:color w:val="000000"/>
                           <w:spacing w:val="-4"/>
@@ -7235,7 +7252,7 @@
                       </w:r>
                       <w:r>
                         <w:rPr>
-                          <w:rFonts w:ascii="Malgun Gothic"/>
+                          <w:rFonts w:ascii="맑은 고딕"/>
                           <w:b/>
                           <w:color w:val="000000"/>
                           <w:spacing w:val="-10"/>
@@ -7246,8 +7263,7 @@
                     </w:p>
                   </w:txbxContent>
                 </v:textbox>
-                <v:fill type="solid"/>
-                <v:stroke dashstyle="solid"/>
+                <w10:anchorlock/>
               </v:shape>
             </w:pict>
           </mc:Fallback>
@@ -7256,38 +7272,34 @@
       <w:r>
         <w:rPr>
           <w:rFonts w:ascii="Times New Roman"/>
+          <w:spacing w:val="36"/>
           <w:sz w:val="20"/>
         </w:rPr>
+        <w:t xml:space="preserve"> </w:t>
       </w:r>
       <w:r>
         <w:rPr>
           <w:rFonts w:ascii="Times New Roman"/>
-          <w:spacing w:val="36"/>
-          <w:sz w:val="20"/>
-        </w:rPr>
-        <w:t> </w:t>
-      </w:r>
-      <w:r>
-        <w:rPr>
-          <w:rFonts w:ascii="Times New Roman"/>
+          <w:noProof/>
           <w:spacing w:val="36"/>
           <w:sz w:val="20"/>
         </w:rPr>
         <mc:AlternateContent>
           <mc:Choice Requires="wps">
             <w:drawing>
-              <wp:inline distT="0" distB="0" distL="0" distR="0">
+              <wp:inline distT="0" distB="0" distL="0" distR="0" wp14:anchorId="6CDA368E" wp14:editId="0A6BD109">
                 <wp:extent cx="4737735" cy="334010"/>
                 <wp:effectExtent l="9525" t="0" r="5714" b="8889"/>
                 <wp:docPr id="4" name="Textbox 4"/>
                 <wp:cNvGraphicFramePr>
-                  <a:graphicFrameLocks/>
+                  <a:graphicFrameLocks xmlns:a="http://schemas.openxmlformats.org/drawingml/2006/main"/>
                 </wp:cNvGraphicFramePr>
-                <a:graphic>
+                <a:graphic xmlns:a="http://schemas.openxmlformats.org/drawingml/2006/main">
                   <a:graphicData uri="http://schemas.microsoft.com/office/word/2010/wordprocessingShape">
                     <wps:wsp>
-                      <wps:cNvPr id="4" name="Textbox 4"/>
-                      <wps:cNvSpPr txBox="1"/>
+                      <wps:cNvSpPr txBox="1">
+                        <a:spLocks/>
+                      </wps:cNvSpPr>
                       <wps:spPr>
                         <a:xfrm>
                           <a:off x="0" y="0"/>
@@ -7310,7 +7322,7 @@
                         <w:txbxContent>
                           <w:p>
                             <w:pPr>
-                              <w:pStyle w:val="BodyText"/>
+                              <w:pStyle w:val="a3"/>
                               <w:ind w:left="180"/>
                               <w:rPr>
                                 <w:color w:val="000000"/>
@@ -7328,7 +7340,7 @@
                                 <w:color w:val="000000"/>
                                 <w:spacing w:val="-12"/>
                               </w:rPr>
-                              <w:t> </w:t>
+                              <w:t xml:space="preserve"> </w:t>
                             </w:r>
                             <w:r>
                               <w:rPr>
@@ -7342,7 +7354,7 @@
                                 <w:color w:val="000000"/>
                                 <w:spacing w:val="-14"/>
                               </w:rPr>
-                              <w:t> </w:t>
+                              <w:t xml:space="preserve"> </w:t>
                             </w:r>
                             <w:r>
                               <w:rPr>
@@ -7356,7 +7368,7 @@
                                 <w:color w:val="000000"/>
                                 <w:spacing w:val="-8"/>
                               </w:rPr>
-                              <w:t> </w:t>
+                              <w:t xml:space="preserve"> </w:t>
                             </w:r>
                             <w:r>
                               <w:rPr>
@@ -7370,7 +7382,7 @@
                                 <w:color w:val="000000"/>
                                 <w:spacing w:val="-11"/>
                               </w:rPr>
-                              <w:t> </w:t>
+                              <w:t xml:space="preserve"> </w:t>
                             </w:r>
                             <w:r>
                               <w:rPr>
@@ -7384,7 +7396,7 @@
                                 <w:color w:val="000000"/>
                                 <w:spacing w:val="-14"/>
                               </w:rPr>
-                              <w:t> </w:t>
+                              <w:t xml:space="preserve"> </w:t>
                             </w:r>
                             <w:r>
                               <w:rPr>
@@ -7398,7 +7410,7 @@
                                 <w:color w:val="000000"/>
                                 <w:spacing w:val="-10"/>
                               </w:rPr>
-                              <w:t> </w:t>
+                              <w:t xml:space="preserve"> </w:t>
                             </w:r>
                             <w:r>
                               <w:rPr>
@@ -7421,13 +7433,13 @@
           </mc:Choice>
           <mc:Fallback>
             <w:pict>
-              <v:shape style="width:373.05pt;height:26.3pt;mso-position-horizontal-relative:char;mso-position-vertical-relative:line" type="#_x0000_t202" id="docshape4" filled="true" fillcolor="#dfe4fa" stroked="true" strokeweight="1.079pt" strokecolor="#000000">
-                <w10:anchorlock/>
+              <v:shape w14:anchorId="6CDA368E" id="Textbox 4" o:spid="_x0000_s1029" type="#_x0000_t202" style="width:373.05pt;height:26.3pt;visibility:visible;mso-wrap-style:square;mso-left-percent:-10001;mso-top-percent:-10001;mso-position-horizontal:absolute;mso-position-horizontal-relative:char;mso-position-vertical:absolute;mso-position-vertical-relative:line;mso-left-percent:-10001;mso-top-percent:-10001;v-text-anchor:top" o:gfxdata="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" fillcolor="#dfe4fa" strokeweight=".38064mm">
+                <v:path arrowok="t"/>
                 <v:textbox inset="0,0,0,0">
                   <w:txbxContent>
                     <w:p>
                       <w:pPr>
-                        <w:pStyle w:val="BodyText"/>
+                        <w:pStyle w:val="a3"/>
                         <w:ind w:left="180"/>
                         <w:rPr>
                           <w:color w:val="000000"/>
@@ -7445,7 +7457,7 @@
                           <w:color w:val="000000"/>
                           <w:spacing w:val="-12"/>
                         </w:rPr>
-                        <w:t> </w:t>
+                        <w:t xml:space="preserve"> </w:t>
                       </w:r>
                       <w:r>
                         <w:rPr>
@@ -7459,7 +7471,7 @@
                           <w:color w:val="000000"/>
                           <w:spacing w:val="-14"/>
                         </w:rPr>
-                        <w:t> </w:t>
+                        <w:t xml:space="preserve"> </w:t>
                       </w:r>
                       <w:r>
                         <w:rPr>
@@ -7473,7 +7485,7 @@
                           <w:color w:val="000000"/>
                           <w:spacing w:val="-8"/>
                         </w:rPr>
-                        <w:t> </w:t>
+                        <w:t xml:space="preserve"> </w:t>
                       </w:r>
                       <w:r>
                         <w:rPr>
@@ -7487,7 +7499,7 @@
                           <w:color w:val="000000"/>
                           <w:spacing w:val="-11"/>
                         </w:rPr>
-                        <w:t> </w:t>
+                        <w:t xml:space="preserve"> </w:t>
                       </w:r>
                       <w:r>
                         <w:rPr>
@@ -7501,7 +7513,7 @@
                           <w:color w:val="000000"/>
                           <w:spacing w:val="-14"/>
                         </w:rPr>
-                        <w:t> </w:t>
+                        <w:t xml:space="preserve"> </w:t>
                       </w:r>
                       <w:r>
                         <w:rPr>
@@ -7515,7 +7527,7 @@
                           <w:color w:val="000000"/>
                           <w:spacing w:val="-10"/>
                         </w:rPr>
-                        <w:t> </w:t>
+                        <w:t xml:space="preserve"> </w:t>
                       </w:r>
                       <w:r>
                         <w:rPr>
@@ -7527,24 +7539,16 @@
                     </w:p>
                   </w:txbxContent>
                 </v:textbox>
-                <v:fill type="solid"/>
-                <v:stroke dashstyle="solid"/>
+                <w10:anchorlock/>
               </v:shape>
             </w:pict>
           </mc:Fallback>
         </mc:AlternateContent>
       </w:r>
-      <w:r>
-        <w:rPr>
-          <w:rFonts w:ascii="Times New Roman"/>
-          <w:spacing w:val="36"/>
-          <w:sz w:val="20"/>
-        </w:rPr>
-      </w:r>
     </w:p>
     <w:p>
       <w:pPr>
-        <w:pStyle w:val="BodyText"/>
+        <w:pStyle w:val="a3"/>
         <w:spacing w:before="6"/>
         <w:rPr>
           <w:rFonts w:ascii="Times New Roman"/>
@@ -7555,8 +7559,8 @@
     </w:p>
     <w:tbl>
       <w:tblPr>
+        <w:tblStyle w:val="TableNormal"/>
         <w:tblW w:w="0" w:type="auto"/>
-        <w:jc w:val="left"/>
         <w:tblInd w:w="65" w:type="dxa"/>
         <w:tblBorders>
           <w:top w:val="single" w:sz="12" w:space="0" w:color="000000"/>
@@ -7567,13 +7571,7 @@
           <w:insideV w:val="single" w:sz="12" w:space="0" w:color="000000"/>
         </w:tblBorders>
         <w:tblLayout w:type="fixed"/>
-        <w:tblCellMar>
-          <w:top w:w="0" w:type="dxa"/>
-          <w:left w:w="0" w:type="dxa"/>
-          <w:bottom w:w="0" w:type="dxa"/>
-          <w:right w:w="0" w:type="dxa"/>
-        </w:tblCellMar>
-        <w:tblLook w:val="01E0"/>
+        <w:tblLook w:val="01E0" w:firstRow="1" w:lastRow="1" w:firstColumn="1" w:lastColumn="1" w:noHBand="0" w:noVBand="0"/>
       </w:tblPr>
       <w:tblGrid>
         <w:gridCol w:w="1676"/>
@@ -7593,7 +7591,7 @@
       </w:tblGrid>
       <w:tr>
         <w:trPr>
-          <w:trHeight w:val="338" w:hRule="atLeast"/>
+          <w:trHeight w:val="338"/>
         </w:trPr>
         <w:tc>
           <w:tcPr>
@@ -7610,13 +7608,13 @@
               <w:ind w:left="132" w:right="91"/>
               <w:jc w:val="center"/>
               <w:rPr>
-                <w:rFonts w:ascii="Malgun Gothic"/>
+                <w:rFonts w:ascii="맑은 고딕"/>
                 <w:sz w:val="20"/>
               </w:rPr>
             </w:pPr>
             <w:r>
               <w:rPr>
-                <w:rFonts w:ascii="Malgun Gothic"/>
+                <w:rFonts w:ascii="맑은 고딕"/>
                 <w:w w:val="105"/>
                 <w:sz w:val="20"/>
               </w:rPr>
@@ -7624,16 +7622,16 @@
             </w:r>
             <w:r>
               <w:rPr>
-                <w:rFonts w:ascii="Malgun Gothic"/>
+                <w:rFonts w:ascii="맑은 고딕"/>
                 <w:spacing w:val="27"/>
                 <w:w w:val="105"/>
                 <w:sz w:val="20"/>
               </w:rPr>
-              <w:t> </w:t>
-            </w:r>
-            <w:r>
-              <w:rPr>
-                <w:rFonts w:ascii="Malgun Gothic"/>
+              <w:t xml:space="preserve"> </w:t>
+            </w:r>
+            <w:r>
+              <w:rPr>
+                <w:rFonts w:ascii="맑은 고딕"/>
                 <w:w w:val="105"/>
                 <w:sz w:val="20"/>
               </w:rPr>
@@ -7641,16 +7639,16 @@
             </w:r>
             <w:r>
               <w:rPr>
-                <w:rFonts w:ascii="Malgun Gothic"/>
+                <w:rFonts w:ascii="맑은 고딕"/>
                 <w:spacing w:val="29"/>
                 <w:w w:val="105"/>
                 <w:sz w:val="20"/>
               </w:rPr>
-              <w:t> </w:t>
-            </w:r>
-            <w:r>
-              <w:rPr>
-                <w:rFonts w:ascii="Malgun Gothic"/>
+              <w:t xml:space="preserve"> </w:t>
+            </w:r>
+            <w:r>
+              <w:rPr>
+                <w:rFonts w:ascii="맑은 고딕"/>
                 <w:w w:val="105"/>
                 <w:sz w:val="20"/>
               </w:rPr>
@@ -7658,16 +7656,16 @@
             </w:r>
             <w:r>
               <w:rPr>
-                <w:rFonts w:ascii="Malgun Gothic"/>
+                <w:rFonts w:ascii="맑은 고딕"/>
                 <w:spacing w:val="29"/>
                 <w:w w:val="105"/>
                 <w:sz w:val="20"/>
               </w:rPr>
-              <w:t> </w:t>
-            </w:r>
-            <w:r>
-              <w:rPr>
-                <w:rFonts w:ascii="Malgun Gothic"/>
+              <w:t xml:space="preserve"> </w:t>
+            </w:r>
+            <w:r>
+              <w:rPr>
+                <w:rFonts w:ascii="맑은 고딕"/>
                 <w:w w:val="105"/>
                 <w:sz w:val="20"/>
               </w:rPr>
@@ -7675,16 +7673,16 @@
             </w:r>
             <w:r>
               <w:rPr>
-                <w:rFonts w:ascii="Malgun Gothic"/>
+                <w:rFonts w:ascii="맑은 고딕"/>
                 <w:spacing w:val="30"/>
                 <w:w w:val="105"/>
                 <w:sz w:val="20"/>
               </w:rPr>
-              <w:t> </w:t>
-            </w:r>
-            <w:r>
-              <w:rPr>
-                <w:rFonts w:ascii="Malgun Gothic"/>
+              <w:t xml:space="preserve"> </w:t>
+            </w:r>
+            <w:r>
+              <w:rPr>
+                <w:rFonts w:ascii="맑은 고딕"/>
                 <w:w w:val="105"/>
                 <w:sz w:val="20"/>
               </w:rPr>
@@ -7692,16 +7690,16 @@
             </w:r>
             <w:r>
               <w:rPr>
-                <w:rFonts w:ascii="Malgun Gothic"/>
+                <w:rFonts w:ascii="맑은 고딕"/>
                 <w:spacing w:val="27"/>
                 <w:w w:val="105"/>
                 <w:sz w:val="20"/>
               </w:rPr>
-              <w:t> </w:t>
-            </w:r>
-            <w:r>
-              <w:rPr>
-                <w:rFonts w:ascii="Malgun Gothic"/>
+              <w:t xml:space="preserve"> </w:t>
+            </w:r>
+            <w:r>
+              <w:rPr>
+                <w:rFonts w:ascii="맑은 고딕"/>
                 <w:spacing w:val="-2"/>
                 <w:w w:val="105"/>
                 <w:sz w:val="20"/>
@@ -7713,7 +7711,7 @@
       </w:tr>
       <w:tr>
         <w:trPr>
-          <w:trHeight w:val="501" w:hRule="atLeast"/>
+          <w:trHeight w:val="501"/>
         </w:trPr>
         <w:tc>
           <w:tcPr>
@@ -7756,7 +7754,7 @@
                 <w:w w:val="70"/>
                 <w:sz w:val="21"/>
               </w:rPr>
-              <w:t> </w:t>
+              <w:t xml:space="preserve"> </w:t>
             </w:r>
             <w:r>
               <w:rPr>
@@ -7771,7 +7769,7 @@
                 <w:w w:val="70"/>
                 <w:sz w:val="21"/>
               </w:rPr>
-              <w:t> </w:t>
+              <w:t xml:space="preserve"> </w:t>
             </w:r>
             <w:r>
               <w:rPr>
@@ -7785,7 +7783,7 @@
                 <w:spacing w:val="-17"/>
                 <w:sz w:val="21"/>
               </w:rPr>
-              <w:t> </w:t>
+              <w:t xml:space="preserve"> </w:t>
             </w:r>
             <w:r>
               <w:rPr>
@@ -7800,7 +7798,7 @@
                 <w:w w:val="65"/>
                 <w:sz w:val="21"/>
               </w:rPr>
-              <w:t> </w:t>
+              <w:t xml:space="preserve"> </w:t>
             </w:r>
             <w:r>
               <w:rPr>
@@ -7816,7 +7814,7 @@
                 <w:w w:val="70"/>
                 <w:sz w:val="21"/>
               </w:rPr>
-              <w:t> </w:t>
+              <w:t xml:space="preserve"> </w:t>
             </w:r>
             <w:r>
               <w:rPr>
@@ -7913,7 +7911,7 @@
                 <w:w w:val="70"/>
                 <w:sz w:val="21"/>
               </w:rPr>
-              <w:t> </w:t>
+              <w:t xml:space="preserve"> </w:t>
             </w:r>
             <w:r>
               <w:rPr>
@@ -7928,7 +7926,7 @@
                 <w:w w:val="65"/>
                 <w:sz w:val="21"/>
               </w:rPr>
-              <w:t> </w:t>
+              <w:t xml:space="preserve"> </w:t>
             </w:r>
             <w:r>
               <w:rPr>
@@ -7942,7 +7940,7 @@
                 <w:spacing w:val="28"/>
                 <w:sz w:val="21"/>
               </w:rPr>
-              <w:t> </w:t>
+              <w:t xml:space="preserve"> </w:t>
             </w:r>
             <w:r>
               <w:rPr>
@@ -7957,7 +7955,7 @@
                 <w:w w:val="70"/>
                 <w:sz w:val="21"/>
               </w:rPr>
-              <w:t> </w:t>
+              <w:t xml:space="preserve"> </w:t>
             </w:r>
             <w:r>
               <w:rPr>
@@ -7972,7 +7970,7 @@
                 <w:w w:val="70"/>
                 <w:sz w:val="21"/>
               </w:rPr>
-              <w:t> </w:t>
+              <w:t xml:space="preserve"> </w:t>
             </w:r>
             <w:r>
               <w:rPr>
@@ -8026,7 +8024,7 @@
       </w:tr>
       <w:tr>
         <w:trPr>
-          <w:trHeight w:val="500" w:hRule="atLeast"/>
+          <w:trHeight w:val="500"/>
         </w:trPr>
         <w:tc>
           <w:tcPr>
@@ -8099,7 +8097,7 @@
                 <w:w w:val="55"/>
                 <w:sz w:val="21"/>
               </w:rPr>
-              <w:t> </w:t>
+              <w:t xml:space="preserve"> </w:t>
             </w:r>
             <w:r>
               <w:rPr>
@@ -8166,7 +8164,7 @@
                 <w:w w:val="80"/>
                 <w:sz w:val="21"/>
               </w:rPr>
-              <w:t> </w:t>
+              <w:t xml:space="preserve"> </w:t>
             </w:r>
             <w:r>
               <w:rPr>
@@ -8201,7 +8199,7 @@
       </w:tr>
       <w:tr>
         <w:trPr>
-          <w:trHeight w:val="496" w:hRule="atLeast"/>
+          <w:trHeight w:val="496"/>
         </w:trPr>
         <w:tc>
           <w:tcPr>
@@ -8255,7 +8253,7 @@
                 <w:w w:val="150"/>
                 <w:sz w:val="21"/>
               </w:rPr>
-              <w:t> </w:t>
+              <w:t xml:space="preserve"> </w:t>
             </w:r>
             <w:r>
               <w:rPr>
@@ -8328,7 +8326,7 @@
                 <w:spacing w:val="-9"/>
                 <w:sz w:val="21"/>
               </w:rPr>
-              <w:t> </w:t>
+              <w:t xml:space="preserve"> </w:t>
             </w:r>
             <w:r>
               <w:rPr>
@@ -8342,7 +8340,7 @@
                 <w:spacing w:val="-16"/>
                 <w:sz w:val="21"/>
               </w:rPr>
-              <w:t> </w:t>
+              <w:t xml:space="preserve"> </w:t>
             </w:r>
             <w:r>
               <w:rPr>
@@ -8377,7 +8375,7 @@
       </w:tr>
       <w:tr>
         <w:trPr>
-          <w:trHeight w:val="516" w:hRule="atLeast"/>
+          <w:trHeight w:val="516"/>
         </w:trPr>
         <w:tc>
           <w:tcPr>
@@ -8456,7 +8454,7 @@
           <w:p>
             <w:pPr>
               <w:pStyle w:val="TableParagraph"/>
-              <w:spacing w:line="201" w:lineRule="auto" w:before="1"/>
+              <w:spacing w:before="1" w:line="201" w:lineRule="auto"/>
               <w:ind w:left="364" w:firstLine="55"/>
               <w:rPr>
                 <w:sz w:val="21"/>
@@ -8475,7 +8473,7 @@
                 <w:w w:val="85"/>
                 <w:sz w:val="21"/>
               </w:rPr>
-              <w:t> </w:t>
+              <w:t xml:space="preserve"> </w:t>
             </w:r>
             <w:r>
               <w:rPr>
@@ -8483,7 +8481,7 @@
                 <w:w w:val="85"/>
                 <w:sz w:val="21"/>
               </w:rPr>
-              <w:t>xpected </w:t>
+              <w:t xml:space="preserve">xpected </w:t>
             </w:r>
             <w:r>
               <w:rPr>
@@ -8499,7 +8497,7 @@
                 <w:w w:val="80"/>
                 <w:sz w:val="21"/>
               </w:rPr>
-              <w:t> </w:t>
+              <w:t xml:space="preserve"> </w:t>
             </w:r>
             <w:r>
               <w:rPr>
@@ -8543,7 +8541,7 @@
                 <w:w w:val="75"/>
                 <w:sz w:val="21"/>
               </w:rPr>
-              <w:t> </w:t>
+              <w:t xml:space="preserve"> </w:t>
             </w:r>
             <w:r>
               <w:rPr>
@@ -8559,7 +8557,7 @@
                 <w:w w:val="75"/>
                 <w:sz w:val="21"/>
               </w:rPr>
-              <w:t> </w:t>
+              <w:t xml:space="preserve"> </w:t>
             </w:r>
             <w:r>
               <w:rPr>
@@ -8574,7 +8572,7 @@
                 <w:w w:val="75"/>
                 <w:sz w:val="21"/>
               </w:rPr>
-              <w:t> </w:t>
+              <w:t xml:space="preserve"> </w:t>
             </w:r>
             <w:r>
               <w:rPr>
@@ -8590,7 +8588,7 @@
                 <w:w w:val="75"/>
                 <w:sz w:val="21"/>
               </w:rPr>
-              <w:t> </w:t>
+              <w:t xml:space="preserve"> </w:t>
             </w:r>
             <w:r>
               <w:rPr>
@@ -8624,7 +8622,7 @@
                 <w:w w:val="75"/>
                 <w:sz w:val="21"/>
               </w:rPr>
-              <w:t> </w:t>
+              <w:t xml:space="preserve"> </w:t>
             </w:r>
             <w:r>
               <w:rPr>
@@ -8640,7 +8638,7 @@
                 <w:w w:val="75"/>
                 <w:sz w:val="21"/>
               </w:rPr>
-              <w:t> </w:t>
+              <w:t xml:space="preserve"> </w:t>
             </w:r>
             <w:r>
               <w:rPr>
@@ -8675,7 +8673,7 @@
       </w:tr>
       <w:tr>
         <w:trPr>
-          <w:trHeight w:val="625" w:hRule="atLeast"/>
+          <w:trHeight w:val="625"/>
         </w:trPr>
         <w:tc>
           <w:tcPr>
@@ -8709,7 +8707,7 @@
           <w:p>
             <w:pPr>
               <w:pStyle w:val="TableParagraph"/>
-              <w:spacing w:line="127" w:lineRule="auto" w:before="33"/>
+              <w:spacing w:before="33" w:line="127" w:lineRule="auto"/>
               <w:ind w:left="147" w:right="139" w:firstLine="1"/>
               <w:jc w:val="center"/>
               <w:rPr>
@@ -8729,7 +8727,7 @@
                 <w:w w:val="85"/>
                 <w:sz w:val="21"/>
               </w:rPr>
-              <w:t> </w:t>
+              <w:t xml:space="preserve"> </w:t>
             </w:r>
             <w:r>
               <w:rPr>
@@ -8744,7 +8742,7 @@
                 <w:w w:val="85"/>
                 <w:sz w:val="21"/>
               </w:rPr>
-              <w:t> </w:t>
+              <w:t xml:space="preserve"> </w:t>
             </w:r>
             <w:r>
               <w:rPr>
@@ -8759,7 +8757,7 @@
                 <w:w w:val="85"/>
                 <w:sz w:val="21"/>
               </w:rPr>
-              <w:t> </w:t>
+              <w:t xml:space="preserve"> </w:t>
             </w:r>
             <w:r>
               <w:rPr>
@@ -8774,7 +8772,7 @@
                 <w:w w:val="65"/>
                 <w:sz w:val="21"/>
               </w:rPr>
-              <w:t> </w:t>
+              <w:t xml:space="preserve"> </w:t>
             </w:r>
             <w:r>
               <w:rPr>
@@ -8789,7 +8787,7 @@
                 <w:w w:val="85"/>
                 <w:sz w:val="21"/>
               </w:rPr>
-              <w:t> </w:t>
+              <w:t xml:space="preserve"> </w:t>
             </w:r>
             <w:r>
               <w:rPr>
@@ -8797,7 +8795,7 @@
                 <w:w w:val="85"/>
                 <w:sz w:val="21"/>
               </w:rPr>
-              <w:t>ess </w:t>
+              <w:t xml:space="preserve">ess </w:t>
             </w:r>
             <w:r>
               <w:rPr>
@@ -8812,7 +8810,7 @@
                 <w:w w:val="65"/>
                 <w:sz w:val="21"/>
               </w:rPr>
-              <w:t> </w:t>
+              <w:t xml:space="preserve"> </w:t>
             </w:r>
             <w:r>
               <w:rPr>
@@ -8828,7 +8826,7 @@
                 <w:w w:val="65"/>
                 <w:sz w:val="21"/>
               </w:rPr>
-              <w:t> </w:t>
+              <w:t xml:space="preserve"> </w:t>
             </w:r>
             <w:r>
               <w:rPr>
@@ -8843,7 +8841,7 @@
                 <w:w w:val="65"/>
                 <w:sz w:val="21"/>
               </w:rPr>
-              <w:t> </w:t>
+              <w:t xml:space="preserve"> </w:t>
             </w:r>
             <w:r>
               <w:rPr>
@@ -8858,7 +8856,7 @@
                 <w:w w:val="65"/>
                 <w:sz w:val="21"/>
               </w:rPr>
-              <w:t> </w:t>
+              <w:t xml:space="preserve"> </w:t>
             </w:r>
             <w:r>
               <w:rPr>
@@ -8874,7 +8872,7 @@
                 <w:w w:val="65"/>
                 <w:sz w:val="21"/>
               </w:rPr>
-              <w:t> </w:t>
+              <w:t xml:space="preserve"> </w:t>
             </w:r>
             <w:r>
               <w:rPr>
@@ -8889,7 +8887,7 @@
                 <w:w w:val="65"/>
                 <w:sz w:val="21"/>
               </w:rPr>
-              <w:t> </w:t>
+              <w:t xml:space="preserve"> </w:t>
             </w:r>
             <w:r>
               <w:rPr>
@@ -8922,7 +8920,7 @@
                 <w:spacing w:val="59"/>
                 <w:sz w:val="21"/>
               </w:rPr>
-              <w:t> </w:t>
+              <w:t xml:space="preserve"> </w:t>
             </w:r>
             <w:r>
               <w:rPr>
@@ -8937,7 +8935,7 @@
                 <w:w w:val="75"/>
                 <w:sz w:val="21"/>
               </w:rPr>
-              <w:t> </w:t>
+              <w:t xml:space="preserve"> </w:t>
             </w:r>
             <w:r>
               <w:rPr>
@@ -8952,7 +8950,7 @@
                 <w:w w:val="75"/>
                 <w:sz w:val="21"/>
               </w:rPr>
-              <w:t> </w:t>
+              <w:t xml:space="preserve"> </w:t>
             </w:r>
             <w:r>
               <w:rPr>
@@ -8999,7 +8997,7 @@
           <w:p>
             <w:pPr>
               <w:pStyle w:val="TableParagraph"/>
-              <w:spacing w:line="151" w:lineRule="auto" w:before="87"/>
+              <w:spacing w:before="87" w:line="151" w:lineRule="auto"/>
               <w:ind w:left="395" w:right="364" w:hanging="5"/>
               <w:rPr>
                 <w:sz w:val="21"/>
@@ -9017,7 +9015,7 @@
                 <w:spacing w:val="40"/>
                 <w:sz w:val="21"/>
               </w:rPr>
-              <w:t> </w:t>
+              <w:t xml:space="preserve"> </w:t>
             </w:r>
             <w:r>
               <w:rPr>
@@ -9030,7 +9028,7 @@
               <w:rPr>
                 <w:sz w:val="21"/>
               </w:rPr>
-              <w:t> </w:t>
+              <w:t xml:space="preserve"> </w:t>
             </w:r>
             <w:r>
               <w:rPr>
@@ -9044,7 +9042,7 @@
                 <w:spacing w:val="-11"/>
                 <w:sz w:val="21"/>
               </w:rPr>
-              <w:t> </w:t>
+              <w:t xml:space="preserve"> </w:t>
             </w:r>
             <w:r>
               <w:rPr>
@@ -9059,7 +9057,7 @@
                 <w:w w:val="60"/>
                 <w:sz w:val="21"/>
               </w:rPr>
-              <w:t> </w:t>
+              <w:t xml:space="preserve"> </w:t>
             </w:r>
             <w:r>
               <w:rPr>
@@ -9073,7 +9071,7 @@
                 <w:spacing w:val="-21"/>
                 <w:sz w:val="21"/>
               </w:rPr>
-              <w:t> </w:t>
+              <w:t xml:space="preserve"> </w:t>
             </w:r>
             <w:r>
               <w:rPr>
@@ -9108,7 +9106,7 @@
       </w:tr>
       <w:tr>
         <w:trPr>
-          <w:trHeight w:val="514" w:hRule="atLeast"/>
+          <w:trHeight w:val="514"/>
         </w:trPr>
         <w:tc>
           <w:tcPr>
@@ -9182,7 +9180,7 @@
       </w:tr>
       <w:tr>
         <w:trPr>
-          <w:trHeight w:val="512" w:hRule="atLeast"/>
+          <w:trHeight w:val="512"/>
         </w:trPr>
         <w:tc>
           <w:tcPr>
@@ -9266,7 +9264,7 @@
                 <w:w w:val="70"/>
                 <w:sz w:val="21"/>
               </w:rPr>
-              <w:t> </w:t>
+              <w:t xml:space="preserve"> </w:t>
             </w:r>
             <w:r>
               <w:rPr>
@@ -9282,7 +9280,7 @@
                 <w:w w:val="70"/>
                 <w:sz w:val="21"/>
               </w:rPr>
-              <w:t> </w:t>
+              <w:t xml:space="preserve"> </w:t>
             </w:r>
             <w:r>
               <w:rPr>
@@ -9297,7 +9295,7 @@
                 <w:w w:val="70"/>
                 <w:sz w:val="21"/>
               </w:rPr>
-              <w:t> </w:t>
+              <w:t xml:space="preserve"> </w:t>
             </w:r>
             <w:r>
               <w:rPr>
@@ -9312,7 +9310,7 @@
                 <w:w w:val="65"/>
                 <w:sz w:val="21"/>
               </w:rPr>
-              <w:t> </w:t>
+              <w:t xml:space="preserve"> </w:t>
             </w:r>
             <w:r>
               <w:rPr>
@@ -9328,7 +9326,7 @@
                 <w:w w:val="70"/>
                 <w:sz w:val="21"/>
               </w:rPr>
-              <w:t> </w:t>
+              <w:t xml:space="preserve"> </w:t>
             </w:r>
             <w:r>
               <w:rPr>
@@ -9343,7 +9341,7 @@
                 <w:w w:val="70"/>
                 <w:sz w:val="21"/>
               </w:rPr>
-              <w:t> </w:t>
+              <w:t xml:space="preserve"> </w:t>
             </w:r>
             <w:r>
               <w:rPr>
@@ -9388,7 +9386,7 @@
                 <w:w w:val="150"/>
                 <w:sz w:val="21"/>
               </w:rPr>
-              <w:t> </w:t>
+              <w:t xml:space="preserve"> </w:t>
             </w:r>
             <w:r>
               <w:rPr>
@@ -9403,7 +9401,7 @@
                 <w:w w:val="75"/>
                 <w:sz w:val="21"/>
               </w:rPr>
-              <w:t> </w:t>
+              <w:t xml:space="preserve"> </w:t>
             </w:r>
             <w:r>
               <w:rPr>
@@ -9438,7 +9436,7 @@
       </w:tr>
       <w:tr>
         <w:trPr>
-          <w:trHeight w:val="512" w:hRule="atLeast"/>
+          <w:trHeight w:val="512"/>
         </w:trPr>
         <w:tc>
           <w:tcPr>
@@ -9510,7 +9508,7 @@
                 <w:spacing w:val="18"/>
                 <w:sz w:val="21"/>
               </w:rPr>
-              <w:t> </w:t>
+              <w:t xml:space="preserve"> </w:t>
             </w:r>
             <w:r>
               <w:rPr>
@@ -9526,7 +9524,7 @@
                 <w:w w:val="75"/>
                 <w:sz w:val="21"/>
               </w:rPr>
-              <w:t> </w:t>
+              <w:t xml:space="preserve"> </w:t>
             </w:r>
             <w:r>
               <w:rPr>
@@ -9611,7 +9609,7 @@
                 <w:spacing w:val="59"/>
                 <w:sz w:val="21"/>
               </w:rPr>
-              <w:t> </w:t>
+              <w:t xml:space="preserve"> </w:t>
             </w:r>
             <w:r>
               <w:rPr>
@@ -9646,7 +9644,7 @@
       </w:tr>
       <w:tr>
         <w:trPr>
-          <w:trHeight w:val="243" w:hRule="atLeast"/>
+          <w:trHeight w:val="243"/>
         </w:trPr>
         <w:tc>
           <w:tcPr>
@@ -9712,7 +9710,7 @@
                 <w:w w:val="70"/>
                 <w:sz w:val="21"/>
               </w:rPr>
-              <w:t>Working </w:t>
+              <w:t xml:space="preserve">Working </w:t>
             </w:r>
             <w:r>
               <w:rPr>
@@ -9758,7 +9756,7 @@
             <w:pPr>
               <w:pStyle w:val="TableParagraph"/>
               <w:tabs>
-                <w:tab w:pos="3456" w:val="left" w:leader="none"/>
+                <w:tab w:val="left" w:pos="3456"/>
               </w:tabs>
               <w:spacing w:line="224" w:lineRule="exact"/>
               <w:ind w:left="110"/>
@@ -9794,7 +9792,7 @@
                 <w:w w:val="80"/>
                 <w:sz w:val="21"/>
               </w:rPr>
-              <w:t> </w:t>
+              <w:t xml:space="preserve"> </w:t>
             </w:r>
             <w:r>
               <w:rPr>
@@ -9809,7 +9807,7 @@
       </w:tr>
       <w:tr>
         <w:trPr>
-          <w:trHeight w:val="238" w:hRule="atLeast"/>
+          <w:trHeight w:val="238"/>
         </w:trPr>
         <w:tc>
           <w:tcPr>
@@ -9903,56 +9901,56 @@
             <w:pPr>
               <w:pStyle w:val="TableParagraph"/>
               <w:tabs>
-                <w:tab w:pos="2415" w:val="left" w:leader="none"/>
+                <w:tab w:val="left" w:pos="2415"/>
               </w:tabs>
               <w:spacing w:line="219" w:lineRule="exact"/>
               <w:ind w:left="942"/>
               <w:rPr>
-                <w:rFonts w:ascii="Malgun Gothic"/>
+                <w:rFonts w:ascii="맑은 고딕"/>
                 <w:b/>
                 <w:sz w:val="20"/>
               </w:rPr>
             </w:pPr>
             <w:r>
               <w:rPr>
-                <w:rFonts w:ascii="Malgun Gothic"/>
+                <w:rFonts w:ascii="맑은 고딕"/>
                 <w:b/>
                 <w:color w:val="000000"/>
                 <w:spacing w:val="-2"/>
                 <w:sz w:val="20"/>
-                <w:shd w:fill="FFF6CC" w:color="auto" w:val="clear"/>
+                <w:shd w:val="clear" w:color="auto" w:fill="FFF6CC"/>
               </w:rPr>
               <w:t>Weekday</w:t>
             </w:r>
             <w:r>
               <w:rPr>
-                <w:rFonts w:ascii="Malgun Gothic"/>
+                <w:rFonts w:ascii="맑은 고딕"/>
                 <w:b/>
                 <w:color w:val="000000"/>
                 <w:spacing w:val="-10"/>
                 <w:sz w:val="20"/>
-                <w:shd w:fill="FFF6CC" w:color="auto" w:val="clear"/>
-              </w:rPr>
-              <w:t> :</w:t>
-            </w:r>
-            <w:r>
-              <w:rPr>
-                <w:rFonts w:ascii="Malgun Gothic"/>
+                <w:shd w:val="clear" w:color="auto" w:fill="FFF6CC"/>
+              </w:rPr>
+              <w:t xml:space="preserve"> :</w:t>
+            </w:r>
+            <w:r>
+              <w:rPr>
+                <w:rFonts w:ascii="맑은 고딕"/>
                 <w:b/>
                 <w:color w:val="000000"/>
                 <w:sz w:val="20"/>
-                <w:shd w:fill="FFF6CC" w:color="auto" w:val="clear"/>
+                <w:shd w:val="clear" w:color="auto" w:fill="FFF6CC"/>
               </w:rPr>
               <w:tab/>
             </w:r>
             <w:r>
               <w:rPr>
-                <w:rFonts w:ascii="Malgun Gothic"/>
+                <w:rFonts w:ascii="맑은 고딕"/>
                 <w:b/>
                 <w:color w:val="000000"/>
                 <w:spacing w:val="-4"/>
                 <w:sz w:val="20"/>
-                <w:shd w:fill="FFF6CC" w:color="auto" w:val="clear"/>
+                <w:shd w:val="clear" w:color="auto" w:fill="FFF6CC"/>
               </w:rPr>
               <w:t>hours</w:t>
             </w:r>
@@ -9973,40 +9971,40 @@
               <w:spacing w:line="219" w:lineRule="exact"/>
               <w:ind w:left="205"/>
               <w:rPr>
-                <w:rFonts w:ascii="Malgun Gothic"/>
+                <w:rFonts w:ascii="맑은 고딕"/>
                 <w:b/>
                 <w:sz w:val="20"/>
               </w:rPr>
             </w:pPr>
             <w:r>
               <w:rPr>
-                <w:rFonts w:ascii="Malgun Gothic"/>
+                <w:rFonts w:ascii="맑은 고딕"/>
                 <w:b/>
                 <w:color w:val="000000"/>
                 <w:sz w:val="20"/>
-                <w:shd w:fill="FFF6CC" w:color="auto" w:val="clear"/>
+                <w:shd w:val="clear" w:color="auto" w:fill="FFF6CC"/>
               </w:rPr>
               <w:t>Weekend:</w:t>
             </w:r>
             <w:r>
               <w:rPr>
-                <w:rFonts w:ascii="Malgun Gothic"/>
+                <w:rFonts w:ascii="맑은 고딕"/>
                 <w:b/>
                 <w:color w:val="000000"/>
                 <w:spacing w:val="73"/>
                 <w:sz w:val="20"/>
-                <w:shd w:fill="FFF6CC" w:color="auto" w:val="clear"/>
-              </w:rPr>
-              <w:t> </w:t>
-            </w:r>
-            <w:r>
-              <w:rPr>
-                <w:rFonts w:ascii="Malgun Gothic"/>
+                <w:shd w:val="clear" w:color="auto" w:fill="FFF6CC"/>
+              </w:rPr>
+              <w:t xml:space="preserve"> </w:t>
+            </w:r>
+            <w:r>
+              <w:rPr>
+                <w:rFonts w:ascii="맑은 고딕"/>
                 <w:b/>
                 <w:color w:val="000000"/>
                 <w:spacing w:val="-2"/>
                 <w:sz w:val="20"/>
-                <w:shd w:fill="FFF6CC" w:color="auto" w:val="clear"/>
+                <w:shd w:val="clear" w:color="auto" w:fill="FFF6CC"/>
               </w:rPr>
               <w:t>hours</w:t>
             </w:r>
@@ -10015,7 +10013,7 @@
       </w:tr>
       <w:tr>
         <w:trPr>
-          <w:trHeight w:val="350" w:hRule="atLeast"/>
+          <w:trHeight w:val="350"/>
         </w:trPr>
         <w:tc>
           <w:tcPr>
@@ -10093,14 +10091,14 @@
               <w:ind w:left="61"/>
               <w:jc w:val="center"/>
               <w:rPr>
-                <w:rFonts w:ascii="Malgun Gothic"/>
+                <w:rFonts w:ascii="맑은 고딕"/>
                 <w:b/>
                 <w:sz w:val="20"/>
               </w:rPr>
             </w:pPr>
             <w:r>
               <w:rPr>
-                <w:rFonts w:ascii="Malgun Gothic"/>
+                <w:rFonts w:ascii="맑은 고딕"/>
                 <w:b/>
                 <w:spacing w:val="-5"/>
                 <w:sz w:val="20"/>
@@ -10125,14 +10123,14 @@
               <w:spacing w:line="330" w:lineRule="exact"/>
               <w:ind w:left="183"/>
               <w:rPr>
-                <w:rFonts w:ascii="Malgun Gothic"/>
+                <w:rFonts w:ascii="맑은 고딕"/>
                 <w:b/>
                 <w:sz w:val="20"/>
               </w:rPr>
             </w:pPr>
             <w:r>
               <w:rPr>
-                <w:rFonts w:ascii="Malgun Gothic"/>
+                <w:rFonts w:ascii="맑은 고딕"/>
                 <w:b/>
                 <w:spacing w:val="-5"/>
                 <w:sz w:val="20"/>
@@ -10158,14 +10156,14 @@
               <w:spacing w:line="330" w:lineRule="exact"/>
               <w:ind w:left="236"/>
               <w:rPr>
-                <w:rFonts w:ascii="Malgun Gothic"/>
+                <w:rFonts w:ascii="맑은 고딕"/>
                 <w:b/>
                 <w:sz w:val="20"/>
               </w:rPr>
             </w:pPr>
             <w:r>
               <w:rPr>
-                <w:rFonts w:ascii="Malgun Gothic"/>
+                <w:rFonts w:ascii="맑은 고딕"/>
                 <w:b/>
                 <w:spacing w:val="-5"/>
                 <w:sz w:val="20"/>
@@ -10190,14 +10188,14 @@
               <w:spacing w:line="330" w:lineRule="exact"/>
               <w:ind w:left="195"/>
               <w:rPr>
-                <w:rFonts w:ascii="Malgun Gothic"/>
+                <w:rFonts w:ascii="맑은 고딕"/>
                 <w:b/>
                 <w:sz w:val="20"/>
               </w:rPr>
             </w:pPr>
             <w:r>
               <w:rPr>
-                <w:rFonts w:ascii="Malgun Gothic"/>
+                <w:rFonts w:ascii="맑은 고딕"/>
                 <w:b/>
                 <w:spacing w:val="-5"/>
                 <w:sz w:val="20"/>
@@ -10223,14 +10221,14 @@
               <w:spacing w:line="330" w:lineRule="exact"/>
               <w:ind w:left="258"/>
               <w:rPr>
-                <w:rFonts w:ascii="Malgun Gothic"/>
+                <w:rFonts w:ascii="맑은 고딕"/>
                 <w:b/>
                 <w:sz w:val="20"/>
               </w:rPr>
             </w:pPr>
             <w:r>
               <w:rPr>
-                <w:rFonts w:ascii="Malgun Gothic"/>
+                <w:rFonts w:ascii="맑은 고딕"/>
                 <w:b/>
                 <w:spacing w:val="-5"/>
                 <w:sz w:val="20"/>
@@ -10256,14 +10254,14 @@
               <w:spacing w:line="330" w:lineRule="exact"/>
               <w:ind w:left="294"/>
               <w:rPr>
-                <w:rFonts w:ascii="Malgun Gothic"/>
+                <w:rFonts w:ascii="맑은 고딕"/>
                 <w:b/>
                 <w:sz w:val="20"/>
               </w:rPr>
             </w:pPr>
             <w:r>
               <w:rPr>
-                <w:rFonts w:ascii="Malgun Gothic"/>
+                <w:rFonts w:ascii="맑은 고딕"/>
                 <w:b/>
                 <w:spacing w:val="-5"/>
                 <w:sz w:val="20"/>
@@ -10288,14 +10286,14 @@
               <w:spacing w:line="330" w:lineRule="exact"/>
               <w:ind w:left="368"/>
               <w:rPr>
-                <w:rFonts w:ascii="Malgun Gothic"/>
+                <w:rFonts w:ascii="맑은 고딕"/>
                 <w:b/>
                 <w:sz w:val="20"/>
               </w:rPr>
             </w:pPr>
             <w:r>
               <w:rPr>
-                <w:rFonts w:ascii="Malgun Gothic"/>
+                <w:rFonts w:ascii="맑은 고딕"/>
                 <w:b/>
                 <w:spacing w:val="-5"/>
                 <w:sz w:val="20"/>
@@ -10319,14 +10317,14 @@
               <w:spacing w:line="330" w:lineRule="exact"/>
               <w:ind w:left="350"/>
               <w:rPr>
-                <w:rFonts w:ascii="Malgun Gothic"/>
+                <w:rFonts w:ascii="맑은 고딕"/>
                 <w:b/>
                 <w:sz w:val="20"/>
               </w:rPr>
             </w:pPr>
             <w:r>
               <w:rPr>
-                <w:rFonts w:ascii="Malgun Gothic"/>
+                <w:rFonts w:ascii="맑은 고딕"/>
                 <w:b/>
                 <w:spacing w:val="-5"/>
                 <w:sz w:val="20"/>
@@ -10338,7 +10336,7 @@
       </w:tr>
       <w:tr>
         <w:trPr>
-          <w:trHeight w:val="496" w:hRule="atLeast"/>
+          <w:trHeight w:val="496"/>
         </w:trPr>
         <w:tc>
           <w:tcPr>
@@ -10416,14 +10414,14 @@
               <w:ind w:left="61" w:right="2"/>
               <w:jc w:val="center"/>
               <w:rPr>
-                <w:rFonts w:ascii="Malgun Gothic"/>
+                <w:rFonts w:ascii="맑은 고딕"/>
                 <w:b/>
                 <w:sz w:val="20"/>
               </w:rPr>
             </w:pPr>
             <w:r>
               <w:rPr>
-                <w:rFonts w:ascii="Malgun Gothic"/>
+                <w:rFonts w:ascii="맑은 고딕"/>
                 <w:b/>
                 <w:spacing w:val="-4"/>
                 <w:sz w:val="20"/>
@@ -10577,7 +10575,7 @@
       </w:tr>
       <w:tr>
         <w:trPr>
-          <w:trHeight w:val="5273" w:hRule="atLeast"/>
+          <w:trHeight w:val="5273"/>
         </w:trPr>
         <w:tc>
           <w:tcPr>
@@ -10610,7 +10608,7 @@
                 <w:spacing w:val="45"/>
                 <w:sz w:val="24"/>
               </w:rPr>
-              <w:t> </w:t>
+              <w:t xml:space="preserve"> </w:t>
             </w:r>
             <w:r>
               <w:rPr>
@@ -10625,7 +10623,7 @@
                 <w:spacing w:val="52"/>
                 <w:sz w:val="24"/>
               </w:rPr>
-              <w:t> </w:t>
+              <w:t xml:space="preserve"> </w:t>
             </w:r>
             <w:r>
               <w:rPr>
@@ -10641,7 +10639,7 @@
                 <w:w w:val="75"/>
                 <w:sz w:val="24"/>
               </w:rPr>
-              <w:t> </w:t>
+              <w:t xml:space="preserve"> </w:t>
             </w:r>
             <w:r>
               <w:rPr>
@@ -10655,7 +10653,7 @@
                 <w:spacing w:val="74"/>
                 <w:sz w:val="24"/>
               </w:rPr>
-              <w:t> </w:t>
+              <w:t xml:space="preserve"> </w:t>
             </w:r>
             <w:r>
               <w:rPr>
@@ -10670,7 +10668,7 @@
                 <w:w w:val="75"/>
                 <w:sz w:val="24"/>
               </w:rPr>
-              <w:t> </w:t>
+              <w:t xml:space="preserve"> </w:t>
             </w:r>
             <w:r>
               <w:rPr>
@@ -10684,7 +10682,7 @@
                 <w:spacing w:val="56"/>
                 <w:sz w:val="24"/>
               </w:rPr>
-              <w:t> </w:t>
+              <w:t xml:space="preserve"> </w:t>
             </w:r>
             <w:r>
               <w:rPr>
@@ -10699,7 +10697,7 @@
                 <w:w w:val="75"/>
                 <w:sz w:val="24"/>
               </w:rPr>
-              <w:t> </w:t>
+              <w:t xml:space="preserve"> </w:t>
             </w:r>
             <w:r>
               <w:rPr>
@@ -10713,7 +10711,7 @@
                 <w:spacing w:val="64"/>
                 <w:sz w:val="24"/>
               </w:rPr>
-              <w:t> </w:t>
+              <w:t xml:space="preserve"> </w:t>
             </w:r>
             <w:r>
               <w:rPr>
@@ -10728,7 +10726,7 @@
                 <w:spacing w:val="64"/>
                 <w:sz w:val="24"/>
               </w:rPr>
-              <w:t> </w:t>
+              <w:t xml:space="preserve"> </w:t>
             </w:r>
             <w:r>
               <w:rPr>
@@ -10743,7 +10741,7 @@
                 <w:spacing w:val="67"/>
                 <w:sz w:val="24"/>
               </w:rPr>
-              <w:t> </w:t>
+              <w:t xml:space="preserve"> </w:t>
             </w:r>
             <w:r>
               <w:rPr>
@@ -10758,7 +10756,7 @@
                 <w:w w:val="75"/>
                 <w:sz w:val="24"/>
               </w:rPr>
-              <w:t> </w:t>
+              <w:t xml:space="preserve"> </w:t>
             </w:r>
             <w:r>
               <w:rPr>
@@ -10774,7 +10772,7 @@
                 <w:w w:val="75"/>
                 <w:sz w:val="24"/>
               </w:rPr>
-              <w:t> </w:t>
+              <w:t xml:space="preserve"> </w:t>
             </w:r>
             <w:r>
               <w:rPr>
@@ -10788,7 +10786,7 @@
                 <w:spacing w:val="57"/>
                 <w:sz w:val="24"/>
               </w:rPr>
-              <w:t> </w:t>
+              <w:t xml:space="preserve"> </w:t>
             </w:r>
             <w:r>
               <w:rPr>
@@ -10803,7 +10801,7 @@
                 <w:w w:val="65"/>
                 <w:sz w:val="24"/>
               </w:rPr>
-              <w:t> </w:t>
+              <w:t xml:space="preserve"> </w:t>
             </w:r>
             <w:r>
               <w:rPr>
@@ -10817,7 +10815,7 @@
                 <w:spacing w:val="62"/>
                 <w:sz w:val="24"/>
               </w:rPr>
-              <w:t> </w:t>
+              <w:t xml:space="preserve"> </w:t>
             </w:r>
             <w:r>
               <w:rPr>
@@ -10832,7 +10830,7 @@
                 <w:w w:val="75"/>
                 <w:sz w:val="24"/>
               </w:rPr>
-              <w:t> </w:t>
+              <w:t xml:space="preserve"> </w:t>
             </w:r>
             <w:r>
               <w:rPr>
@@ -10848,7 +10846,7 @@
                 <w:w w:val="75"/>
                 <w:sz w:val="24"/>
               </w:rPr>
-              <w:t> </w:t>
+              <w:t xml:space="preserve"> </w:t>
             </w:r>
             <w:r>
               <w:rPr>
@@ -10863,7 +10861,7 @@
                 <w:w w:val="65"/>
                 <w:sz w:val="24"/>
               </w:rPr>
-              <w:t> </w:t>
+              <w:t xml:space="preserve"> </w:t>
             </w:r>
             <w:r>
               <w:rPr>
@@ -10877,7 +10875,7 @@
                 <w:spacing w:val="66"/>
                 <w:sz w:val="24"/>
               </w:rPr>
-              <w:t> </w:t>
+              <w:t xml:space="preserve"> </w:t>
             </w:r>
             <w:r>
               <w:rPr>
@@ -10891,7 +10889,7 @@
                 <w:spacing w:val="57"/>
                 <w:sz w:val="24"/>
               </w:rPr>
-              <w:t> </w:t>
+              <w:t xml:space="preserve"> </w:t>
             </w:r>
             <w:r>
               <w:rPr>
@@ -10906,7 +10904,7 @@
                 <w:w w:val="75"/>
                 <w:sz w:val="24"/>
               </w:rPr>
-              <w:t> </w:t>
+              <w:t xml:space="preserve"> </w:t>
             </w:r>
             <w:r>
               <w:rPr>
@@ -10920,7 +10918,7 @@
                 <w:spacing w:val="64"/>
                 <w:sz w:val="24"/>
               </w:rPr>
-              <w:t> </w:t>
+              <w:t xml:space="preserve"> </w:t>
             </w:r>
             <w:r>
               <w:rPr>
@@ -10935,7 +10933,7 @@
                 <w:w w:val="75"/>
                 <w:sz w:val="24"/>
               </w:rPr>
-              <w:t> </w:t>
+              <w:t xml:space="preserve"> </w:t>
             </w:r>
             <w:r>
               <w:rPr>
@@ -10950,7 +10948,7 @@
                 <w:w w:val="75"/>
                 <w:sz w:val="24"/>
               </w:rPr>
-              <w:t> </w:t>
+              <w:t xml:space="preserve"> </w:t>
             </w:r>
             <w:r>
               <w:rPr>
@@ -10965,7 +10963,7 @@
                 <w:w w:val="65"/>
                 <w:sz w:val="24"/>
               </w:rPr>
-              <w:t> </w:t>
+              <w:t xml:space="preserve"> </w:t>
             </w:r>
             <w:r>
               <w:rPr>
@@ -10981,7 +10979,7 @@
                 <w:w w:val="75"/>
                 <w:sz w:val="24"/>
               </w:rPr>
-              <w:t> </w:t>
+              <w:t xml:space="preserve"> </w:t>
             </w:r>
             <w:r>
               <w:rPr>
@@ -10995,7 +10993,7 @@
                 <w:spacing w:val="78"/>
                 <w:sz w:val="24"/>
               </w:rPr>
-              <w:t> </w:t>
+              <w:t xml:space="preserve"> </w:t>
             </w:r>
             <w:r>
               <w:rPr>
@@ -11010,7 +11008,7 @@
                 <w:spacing w:val="66"/>
                 <w:sz w:val="24"/>
               </w:rPr>
-              <w:t> </w:t>
+              <w:t xml:space="preserve"> </w:t>
             </w:r>
             <w:r>
               <w:rPr>
@@ -11025,7 +11023,7 @@
                 <w:w w:val="75"/>
                 <w:sz w:val="24"/>
               </w:rPr>
-              <w:t> </w:t>
+              <w:t xml:space="preserve"> </w:t>
             </w:r>
             <w:r>
               <w:rPr>
@@ -11039,7 +11037,7 @@
                 <w:spacing w:val="57"/>
                 <w:sz w:val="24"/>
               </w:rPr>
-              <w:t> </w:t>
+              <w:t xml:space="preserve"> </w:t>
             </w:r>
             <w:r>
               <w:rPr>
@@ -11054,7 +11052,7 @@
                 <w:w w:val="75"/>
                 <w:sz w:val="24"/>
               </w:rPr>
-              <w:t> </w:t>
+              <w:t xml:space="preserve"> </w:t>
             </w:r>
             <w:r>
               <w:rPr>
@@ -11068,7 +11066,7 @@
           <w:p>
             <w:pPr>
               <w:pStyle w:val="TableParagraph"/>
-              <w:spacing w:line="182" w:lineRule="auto" w:before="24"/>
+              <w:spacing w:before="24" w:line="182" w:lineRule="auto"/>
               <w:ind w:left="196" w:right="88"/>
               <w:jc w:val="both"/>
               <w:rPr>
@@ -11088,7 +11086,7 @@
                 <w:w w:val="75"/>
                 <w:sz w:val="24"/>
               </w:rPr>
-              <w:t>ti </w:t>
+              <w:t xml:space="preserve">ti </w:t>
             </w:r>
             <w:r>
               <w:rPr>
@@ -11103,14 +11101,7 @@
                 <w:w w:val="75"/>
                 <w:sz w:val="24"/>
               </w:rPr>
-              <w:t> job</w:t>
-            </w:r>
-            <w:r>
-              <w:rPr>
-                <w:w w:val="75"/>
-                <w:sz w:val="24"/>
-              </w:rPr>
-              <w:t> </w:t>
+              <w:t xml:space="preserve"> job </w:t>
             </w:r>
             <w:r>
               <w:rPr>
@@ -11125,7 +11116,7 @@
                 <w:w w:val="65"/>
                 <w:sz w:val="24"/>
               </w:rPr>
-              <w:t> </w:t>
+              <w:t xml:space="preserve"> </w:t>
             </w:r>
             <w:r>
               <w:rPr>
@@ -11140,7 +11131,7 @@
                 <w:w w:val="75"/>
                 <w:sz w:val="24"/>
               </w:rPr>
-              <w:t> </w:t>
+              <w:t xml:space="preserve"> </w:t>
             </w:r>
             <w:r>
               <w:rPr>
@@ -11156,7 +11147,7 @@
                 <w:w w:val="150"/>
                 <w:sz w:val="24"/>
               </w:rPr>
-              <w:t> </w:t>
+              <w:t xml:space="preserve"> </w:t>
             </w:r>
             <w:r>
               <w:rPr>
@@ -11172,14 +11163,14 @@
                 <w:w w:val="150"/>
                 <w:sz w:val="24"/>
               </w:rPr>
-              <w:t> </w:t>
-            </w:r>
-            <w:r>
-              <w:rPr>
-                <w:w w:val="75"/>
-                <w:sz w:val="24"/>
-              </w:rPr>
-              <w:t>wi </w:t>
+              <w:t xml:space="preserve"> </w:t>
+            </w:r>
+            <w:r>
+              <w:rPr>
+                <w:w w:val="75"/>
+                <w:sz w:val="24"/>
+              </w:rPr>
+              <w:t xml:space="preserve">wi </w:t>
             </w:r>
             <w:r>
               <w:rPr>
@@ -11193,7 +11184,7 @@
                 <w:spacing w:val="-17"/>
                 <w:sz w:val="24"/>
               </w:rPr>
-              <w:t> </w:t>
+              <w:t xml:space="preserve"> </w:t>
             </w:r>
             <w:r>
               <w:rPr>
@@ -11208,7 +11199,7 @@
                 <w:w w:val="150"/>
                 <w:sz w:val="24"/>
               </w:rPr>
-              <w:t> </w:t>
+              <w:t xml:space="preserve"> </w:t>
             </w:r>
             <w:r>
               <w:rPr>
@@ -11224,7 +11215,7 @@
                 <w:w w:val="150"/>
                 <w:sz w:val="24"/>
               </w:rPr>
-              <w:t> </w:t>
+              <w:t xml:space="preserve"> </w:t>
             </w:r>
             <w:r>
               <w:rPr>
@@ -11239,7 +11230,7 @@
                 <w:w w:val="65"/>
                 <w:sz w:val="24"/>
               </w:rPr>
-              <w:t> </w:t>
+              <w:t xml:space="preserve"> </w:t>
             </w:r>
             <w:r>
               <w:rPr>
@@ -11255,14 +11246,14 @@
                 <w:w w:val="150"/>
                 <w:sz w:val="24"/>
               </w:rPr>
-              <w:t> </w:t>
-            </w:r>
-            <w:r>
-              <w:rPr>
-                <w:w w:val="75"/>
-                <w:sz w:val="24"/>
-              </w:rPr>
-              <w:t>h </w:t>
+              <w:t xml:space="preserve"> </w:t>
+            </w:r>
+            <w:r>
+              <w:rPr>
+                <w:w w:val="75"/>
+                <w:sz w:val="24"/>
+              </w:rPr>
+              <w:t xml:space="preserve">h </w:t>
             </w:r>
             <w:r>
               <w:rPr>
@@ -11276,7 +11267,7 @@
                 <w:w w:val="75"/>
                 <w:sz w:val="24"/>
               </w:rPr>
-              <w:t> s/h er</w:t>
+              <w:t xml:space="preserve"> s/h er</w:t>
             </w:r>
             <w:r>
               <w:rPr>
@@ -11284,7 +11275,7 @@
                 <w:w w:val="150"/>
                 <w:sz w:val="24"/>
               </w:rPr>
-              <w:t> </w:t>
+              <w:t xml:space="preserve"> </w:t>
             </w:r>
             <w:r>
               <w:rPr>
@@ -11299,7 +11290,7 @@
                 <w:w w:val="65"/>
                 <w:sz w:val="24"/>
               </w:rPr>
-              <w:t> </w:t>
+              <w:t xml:space="preserve"> </w:t>
             </w:r>
             <w:r>
               <w:rPr>
@@ -11314,7 +11305,7 @@
                 <w:w w:val="75"/>
                 <w:sz w:val="24"/>
               </w:rPr>
-              <w:t> </w:t>
+              <w:t xml:space="preserve"> </w:t>
             </w:r>
             <w:r>
               <w:rPr>
@@ -11328,7 +11319,7 @@
                 <w:spacing w:val="-17"/>
                 <w:sz w:val="24"/>
               </w:rPr>
-              <w:t> </w:t>
+              <w:t xml:space="preserve"> </w:t>
             </w:r>
             <w:r>
               <w:rPr>
@@ -11342,7 +11333,7 @@
                 <w:spacing w:val="-16"/>
                 <w:sz w:val="24"/>
               </w:rPr>
-              <w:t> </w:t>
+              <w:t xml:space="preserve"> </w:t>
             </w:r>
             <w:r>
               <w:rPr>
@@ -11357,14 +11348,14 @@
                 <w:w w:val="150"/>
                 <w:sz w:val="24"/>
               </w:rPr>
-              <w:t> </w:t>
-            </w:r>
-            <w:r>
-              <w:rPr>
-                <w:w w:val="75"/>
-                <w:sz w:val="24"/>
-              </w:rPr>
-              <w:t>( </w:t>
+              <w:t xml:space="preserve"> </w:t>
+            </w:r>
+            <w:r>
+              <w:rPr>
+                <w:w w:val="75"/>
+                <w:sz w:val="24"/>
+              </w:rPr>
+              <w:t xml:space="preserve">( </w:t>
             </w:r>
             <w:r>
               <w:rPr>
@@ -11380,7 +11371,7 @@
                 <w:w w:val="150"/>
                 <w:sz w:val="24"/>
               </w:rPr>
-              <w:t> </w:t>
+              <w:t xml:space="preserve"> </w:t>
             </w:r>
             <w:r>
               <w:rPr>
@@ -11395,7 +11386,7 @@
                 <w:w w:val="150"/>
                 <w:sz w:val="24"/>
               </w:rPr>
-              <w:t> </w:t>
+              <w:t xml:space="preserve"> </w:t>
             </w:r>
             <w:r>
               <w:rPr>
@@ -11411,7 +11402,7 @@
                 <w:w w:val="75"/>
                 <w:sz w:val="24"/>
               </w:rPr>
-              <w:t> </w:t>
+              <w:t xml:space="preserve"> </w:t>
             </w:r>
             <w:r>
               <w:rPr>
@@ -11427,7 +11418,7 @@
                 <w:w w:val="75"/>
                 <w:sz w:val="24"/>
               </w:rPr>
-              <w:t> </w:t>
+              <w:t xml:space="preserve"> </w:t>
             </w:r>
             <w:r>
               <w:rPr>
@@ -11442,7 +11433,7 @@
                 <w:spacing w:val="40"/>
                 <w:sz w:val="24"/>
               </w:rPr>
-              <w:t> </w:t>
+              <w:t xml:space="preserve"> </w:t>
             </w:r>
             <w:r>
               <w:rPr>
@@ -11457,7 +11448,7 @@
                 <w:w w:val="75"/>
                 <w:sz w:val="24"/>
               </w:rPr>
-              <w:t> </w:t>
+              <w:t xml:space="preserve"> </w:t>
             </w:r>
             <w:r>
               <w:rPr>
@@ -11472,7 +11463,7 @@
                 <w:w w:val="65"/>
                 <w:sz w:val="24"/>
               </w:rPr>
-              <w:t> </w:t>
+              <w:t xml:space="preserve"> </w:t>
             </w:r>
             <w:r>
               <w:rPr>
@@ -11487,7 +11478,7 @@
                 <w:w w:val="75"/>
                 <w:sz w:val="24"/>
               </w:rPr>
-              <w:t> </w:t>
+              <w:t xml:space="preserve"> </w:t>
             </w:r>
             <w:r>
               <w:rPr>
@@ -11501,7 +11492,7 @@
                 <w:spacing w:val="40"/>
                 <w:sz w:val="24"/>
               </w:rPr>
-              <w:t> </w:t>
+              <w:t xml:space="preserve"> </w:t>
             </w:r>
             <w:r>
               <w:rPr>
@@ -11516,7 +11507,7 @@
                 <w:spacing w:val="40"/>
                 <w:sz w:val="24"/>
               </w:rPr>
-              <w:t> </w:t>
+              <w:t xml:space="preserve"> </w:t>
             </w:r>
             <w:r>
               <w:rPr>
@@ -11531,7 +11522,7 @@
                 <w:spacing w:val="40"/>
                 <w:sz w:val="24"/>
               </w:rPr>
-              <w:t> </w:t>
+              <w:t xml:space="preserve"> </w:t>
             </w:r>
             <w:r>
               <w:rPr>
@@ -11546,7 +11537,7 @@
                 <w:spacing w:val="40"/>
                 <w:sz w:val="24"/>
               </w:rPr>
-              <w:t> </w:t>
+              <w:t xml:space="preserve"> </w:t>
             </w:r>
             <w:r>
               <w:rPr>
@@ -11561,7 +11552,7 @@
                 <w:spacing w:val="40"/>
                 <w:sz w:val="24"/>
               </w:rPr>
-              <w:t> </w:t>
+              <w:t xml:space="preserve"> </w:t>
             </w:r>
             <w:r>
               <w:rPr>
@@ -11576,7 +11567,7 @@
                 <w:w w:val="75"/>
                 <w:sz w:val="24"/>
               </w:rPr>
-              <w:t> </w:t>
+              <w:t xml:space="preserve"> </w:t>
             </w:r>
             <w:r>
               <w:rPr>
@@ -11591,7 +11582,7 @@
                 <w:w w:val="65"/>
                 <w:sz w:val="24"/>
               </w:rPr>
-              <w:t> </w:t>
+              <w:t xml:space="preserve"> </w:t>
             </w:r>
             <w:r>
               <w:rPr>
@@ -11606,7 +11597,7 @@
                 <w:w w:val="75"/>
                 <w:sz w:val="24"/>
               </w:rPr>
-              <w:t> </w:t>
+              <w:t xml:space="preserve"> </w:t>
             </w:r>
             <w:r>
               <w:rPr>
@@ -11642,7 +11633,7 @@
                 <w:w w:val="80"/>
                 <w:sz w:val="24"/>
               </w:rPr>
-              <w:t> </w:t>
+              <w:t xml:space="preserve"> </w:t>
             </w:r>
             <w:r>
               <w:rPr>
@@ -11658,7 +11649,7 @@
                 <w:w w:val="80"/>
                 <w:sz w:val="24"/>
               </w:rPr>
-              <w:t> </w:t>
+              <w:t xml:space="preserve"> </w:t>
             </w:r>
             <w:r>
               <w:rPr>
@@ -11673,7 +11664,7 @@
                 <w:w w:val="80"/>
                 <w:sz w:val="24"/>
               </w:rPr>
-              <w:t> </w:t>
+              <w:t xml:space="preserve"> </w:t>
             </w:r>
             <w:r>
               <w:rPr>
@@ -11688,7 +11679,7 @@
                 <w:w w:val="80"/>
                 <w:sz w:val="24"/>
               </w:rPr>
-              <w:t> </w:t>
+              <w:t xml:space="preserve"> </w:t>
             </w:r>
             <w:r>
               <w:rPr>
@@ -11703,7 +11694,7 @@
                 <w:spacing w:val="20"/>
                 <w:sz w:val="24"/>
               </w:rPr>
-              <w:t> </w:t>
+              <w:t xml:space="preserve"> </w:t>
             </w:r>
             <w:r>
               <w:rPr>
@@ -11717,7 +11708,7 @@
                 <w:spacing w:val="79"/>
                 <w:sz w:val="24"/>
               </w:rPr>
-              <w:t> </w:t>
+              <w:t xml:space="preserve"> </w:t>
             </w:r>
             <w:r>
               <w:rPr>
@@ -11732,7 +11723,7 @@
                 <w:w w:val="80"/>
                 <w:sz w:val="24"/>
               </w:rPr>
-              <w:t> </w:t>
+              <w:t xml:space="preserve"> </w:t>
             </w:r>
             <w:r>
               <w:rPr>
@@ -11747,7 +11738,7 @@
                 <w:w w:val="65"/>
                 <w:sz w:val="24"/>
               </w:rPr>
-              <w:t> </w:t>
+              <w:t xml:space="preserve"> </w:t>
             </w:r>
             <w:r>
               <w:rPr>
@@ -11763,7 +11754,7 @@
                 <w:w w:val="150"/>
                 <w:sz w:val="24"/>
               </w:rPr>
-              <w:t> </w:t>
+              <w:t xml:space="preserve"> </w:t>
             </w:r>
             <w:r>
               <w:rPr>
@@ -11778,7 +11769,7 @@
                 <w:spacing w:val="80"/>
                 <w:sz w:val="24"/>
               </w:rPr>
-              <w:t> </w:t>
+              <w:t xml:space="preserve"> </w:t>
             </w:r>
             <w:r>
               <w:rPr>
@@ -11792,7 +11783,7 @@
                 <w:spacing w:val="80"/>
                 <w:sz w:val="24"/>
               </w:rPr>
-              <w:t> </w:t>
+              <w:t xml:space="preserve"> </w:t>
             </w:r>
             <w:r>
               <w:rPr>
@@ -11815,7 +11806,7 @@
                 <w:w w:val="65"/>
                 <w:sz w:val="24"/>
               </w:rPr>
-              <w:t> </w:t>
+              <w:t xml:space="preserve"> </w:t>
             </w:r>
             <w:r>
               <w:rPr>
@@ -11830,7 +11821,7 @@
                 <w:spacing w:val="80"/>
                 <w:sz w:val="24"/>
               </w:rPr>
-              <w:t> </w:t>
+              <w:t xml:space="preserve"> </w:t>
             </w:r>
             <w:r>
               <w:rPr>
@@ -11845,7 +11836,7 @@
                 <w:spacing w:val="80"/>
                 <w:sz w:val="24"/>
               </w:rPr>
-              <w:t> </w:t>
+              <w:t xml:space="preserve"> </w:t>
             </w:r>
             <w:r>
               <w:rPr>
@@ -11860,7 +11851,7 @@
                 <w:w w:val="80"/>
                 <w:sz w:val="24"/>
               </w:rPr>
-              <w:t> </w:t>
+              <w:t xml:space="preserve"> </w:t>
             </w:r>
             <w:r>
               <w:rPr>
@@ -11876,7 +11867,7 @@
                 <w:w w:val="150"/>
                 <w:sz w:val="24"/>
               </w:rPr>
-              <w:t> </w:t>
+              <w:t xml:space="preserve"> </w:t>
             </w:r>
             <w:r>
               <w:rPr>
@@ -11891,7 +11882,7 @@
                 <w:w w:val="80"/>
                 <w:sz w:val="24"/>
               </w:rPr>
-              <w:t> </w:t>
+              <w:t xml:space="preserve"> </w:t>
             </w:r>
             <w:r>
               <w:rPr>
@@ -11906,7 +11897,7 @@
                 <w:spacing w:val="80"/>
                 <w:sz w:val="24"/>
               </w:rPr>
-              <w:t> </w:t>
+              <w:t xml:space="preserve"> </w:t>
             </w:r>
             <w:r>
               <w:rPr>
@@ -11921,7 +11912,7 @@
                 <w:w w:val="80"/>
                 <w:sz w:val="24"/>
               </w:rPr>
-              <w:t> </w:t>
+              <w:t xml:space="preserve"> </w:t>
             </w:r>
             <w:r>
               <w:rPr>
@@ -11937,7 +11928,7 @@
                 <w:w w:val="80"/>
                 <w:sz w:val="24"/>
               </w:rPr>
-              <w:t> </w:t>
+              <w:t xml:space="preserve"> </w:t>
             </w:r>
             <w:r>
               <w:rPr>
@@ -11951,7 +11942,7 @@
                 <w:spacing w:val="-17"/>
                 <w:sz w:val="24"/>
               </w:rPr>
-              <w:t> </w:t>
+              <w:t xml:space="preserve"> </w:t>
             </w:r>
             <w:r>
               <w:rPr>
@@ -11966,7 +11957,7 @@
                 <w:w w:val="65"/>
                 <w:sz w:val="24"/>
               </w:rPr>
-              <w:t> </w:t>
+              <w:t xml:space="preserve"> </w:t>
             </w:r>
             <w:r>
               <w:rPr>
@@ -11982,7 +11973,7 @@
                 <w:w w:val="150"/>
                 <w:sz w:val="24"/>
               </w:rPr>
-              <w:t> </w:t>
+              <w:t xml:space="preserve"> </w:t>
             </w:r>
             <w:r>
               <w:rPr>
@@ -11997,7 +11988,7 @@
                 <w:w w:val="80"/>
                 <w:sz w:val="24"/>
               </w:rPr>
-              <w:t> </w:t>
+              <w:t xml:space="preserve"> </w:t>
             </w:r>
             <w:r>
               <w:rPr>
@@ -12011,7 +12002,7 @@
                 <w:spacing w:val="80"/>
                 <w:sz w:val="24"/>
               </w:rPr>
-              <w:t> </w:t>
+              <w:t xml:space="preserve"> </w:t>
             </w:r>
             <w:r>
               <w:rPr>
@@ -12026,7 +12017,7 @@
                 <w:spacing w:val="40"/>
                 <w:sz w:val="24"/>
               </w:rPr>
-              <w:t> </w:t>
+              <w:t xml:space="preserve"> </w:t>
             </w:r>
             <w:r>
               <w:rPr>
@@ -12041,7 +12032,7 @@
                 <w:w w:val="65"/>
                 <w:sz w:val="24"/>
               </w:rPr>
-              <w:t> </w:t>
+              <w:t xml:space="preserve"> </w:t>
             </w:r>
             <w:r>
               <w:rPr>
@@ -12057,7 +12048,7 @@
                 <w:w w:val="80"/>
                 <w:sz w:val="24"/>
               </w:rPr>
-              <w:t> </w:t>
+              <w:t xml:space="preserve"> </w:t>
             </w:r>
             <w:r>
               <w:rPr>
@@ -12073,7 +12064,7 @@
                 <w:w w:val="80"/>
                 <w:sz w:val="24"/>
               </w:rPr>
-              <w:t> </w:t>
+              <w:t xml:space="preserve"> </w:t>
             </w:r>
             <w:r>
               <w:rPr>
@@ -12088,7 +12079,7 @@
                 <w:w w:val="80"/>
                 <w:sz w:val="24"/>
               </w:rPr>
-              <w:t> </w:t>
+              <w:t xml:space="preserve"> </w:t>
             </w:r>
             <w:r>
               <w:rPr>
@@ -12104,7 +12095,7 @@
                 <w:w w:val="80"/>
                 <w:sz w:val="24"/>
               </w:rPr>
-              <w:t> </w:t>
+              <w:t xml:space="preserve"> </w:t>
             </w:r>
             <w:r>
               <w:rPr>
@@ -12119,7 +12110,7 @@
                 <w:w w:val="80"/>
                 <w:sz w:val="24"/>
               </w:rPr>
-              <w:t> </w:t>
+              <w:t xml:space="preserve"> </w:t>
             </w:r>
             <w:r>
               <w:rPr>
@@ -12135,7 +12126,7 @@
                 <w:w w:val="80"/>
                 <w:sz w:val="24"/>
               </w:rPr>
-              <w:t> </w:t>
+              <w:t xml:space="preserve"> </w:t>
             </w:r>
             <w:r>
               <w:rPr>
@@ -12150,7 +12141,7 @@
                 <w:w w:val="80"/>
                 <w:sz w:val="24"/>
               </w:rPr>
-              <w:t> </w:t>
+              <w:t xml:space="preserve"> </w:t>
             </w:r>
             <w:r>
               <w:rPr>
@@ -12165,7 +12156,7 @@
                 <w:w w:val="80"/>
                 <w:sz w:val="24"/>
               </w:rPr>
-              <w:t> </w:t>
+              <w:t xml:space="preserve"> </w:t>
             </w:r>
             <w:r>
               <w:rPr>
@@ -12180,7 +12171,7 @@
                 <w:w w:val="80"/>
                 <w:sz w:val="24"/>
               </w:rPr>
-              <w:t> </w:t>
+              <w:t xml:space="preserve"> </w:t>
             </w:r>
             <w:r>
               <w:rPr>
@@ -12196,7 +12187,7 @@
                 <w:w w:val="80"/>
                 <w:sz w:val="24"/>
               </w:rPr>
-              <w:t> </w:t>
+              <w:t xml:space="preserve"> </w:t>
             </w:r>
             <w:r>
               <w:rPr>
@@ -12211,7 +12202,7 @@
                 <w:spacing w:val="39"/>
                 <w:sz w:val="24"/>
               </w:rPr>
-              <w:t> </w:t>
+              <w:t xml:space="preserve"> </w:t>
             </w:r>
             <w:r>
               <w:rPr>
@@ -12226,7 +12217,7 @@
                 <w:spacing w:val="36"/>
                 <w:sz w:val="24"/>
               </w:rPr>
-              <w:t> </w:t>
+              <w:t xml:space="preserve"> </w:t>
             </w:r>
             <w:r>
               <w:rPr>
@@ -12240,7 +12231,7 @@
                 <w:spacing w:val="38"/>
                 <w:sz w:val="24"/>
               </w:rPr>
-              <w:t> </w:t>
+              <w:t xml:space="preserve"> </w:t>
             </w:r>
             <w:r>
               <w:rPr>
@@ -12255,7 +12246,7 @@
                 <w:w w:val="65"/>
                 <w:sz w:val="24"/>
               </w:rPr>
-              <w:t> </w:t>
+              <w:t xml:space="preserve"> </w:t>
             </w:r>
             <w:r>
               <w:rPr>
@@ -12270,7 +12261,7 @@
                 <w:spacing w:val="38"/>
                 <w:sz w:val="24"/>
               </w:rPr>
-              <w:t> </w:t>
+              <w:t xml:space="preserve"> </w:t>
             </w:r>
             <w:r>
               <w:rPr>
@@ -12286,7 +12277,7 @@
                 <w:w w:val="80"/>
                 <w:sz w:val="24"/>
               </w:rPr>
-              <w:t> </w:t>
+              <w:t xml:space="preserve"> </w:t>
             </w:r>
             <w:r>
               <w:rPr>
@@ -12301,7 +12292,7 @@
                 <w:w w:val="80"/>
                 <w:sz w:val="24"/>
               </w:rPr>
-              <w:t> </w:t>
+              <w:t xml:space="preserve"> </w:t>
             </w:r>
             <w:r>
               <w:rPr>
@@ -12316,7 +12307,7 @@
                 <w:w w:val="65"/>
                 <w:sz w:val="24"/>
               </w:rPr>
-              <w:t> </w:t>
+              <w:t xml:space="preserve"> </w:t>
             </w:r>
             <w:r>
               <w:rPr>
@@ -12331,7 +12322,7 @@
                 <w:spacing w:val="40"/>
                 <w:sz w:val="24"/>
               </w:rPr>
-              <w:t> </w:t>
+              <w:t xml:space="preserve"> </w:t>
             </w:r>
             <w:r>
               <w:rPr>
@@ -12346,7 +12337,7 @@
                 <w:w w:val="80"/>
                 <w:sz w:val="24"/>
               </w:rPr>
-              <w:t> </w:t>
+              <w:t xml:space="preserve"> </w:t>
             </w:r>
             <w:r>
               <w:rPr>
@@ -12361,7 +12352,7 @@
                 <w:spacing w:val="40"/>
                 <w:sz w:val="24"/>
               </w:rPr>
-              <w:t> </w:t>
+              <w:t xml:space="preserve"> </w:t>
             </w:r>
             <w:r>
               <w:rPr>
@@ -12369,7 +12360,7 @@
                 <w:w w:val="80"/>
                 <w:sz w:val="24"/>
               </w:rPr>
-              <w:t>20 </w:t>
+              <w:t xml:space="preserve">20 </w:t>
             </w:r>
             <w:r>
               <w:rPr>
@@ -12385,7 +12376,7 @@
                 <w:w w:val="80"/>
                 <w:sz w:val="24"/>
               </w:rPr>
-              <w:t> </w:t>
+              <w:t xml:space="preserve"> </w:t>
             </w:r>
             <w:r>
               <w:rPr>
@@ -12401,7 +12392,7 @@
                 <w:w w:val="80"/>
                 <w:sz w:val="24"/>
               </w:rPr>
-              <w:t> </w:t>
+              <w:t xml:space="preserve"> </w:t>
             </w:r>
             <w:r>
               <w:rPr>
@@ -12417,7 +12408,7 @@
                 <w:w w:val="80"/>
                 <w:sz w:val="24"/>
               </w:rPr>
-              <w:t> </w:t>
+              <w:t xml:space="preserve"> </w:t>
             </w:r>
             <w:r>
               <w:rPr>
@@ -12432,7 +12423,7 @@
                 <w:w w:val="80"/>
                 <w:sz w:val="24"/>
               </w:rPr>
-              <w:t> </w:t>
+              <w:t xml:space="preserve"> </w:t>
             </w:r>
             <w:r>
               <w:rPr>
@@ -12447,7 +12438,7 @@
                 <w:w w:val="80"/>
                 <w:sz w:val="24"/>
               </w:rPr>
-              <w:t> </w:t>
+              <w:t xml:space="preserve"> </w:t>
             </w:r>
             <w:r>
               <w:rPr>
@@ -12463,7 +12454,7 @@
                 <w:w w:val="80"/>
                 <w:sz w:val="24"/>
               </w:rPr>
-              <w:t> </w:t>
+              <w:t xml:space="preserve"> </w:t>
             </w:r>
             <w:r>
               <w:rPr>
@@ -12477,7 +12468,7 @@
                 <w:spacing w:val="15"/>
                 <w:sz w:val="24"/>
               </w:rPr>
-              <w:t> </w:t>
+              <w:t xml:space="preserve"> </w:t>
             </w:r>
             <w:r>
               <w:rPr>
@@ -12492,7 +12483,7 @@
                 <w:w w:val="80"/>
                 <w:sz w:val="24"/>
               </w:rPr>
-              <w:t> </w:t>
+              <w:t xml:space="preserve"> </w:t>
             </w:r>
             <w:r>
               <w:rPr>
@@ -12507,7 +12498,7 @@
                 <w:spacing w:val="40"/>
                 <w:sz w:val="24"/>
               </w:rPr>
-              <w:t> </w:t>
+              <w:t xml:space="preserve"> </w:t>
             </w:r>
             <w:r>
               <w:rPr>
@@ -12522,7 +12513,7 @@
                 <w:w w:val="80"/>
                 <w:sz w:val="24"/>
               </w:rPr>
-              <w:t> </w:t>
+              <w:t xml:space="preserve"> </w:t>
             </w:r>
             <w:r>
               <w:rPr>
@@ -12536,7 +12527,7 @@
                 <w:spacing w:val="40"/>
                 <w:sz w:val="24"/>
               </w:rPr>
-              <w:t> </w:t>
+              <w:t xml:space="preserve"> </w:t>
             </w:r>
             <w:r>
               <w:rPr>
@@ -12551,7 +12542,7 @@
                 <w:w w:val="80"/>
                 <w:sz w:val="24"/>
               </w:rPr>
-              <w:t> </w:t>
+              <w:t xml:space="preserve"> </w:t>
             </w:r>
             <w:r>
               <w:rPr>
@@ -12566,7 +12557,7 @@
                 <w:w w:val="80"/>
                 <w:sz w:val="24"/>
               </w:rPr>
-              <w:t> </w:t>
+              <w:t xml:space="preserve"> </w:t>
             </w:r>
             <w:r>
               <w:rPr>
@@ -12580,7 +12571,7 @@
                 <w:spacing w:val="40"/>
                 <w:sz w:val="24"/>
               </w:rPr>
-              <w:t> </w:t>
+              <w:t xml:space="preserve"> </w:t>
             </w:r>
             <w:r>
               <w:rPr>
@@ -12594,7 +12585,7 @@
                 <w:spacing w:val="40"/>
                 <w:sz w:val="24"/>
               </w:rPr>
-              <w:t> </w:t>
+              <w:t xml:space="preserve"> </w:t>
             </w:r>
             <w:r>
               <w:rPr>
@@ -12609,7 +12600,7 @@
                 <w:w w:val="65"/>
                 <w:sz w:val="24"/>
               </w:rPr>
-              <w:t> </w:t>
+              <w:t xml:space="preserve"> </w:t>
             </w:r>
             <w:r>
               <w:rPr>
@@ -12632,7 +12623,7 @@
                 <w:spacing w:val="40"/>
                 <w:sz w:val="24"/>
               </w:rPr>
-              <w:t> </w:t>
+              <w:t xml:space="preserve"> </w:t>
             </w:r>
             <w:r>
               <w:rPr>
@@ -12647,7 +12638,7 @@
                 <w:w w:val="80"/>
                 <w:sz w:val="24"/>
               </w:rPr>
-              <w:t> </w:t>
+              <w:t xml:space="preserve"> </w:t>
             </w:r>
             <w:r>
               <w:rPr>
@@ -12662,7 +12653,7 @@
                 <w:w w:val="80"/>
                 <w:sz w:val="24"/>
               </w:rPr>
-              <w:t> </w:t>
+              <w:t xml:space="preserve"> </w:t>
             </w:r>
             <w:r>
               <w:rPr>
@@ -12677,7 +12668,7 @@
                 <w:w w:val="65"/>
                 <w:sz w:val="24"/>
               </w:rPr>
-              <w:t> </w:t>
+              <w:t xml:space="preserve"> </w:t>
             </w:r>
             <w:r>
               <w:rPr>
@@ -12693,7 +12684,7 @@
                 <w:w w:val="80"/>
                 <w:sz w:val="24"/>
               </w:rPr>
-              <w:t> </w:t>
+              <w:t xml:space="preserve"> </w:t>
             </w:r>
             <w:r>
               <w:rPr>
@@ -12708,7 +12699,7 @@
                 <w:w w:val="65"/>
                 <w:sz w:val="24"/>
               </w:rPr>
-              <w:t> </w:t>
+              <w:t xml:space="preserve"> </w:t>
             </w:r>
             <w:r>
               <w:rPr>
@@ -12723,7 +12714,7 @@
                 <w:spacing w:val="39"/>
                 <w:sz w:val="24"/>
               </w:rPr>
-              <w:t> </w:t>
+              <w:t xml:space="preserve"> </w:t>
             </w:r>
             <w:r>
               <w:rPr>
@@ -12737,7 +12728,7 @@
                 <w:spacing w:val="35"/>
                 <w:sz w:val="24"/>
               </w:rPr>
-              <w:t> </w:t>
+              <w:t xml:space="preserve"> </w:t>
             </w:r>
             <w:r>
               <w:rPr>
@@ -12752,7 +12743,7 @@
                 <w:w w:val="80"/>
                 <w:sz w:val="24"/>
               </w:rPr>
-              <w:t> </w:t>
+              <w:t xml:space="preserve"> </w:t>
             </w:r>
             <w:r>
               <w:rPr>
@@ -12767,7 +12758,7 @@
                 <w:w w:val="80"/>
                 <w:sz w:val="24"/>
               </w:rPr>
-              <w:t> </w:t>
+              <w:t xml:space="preserve"> </w:t>
             </w:r>
             <w:r>
               <w:rPr>
@@ -12781,7 +12772,7 @@
                 <w:spacing w:val="40"/>
                 <w:sz w:val="24"/>
               </w:rPr>
-              <w:t> </w:t>
+              <w:t xml:space="preserve"> </w:t>
             </w:r>
             <w:r>
               <w:rPr>
@@ -12796,7 +12787,7 @@
                 <w:spacing w:val="40"/>
                 <w:sz w:val="24"/>
               </w:rPr>
-              <w:t> </w:t>
+              <w:t xml:space="preserve"> </w:t>
             </w:r>
             <w:r>
               <w:rPr>
@@ -12811,7 +12802,7 @@
                 <w:spacing w:val="40"/>
                 <w:sz w:val="24"/>
               </w:rPr>
-              <w:t> </w:t>
+              <w:t xml:space="preserve"> </w:t>
             </w:r>
             <w:r>
               <w:rPr>
@@ -12825,7 +12816,7 @@
                 <w:spacing w:val="40"/>
                 <w:sz w:val="24"/>
               </w:rPr>
-              <w:t> </w:t>
+              <w:t xml:space="preserve"> </w:t>
             </w:r>
             <w:r>
               <w:rPr>
@@ -12840,7 +12831,7 @@
                 <w:spacing w:val="40"/>
                 <w:sz w:val="24"/>
               </w:rPr>
-              <w:t> </w:t>
+              <w:t xml:space="preserve"> </w:t>
             </w:r>
             <w:r>
               <w:rPr>
@@ -12855,7 +12846,7 @@
                 <w:spacing w:val="40"/>
                 <w:sz w:val="24"/>
               </w:rPr>
-              <w:t> </w:t>
+              <w:t xml:space="preserve"> </w:t>
             </w:r>
             <w:r>
               <w:rPr>
@@ -12870,7 +12861,7 @@
                 <w:w w:val="80"/>
                 <w:sz w:val="24"/>
               </w:rPr>
-              <w:t> </w:t>
+              <w:t xml:space="preserve"> </w:t>
             </w:r>
             <w:r>
               <w:rPr>
@@ -12884,7 +12875,7 @@
           <w:p>
             <w:pPr>
               <w:pStyle w:val="TableParagraph"/>
-              <w:spacing w:line="189" w:lineRule="auto" w:before="1"/>
+              <w:spacing w:before="1" w:line="189" w:lineRule="auto"/>
               <w:ind w:left="448" w:right="74" w:hanging="252"/>
               <w:jc w:val="both"/>
               <w:rPr>
@@ -12897,29 +12888,14 @@
                 <w:w w:val="75"/>
                 <w:sz w:val="21"/>
               </w:rPr>
-              <w:t>▶</w:t>
-            </w:r>
-            <w:r>
-              <w:rPr>
-                <w:rFonts w:ascii="Lucida Sans Unicode" w:hAnsi="Lucida Sans Unicode"/>
-                <w:w w:val="75"/>
-                <w:sz w:val="21"/>
-              </w:rPr>
-              <w:t> </w:t>
-            </w:r>
-            <w:r>
-              <w:rPr>
-                <w:w w:val="75"/>
-                <w:sz w:val="21"/>
-              </w:rPr>
-              <w:t>Korean</w:t>
-            </w:r>
-            <w:r>
-              <w:rPr>
-                <w:w w:val="75"/>
-                <w:sz w:val="21"/>
-              </w:rPr>
-              <w:t> </w:t>
+              <w:t xml:space="preserve">▶ </w:t>
+            </w:r>
+            <w:r>
+              <w:rPr>
+                <w:w w:val="75"/>
+                <w:sz w:val="21"/>
+              </w:rPr>
+              <w:t xml:space="preserve">Korean </w:t>
             </w:r>
             <w:r>
               <w:rPr>
@@ -12933,14 +12909,14 @@
                 <w:w w:val="75"/>
                 <w:sz w:val="21"/>
               </w:rPr>
-              <w:t> anguage</w:t>
+              <w:t xml:space="preserve"> anguage</w:t>
             </w:r>
             <w:r>
               <w:rPr>
                 <w:spacing w:val="-15"/>
                 <w:sz w:val="21"/>
               </w:rPr>
-              <w:t> </w:t>
+              <w:t xml:space="preserve"> </w:t>
             </w:r>
             <w:r>
               <w:rPr>
@@ -12954,7 +12930,7 @@
                 <w:spacing w:val="-14"/>
                 <w:sz w:val="21"/>
               </w:rPr>
-              <w:t> </w:t>
+              <w:t xml:space="preserve"> </w:t>
             </w:r>
             <w:r>
               <w:rPr>
@@ -12968,7 +12944,7 @@
                 <w:spacing w:val="18"/>
                 <w:sz w:val="21"/>
               </w:rPr>
-              <w:t> </w:t>
+              <w:t xml:space="preserve"> </w:t>
             </w:r>
             <w:r>
               <w:rPr>
@@ -12982,7 +12958,7 @@
                 <w:spacing w:val="32"/>
                 <w:sz w:val="21"/>
               </w:rPr>
-              <w:t> </w:t>
+              <w:t xml:space="preserve"> </w:t>
             </w:r>
             <w:r>
               <w:rPr>
@@ -13024,14 +13000,14 @@
                 <w:w w:val="75"/>
                 <w:sz w:val="21"/>
               </w:rPr>
-              <w:t> K):</w:t>
+              <w:t xml:space="preserve"> K):</w:t>
             </w:r>
             <w:r>
               <w:rPr>
                 <w:spacing w:val="51"/>
                 <w:sz w:val="21"/>
               </w:rPr>
-              <w:t> </w:t>
+              <w:t xml:space="preserve"> </w:t>
             </w:r>
             <w:r>
               <w:rPr>
@@ -13045,7 +13021,7 @@
                 <w:spacing w:val="29"/>
                 <w:sz w:val="21"/>
               </w:rPr>
-              <w:t> </w:t>
+              <w:t xml:space="preserve"> </w:t>
             </w:r>
             <w:r>
               <w:rPr>
@@ -13059,7 +13035,7 @@
                 <w:spacing w:val="31"/>
                 <w:sz w:val="21"/>
               </w:rPr>
-              <w:t> </w:t>
+              <w:t xml:space="preserve"> </w:t>
             </w:r>
             <w:r>
               <w:rPr>
@@ -13073,14 +13049,14 @@
                 <w:w w:val="75"/>
                 <w:sz w:val="21"/>
               </w:rPr>
-              <w:t> evel</w:t>
+              <w:t xml:space="preserve"> evel</w:t>
             </w:r>
             <w:r>
               <w:rPr>
                 <w:spacing w:val="40"/>
                 <w:sz w:val="21"/>
               </w:rPr>
-              <w:t> </w:t>
+              <w:t xml:space="preserve"> </w:t>
             </w:r>
             <w:r>
               <w:rPr>
@@ -13094,7 +13070,7 @@
                 <w:spacing w:val="51"/>
                 <w:sz w:val="21"/>
               </w:rPr>
-              <w:t> </w:t>
+              <w:t xml:space="preserve"> </w:t>
             </w:r>
             <w:r>
               <w:rPr>
@@ -13108,7 +13084,7 @@
                 <w:spacing w:val="29"/>
                 <w:sz w:val="21"/>
               </w:rPr>
-              <w:t> </w:t>
+              <w:t xml:space="preserve"> </w:t>
             </w:r>
             <w:r>
               <w:rPr>
@@ -13122,7 +13098,7 @@
                 <w:spacing w:val="29"/>
                 <w:sz w:val="21"/>
               </w:rPr>
-              <w:t> </w:t>
+              <w:t xml:space="preserve"> </w:t>
             </w:r>
             <w:r>
               <w:rPr>
@@ -13136,14 +13112,14 @@
                 <w:w w:val="75"/>
                 <w:sz w:val="21"/>
               </w:rPr>
-              <w:t> evel</w:t>
+              <w:t xml:space="preserve"> evel</w:t>
             </w:r>
             <w:r>
               <w:rPr>
                 <w:spacing w:val="40"/>
                 <w:sz w:val="21"/>
               </w:rPr>
-              <w:t> </w:t>
+              <w:t xml:space="preserve"> </w:t>
             </w:r>
             <w:r>
               <w:rPr>
@@ -13157,7 +13133,7 @@
                 <w:spacing w:val="40"/>
                 <w:sz w:val="21"/>
               </w:rPr>
-              <w:t> </w:t>
+              <w:t xml:space="preserve"> </w:t>
             </w:r>
             <w:r>
               <w:rPr>
@@ -13171,7 +13147,7 @@
                 <w:spacing w:val="27"/>
                 <w:sz w:val="21"/>
               </w:rPr>
-              <w:t> </w:t>
+              <w:t xml:space="preserve"> </w:t>
             </w:r>
             <w:r>
               <w:rPr>
@@ -13185,7 +13161,7 @@
                 <w:spacing w:val="31"/>
                 <w:sz w:val="21"/>
               </w:rPr>
-              <w:t> </w:t>
+              <w:t xml:space="preserve"> </w:t>
             </w:r>
             <w:r>
               <w:rPr>
@@ -13199,7 +13175,7 @@
                 <w:spacing w:val="40"/>
                 <w:sz w:val="21"/>
               </w:rPr>
-              <w:t> </w:t>
+              <w:t xml:space="preserve"> </w:t>
             </w:r>
             <w:r>
               <w:rPr>
@@ -13214,7 +13190,7 @@
                 <w:w w:val="65"/>
                 <w:sz w:val="21"/>
               </w:rPr>
-              <w:t> </w:t>
+              <w:t xml:space="preserve"> </w:t>
             </w:r>
             <w:r>
               <w:rPr>
@@ -13228,7 +13204,7 @@
                 <w:spacing w:val="40"/>
                 <w:sz w:val="21"/>
               </w:rPr>
-              <w:t> </w:t>
+              <w:t xml:space="preserve"> </w:t>
             </w:r>
             <w:r>
               <w:rPr>
@@ -13242,7 +13218,7 @@
                 <w:spacing w:val="40"/>
                 <w:sz w:val="21"/>
               </w:rPr>
-              <w:t> </w:t>
+              <w:t xml:space="preserve"> </w:t>
             </w:r>
             <w:r>
               <w:rPr>
@@ -13256,7 +13232,7 @@
                 <w:spacing w:val="26"/>
                 <w:sz w:val="21"/>
               </w:rPr>
-              <w:t> </w:t>
+              <w:t xml:space="preserve"> </w:t>
             </w:r>
             <w:r>
               <w:rPr>
@@ -13270,7 +13246,7 @@
                 <w:spacing w:val="31"/>
                 <w:sz w:val="21"/>
               </w:rPr>
-              <w:t> </w:t>
+              <w:t xml:space="preserve"> </w:t>
             </w:r>
             <w:r>
               <w:rPr>
@@ -13284,7 +13260,7 @@
                 <w:spacing w:val="39"/>
                 <w:sz w:val="21"/>
               </w:rPr>
-              <w:t> </w:t>
+              <w:t xml:space="preserve"> </w:t>
             </w:r>
             <w:r>
               <w:rPr>
@@ -13298,7 +13274,7 @@
                 <w:spacing w:val="40"/>
                 <w:sz w:val="21"/>
               </w:rPr>
-              <w:t> </w:t>
+              <w:t xml:space="preserve"> </w:t>
             </w:r>
             <w:r>
               <w:rPr>
@@ -13313,7 +13289,7 @@
                 <w:w w:val="65"/>
                 <w:sz w:val="21"/>
               </w:rPr>
-              <w:t> </w:t>
+              <w:t xml:space="preserve"> </w:t>
             </w:r>
             <w:r>
               <w:rPr>
@@ -13327,7 +13303,7 @@
                 <w:spacing w:val="40"/>
                 <w:sz w:val="21"/>
               </w:rPr>
-              <w:t> </w:t>
+              <w:t xml:space="preserve"> </w:t>
             </w:r>
             <w:r>
               <w:rPr>
@@ -13341,7 +13317,7 @@
                 <w:spacing w:val="40"/>
                 <w:sz w:val="21"/>
               </w:rPr>
-              <w:t> </w:t>
+              <w:t xml:space="preserve"> </w:t>
             </w:r>
             <w:r>
               <w:rPr>
@@ -13355,7 +13331,7 @@
                 <w:spacing w:val="40"/>
                 <w:sz w:val="21"/>
               </w:rPr>
-              <w:t> </w:t>
+              <w:t xml:space="preserve"> </w:t>
             </w:r>
             <w:r>
               <w:rPr>
@@ -13369,7 +13345,7 @@
                 <w:spacing w:val="28"/>
                 <w:sz w:val="21"/>
               </w:rPr>
-              <w:t> </w:t>
+              <w:t xml:space="preserve"> </w:t>
             </w:r>
             <w:r>
               <w:rPr>
@@ -13384,7 +13360,7 @@
                 <w:w w:val="65"/>
                 <w:sz w:val="21"/>
               </w:rPr>
-              <w:t> </w:t>
+              <w:t xml:space="preserve"> </w:t>
             </w:r>
             <w:r>
               <w:rPr>
@@ -13398,7 +13374,7 @@
                 <w:spacing w:val="40"/>
                 <w:sz w:val="21"/>
               </w:rPr>
-              <w:t> </w:t>
+              <w:t xml:space="preserve"> </w:t>
             </w:r>
             <w:r>
               <w:rPr>
@@ -13412,7 +13388,7 @@
                 <w:spacing w:val="18"/>
                 <w:sz w:val="21"/>
               </w:rPr>
-              <w:t> </w:t>
+              <w:t xml:space="preserve"> </w:t>
             </w:r>
             <w:r>
               <w:rPr>
@@ -13426,7 +13402,7 @@
                 <w:spacing w:val="36"/>
                 <w:sz w:val="21"/>
               </w:rPr>
-              <w:t> </w:t>
+              <w:t xml:space="preserve"> </w:t>
             </w:r>
             <w:r>
               <w:rPr>
@@ -13441,7 +13417,7 @@
                 <w:w w:val="75"/>
                 <w:sz w:val="21"/>
               </w:rPr>
-              <w:t> </w:t>
+              <w:t xml:space="preserve"> </w:t>
             </w:r>
             <w:r>
               <w:rPr>
@@ -13474,7 +13450,7 @@
                 <w:w w:val="80"/>
                 <w:sz w:val="24"/>
               </w:rPr>
-              <w:t> </w:t>
+              <w:t xml:space="preserve"> </w:t>
             </w:r>
             <w:r>
               <w:rPr>
@@ -13489,7 +13465,7 @@
                 <w:w w:val="80"/>
                 <w:sz w:val="24"/>
               </w:rPr>
-              <w:t> </w:t>
+              <w:t xml:space="preserve"> </w:t>
             </w:r>
             <w:r>
               <w:rPr>
@@ -13504,7 +13480,7 @@
                 <w:w w:val="80"/>
                 <w:sz w:val="24"/>
               </w:rPr>
-              <w:t> </w:t>
+              <w:t xml:space="preserve"> </w:t>
             </w:r>
             <w:r>
               <w:rPr>
@@ -13520,7 +13496,7 @@
                 <w:w w:val="80"/>
                 <w:sz w:val="24"/>
               </w:rPr>
-              <w:t> </w:t>
+              <w:t xml:space="preserve"> </w:t>
             </w:r>
             <w:r>
               <w:rPr>
@@ -13535,7 +13511,7 @@
                 <w:w w:val="80"/>
                 <w:sz w:val="24"/>
               </w:rPr>
-              <w:t> </w:t>
+              <w:t xml:space="preserve"> </w:t>
             </w:r>
             <w:r>
               <w:rPr>
@@ -13550,7 +13526,7 @@
                 <w:w w:val="80"/>
                 <w:sz w:val="24"/>
               </w:rPr>
-              <w:t> </w:t>
+              <w:t xml:space="preserve"> </w:t>
             </w:r>
             <w:r>
               <w:rPr>
@@ -13566,7 +13542,7 @@
                 <w:w w:val="80"/>
                 <w:sz w:val="24"/>
               </w:rPr>
-              <w:t> </w:t>
+              <w:t xml:space="preserve"> </w:t>
             </w:r>
             <w:r>
               <w:rPr>
@@ -13581,7 +13557,7 @@
                 <w:w w:val="65"/>
                 <w:sz w:val="24"/>
               </w:rPr>
-              <w:t> </w:t>
+              <w:t xml:space="preserve"> </w:t>
             </w:r>
             <w:r>
               <w:rPr>
@@ -13597,7 +13573,7 @@
                 <w:w w:val="80"/>
                 <w:sz w:val="24"/>
               </w:rPr>
-              <w:t> </w:t>
+              <w:t xml:space="preserve"> </w:t>
             </w:r>
             <w:r>
               <w:rPr>
@@ -13613,7 +13589,7 @@
                 <w:w w:val="80"/>
                 <w:sz w:val="24"/>
               </w:rPr>
-              <w:t> </w:t>
+              <w:t xml:space="preserve"> </w:t>
             </w:r>
             <w:r>
               <w:rPr>
@@ -13629,7 +13605,7 @@
                 <w:w w:val="80"/>
                 <w:sz w:val="24"/>
               </w:rPr>
-              <w:t> </w:t>
+              <w:t xml:space="preserve"> </w:t>
             </w:r>
             <w:r>
               <w:rPr>
@@ -13644,7 +13620,7 @@
                 <w:w w:val="80"/>
                 <w:sz w:val="24"/>
               </w:rPr>
-              <w:t> </w:t>
+              <w:t xml:space="preserve"> </w:t>
             </w:r>
             <w:r>
               <w:rPr>
@@ -13660,7 +13636,7 @@
                 <w:w w:val="80"/>
                 <w:sz w:val="24"/>
               </w:rPr>
-              <w:t> </w:t>
+              <w:t xml:space="preserve"> </w:t>
             </w:r>
             <w:r>
               <w:rPr>
@@ -13675,7 +13651,7 @@
                 <w:w w:val="80"/>
                 <w:sz w:val="24"/>
               </w:rPr>
-              <w:t> </w:t>
+              <w:t xml:space="preserve"> </w:t>
             </w:r>
             <w:r>
               <w:rPr>
@@ -13691,7 +13667,7 @@
                 <w:w w:val="80"/>
                 <w:sz w:val="24"/>
               </w:rPr>
-              <w:t> </w:t>
+              <w:t xml:space="preserve"> </w:t>
             </w:r>
             <w:r>
               <w:rPr>
@@ -13706,7 +13682,7 @@
                 <w:w w:val="80"/>
                 <w:sz w:val="24"/>
               </w:rPr>
-              <w:t> </w:t>
+              <w:t xml:space="preserve"> </w:t>
             </w:r>
             <w:r>
               <w:rPr>
@@ -13720,7 +13696,7 @@
                 <w:spacing w:val="40"/>
                 <w:sz w:val="24"/>
               </w:rPr>
-              <w:t> </w:t>
+              <w:t xml:space="preserve"> </w:t>
             </w:r>
             <w:r>
               <w:rPr>
@@ -13735,7 +13711,7 @@
                 <w:w w:val="80"/>
                 <w:sz w:val="24"/>
               </w:rPr>
-              <w:t> </w:t>
+              <w:t xml:space="preserve"> </w:t>
             </w:r>
             <w:r>
               <w:rPr>
@@ -13749,7 +13725,7 @@
                 <w:spacing w:val="39"/>
                 <w:sz w:val="24"/>
               </w:rPr>
-              <w:t> </w:t>
+              <w:t xml:space="preserve"> </w:t>
             </w:r>
             <w:r>
               <w:rPr>
@@ -13764,7 +13740,7 @@
                 <w:w w:val="80"/>
                 <w:sz w:val="24"/>
               </w:rPr>
-              <w:t> </w:t>
+              <w:t xml:space="preserve"> </w:t>
             </w:r>
             <w:r>
               <w:rPr>
@@ -13779,7 +13755,7 @@
                 <w:w w:val="80"/>
                 <w:sz w:val="24"/>
               </w:rPr>
-              <w:t> </w:t>
+              <w:t xml:space="preserve"> </w:t>
             </w:r>
             <w:r>
               <w:rPr>
@@ -13794,7 +13770,7 @@
                 <w:w w:val="80"/>
                 <w:sz w:val="24"/>
               </w:rPr>
-              <w:t> </w:t>
+              <w:t xml:space="preserve"> </w:t>
             </w:r>
             <w:r>
               <w:rPr>
@@ -13808,7 +13784,7 @@
                 <w:spacing w:val="-16"/>
                 <w:sz w:val="24"/>
               </w:rPr>
-              <w:t> </w:t>
+              <w:t xml:space="preserve"> </w:t>
             </w:r>
             <w:r>
               <w:rPr>
@@ -13823,7 +13799,7 @@
                 <w:w w:val="65"/>
                 <w:sz w:val="24"/>
               </w:rPr>
-              <w:t> </w:t>
+              <w:t xml:space="preserve"> </w:t>
             </w:r>
             <w:r>
               <w:rPr>
@@ -13838,7 +13814,7 @@
                 <w:spacing w:val="40"/>
                 <w:sz w:val="24"/>
               </w:rPr>
-              <w:t> </w:t>
+              <w:t xml:space="preserve"> </w:t>
             </w:r>
             <w:r>
               <w:rPr>
@@ -13853,7 +13829,7 @@
                 <w:w w:val="80"/>
                 <w:sz w:val="24"/>
               </w:rPr>
-              <w:t> </w:t>
+              <w:t xml:space="preserve"> </w:t>
             </w:r>
             <w:r>
               <w:rPr>
@@ -13867,7 +13843,7 @@
                 <w:spacing w:val="40"/>
                 <w:sz w:val="24"/>
               </w:rPr>
-              <w:t> </w:t>
+              <w:t xml:space="preserve"> </w:t>
             </w:r>
             <w:r>
               <w:rPr>
@@ -13882,7 +13858,7 @@
                 <w:w w:val="80"/>
                 <w:sz w:val="24"/>
               </w:rPr>
-              <w:t> </w:t>
+              <w:t xml:space="preserve"> </w:t>
             </w:r>
             <w:r>
               <w:rPr>
@@ -13897,7 +13873,7 @@
                 <w:w w:val="80"/>
                 <w:sz w:val="24"/>
               </w:rPr>
-              <w:t> </w:t>
+              <w:t xml:space="preserve"> </w:t>
             </w:r>
             <w:r>
               <w:rPr>
@@ -13912,7 +13888,7 @@
                 <w:spacing w:val="40"/>
                 <w:sz w:val="24"/>
               </w:rPr>
-              <w:t> </w:t>
+              <w:t xml:space="preserve"> </w:t>
             </w:r>
             <w:r>
               <w:rPr>
@@ -13926,7 +13902,7 @@
                 <w:spacing w:val="38"/>
                 <w:sz w:val="24"/>
               </w:rPr>
-              <w:t> </w:t>
+              <w:t xml:space="preserve"> </w:t>
             </w:r>
             <w:r>
               <w:rPr>
@@ -13941,7 +13917,7 @@
                 <w:w w:val="80"/>
                 <w:sz w:val="24"/>
               </w:rPr>
-              <w:t> </w:t>
+              <w:t xml:space="preserve"> </w:t>
             </w:r>
             <w:r>
               <w:rPr>
@@ -13956,7 +13932,7 @@
                 <w:w w:val="65"/>
                 <w:sz w:val="24"/>
               </w:rPr>
-              <w:t> </w:t>
+              <w:t xml:space="preserve"> </w:t>
             </w:r>
             <w:r>
               <w:rPr>
@@ -13972,7 +13948,7 @@
                 <w:w w:val="80"/>
                 <w:sz w:val="24"/>
               </w:rPr>
-              <w:t> </w:t>
+              <w:t xml:space="preserve"> </w:t>
             </w:r>
             <w:r>
               <w:rPr>
@@ -13987,7 +13963,7 @@
                 <w:w w:val="80"/>
                 <w:sz w:val="24"/>
               </w:rPr>
-              <w:t> </w:t>
+              <w:t xml:space="preserve"> </w:t>
             </w:r>
             <w:r>
               <w:rPr>
@@ -14002,7 +13978,7 @@
                 <w:w w:val="80"/>
                 <w:sz w:val="24"/>
               </w:rPr>
-              <w:t> </w:t>
+              <w:t xml:space="preserve"> </w:t>
             </w:r>
             <w:r>
               <w:rPr>
@@ -14017,7 +13993,7 @@
                 <w:w w:val="80"/>
                 <w:sz w:val="24"/>
               </w:rPr>
-              <w:t> </w:t>
+              <w:t xml:space="preserve"> </w:t>
             </w:r>
             <w:r>
               <w:rPr>
@@ -14032,7 +14008,7 @@
                 <w:w w:val="80"/>
                 <w:sz w:val="24"/>
               </w:rPr>
-              <w:t> </w:t>
+              <w:t xml:space="preserve"> </w:t>
             </w:r>
             <w:r>
               <w:rPr>
@@ -14047,7 +14023,7 @@
                 <w:w w:val="80"/>
                 <w:sz w:val="24"/>
               </w:rPr>
-              <w:t> </w:t>
+              <w:t xml:space="preserve"> </w:t>
             </w:r>
             <w:r>
               <w:rPr>
@@ -14061,7 +14037,7 @@
                 <w:spacing w:val="-17"/>
                 <w:sz w:val="24"/>
               </w:rPr>
-              <w:t> </w:t>
+              <w:t xml:space="preserve"> </w:t>
             </w:r>
             <w:r>
               <w:rPr>
@@ -14076,7 +14052,7 @@
                 <w:w w:val="80"/>
                 <w:sz w:val="24"/>
               </w:rPr>
-              <w:t> </w:t>
+              <w:t xml:space="preserve"> </w:t>
             </w:r>
             <w:r>
               <w:rPr>
@@ -14091,7 +14067,7 @@
                 <w:w w:val="80"/>
                 <w:sz w:val="24"/>
               </w:rPr>
-              <w:t> </w:t>
+              <w:t xml:space="preserve"> </w:t>
             </w:r>
             <w:r>
               <w:rPr>
@@ -14106,7 +14082,7 @@
                 <w:w w:val="80"/>
                 <w:sz w:val="24"/>
               </w:rPr>
-              <w:t> </w:t>
+              <w:t xml:space="preserve"> </w:t>
             </w:r>
             <w:r>
               <w:rPr>
@@ -14121,7 +14097,7 @@
                 <w:w w:val="80"/>
                 <w:sz w:val="24"/>
               </w:rPr>
-              <w:t> </w:t>
+              <w:t xml:space="preserve"> </w:t>
             </w:r>
             <w:r>
               <w:rPr>
@@ -14136,7 +14112,7 @@
                 <w:w w:val="80"/>
                 <w:sz w:val="24"/>
               </w:rPr>
-              <w:t> </w:t>
+              <w:t xml:space="preserve"> </w:t>
             </w:r>
             <w:r>
               <w:rPr>
@@ -14151,7 +14127,7 @@
                 <w:w w:val="80"/>
                 <w:sz w:val="24"/>
               </w:rPr>
-              <w:t> </w:t>
+              <w:t xml:space="preserve"> </w:t>
             </w:r>
             <w:r>
               <w:rPr>
@@ -14166,7 +14142,7 @@
                 <w:w w:val="80"/>
                 <w:sz w:val="24"/>
               </w:rPr>
-              <w:t> </w:t>
+              <w:t xml:space="preserve"> </w:t>
             </w:r>
             <w:r>
               <w:rPr>
@@ -14181,7 +14157,7 @@
                 <w:w w:val="80"/>
                 <w:sz w:val="24"/>
               </w:rPr>
-              <w:t> </w:t>
+              <w:t xml:space="preserve"> </w:t>
             </w:r>
             <w:r>
               <w:rPr>
@@ -14196,7 +14172,7 @@
                 <w:w w:val="80"/>
                 <w:sz w:val="24"/>
               </w:rPr>
-              <w:t> </w:t>
+              <w:t xml:space="preserve"> </w:t>
             </w:r>
             <w:r>
               <w:rPr>
@@ -14211,7 +14187,7 @@
                 <w:w w:val="80"/>
                 <w:sz w:val="24"/>
               </w:rPr>
-              <w:t> </w:t>
+              <w:t xml:space="preserve"> </w:t>
             </w:r>
             <w:r>
               <w:rPr>
@@ -14225,7 +14201,7 @@
                 <w:spacing w:val="43"/>
                 <w:sz w:val="24"/>
               </w:rPr>
-              <w:t> </w:t>
+              <w:t xml:space="preserve"> </w:t>
             </w:r>
             <w:r>
               <w:rPr>
@@ -14240,7 +14216,7 @@
                 <w:w w:val="65"/>
                 <w:sz w:val="24"/>
               </w:rPr>
-              <w:t> </w:t>
+              <w:t xml:space="preserve"> </w:t>
             </w:r>
             <w:r>
               <w:rPr>
@@ -14256,7 +14232,7 @@
                 <w:w w:val="80"/>
                 <w:sz w:val="24"/>
               </w:rPr>
-              <w:t> </w:t>
+              <w:t xml:space="preserve"> </w:t>
             </w:r>
             <w:r>
               <w:rPr>
@@ -14271,7 +14247,7 @@
                 <w:spacing w:val="53"/>
                 <w:sz w:val="24"/>
               </w:rPr>
-              <w:t> </w:t>
+              <w:t xml:space="preserve"> </w:t>
             </w:r>
             <w:r>
               <w:rPr>
@@ -14286,7 +14262,7 @@
                 <w:w w:val="80"/>
                 <w:sz w:val="24"/>
               </w:rPr>
-              <w:t> </w:t>
+              <w:t xml:space="preserve"> </w:t>
             </w:r>
             <w:r>
               <w:rPr>
@@ -14301,7 +14277,7 @@
                 <w:w w:val="80"/>
                 <w:sz w:val="24"/>
               </w:rPr>
-              <w:t> </w:t>
+              <w:t xml:space="preserve"> </w:t>
             </w:r>
             <w:r>
               <w:rPr>
@@ -14316,7 +14292,7 @@
                 <w:w w:val="65"/>
                 <w:sz w:val="24"/>
               </w:rPr>
-              <w:t> </w:t>
+              <w:t xml:space="preserve"> </w:t>
             </w:r>
             <w:r>
               <w:rPr>
@@ -14332,7 +14308,7 @@
                 <w:w w:val="80"/>
                 <w:sz w:val="24"/>
               </w:rPr>
-              <w:t> </w:t>
+              <w:t xml:space="preserve"> </w:t>
             </w:r>
             <w:r>
               <w:rPr>
@@ -14348,7 +14324,7 @@
                 <w:w w:val="80"/>
                 <w:sz w:val="24"/>
               </w:rPr>
-              <w:t> </w:t>
+              <w:t xml:space="preserve"> </w:t>
             </w:r>
             <w:r>
               <w:rPr>
@@ -14362,7 +14338,7 @@
                 <w:spacing w:val="53"/>
                 <w:sz w:val="24"/>
               </w:rPr>
-              <w:t> </w:t>
+              <w:t xml:space="preserve"> </w:t>
             </w:r>
             <w:r>
               <w:rPr>
@@ -14377,7 +14353,7 @@
                 <w:w w:val="80"/>
                 <w:sz w:val="24"/>
               </w:rPr>
-              <w:t> </w:t>
+              <w:t xml:space="preserve"> </w:t>
             </w:r>
             <w:r>
               <w:rPr>
@@ -14392,7 +14368,7 @@
                 <w:spacing w:val="65"/>
                 <w:sz w:val="24"/>
               </w:rPr>
-              <w:t> </w:t>
+              <w:t xml:space="preserve"> </w:t>
             </w:r>
             <w:r>
               <w:rPr>
@@ -14407,7 +14383,7 @@
                 <w:spacing w:val="55"/>
                 <w:sz w:val="24"/>
               </w:rPr>
-              <w:t> </w:t>
+              <w:t xml:space="preserve"> </w:t>
             </w:r>
             <w:r>
               <w:rPr>
@@ -14422,7 +14398,7 @@
                 <w:w w:val="80"/>
                 <w:sz w:val="24"/>
               </w:rPr>
-              <w:t> </w:t>
+              <w:t xml:space="preserve"> </w:t>
             </w:r>
             <w:r>
               <w:rPr>
@@ -14437,7 +14413,7 @@
                 <w:w w:val="80"/>
                 <w:sz w:val="24"/>
               </w:rPr>
-              <w:t> </w:t>
+              <w:t xml:space="preserve"> </w:t>
             </w:r>
             <w:r>
               <w:rPr>
@@ -14452,7 +14428,7 @@
                 <w:w w:val="80"/>
                 <w:sz w:val="24"/>
               </w:rPr>
-              <w:t> </w:t>
+              <w:t xml:space="preserve"> </w:t>
             </w:r>
             <w:r>
               <w:rPr>
@@ -14466,7 +14442,7 @@
                 <w:spacing w:val="38"/>
                 <w:sz w:val="24"/>
               </w:rPr>
-              <w:t> </w:t>
+              <w:t xml:space="preserve"> </w:t>
             </w:r>
             <w:r>
               <w:rPr>
@@ -14480,7 +14456,7 @@
                 <w:spacing w:val="40"/>
                 <w:sz w:val="24"/>
               </w:rPr>
-              <w:t> </w:t>
+              <w:t xml:space="preserve"> </w:t>
             </w:r>
             <w:r>
               <w:rPr>
@@ -14495,7 +14471,7 @@
                 <w:spacing w:val="40"/>
                 <w:sz w:val="24"/>
               </w:rPr>
-              <w:t> </w:t>
+              <w:t xml:space="preserve"> </w:t>
             </w:r>
             <w:r>
               <w:rPr>
@@ -14510,7 +14486,7 @@
                 <w:spacing w:val="40"/>
                 <w:sz w:val="24"/>
               </w:rPr>
-              <w:t> </w:t>
+              <w:t xml:space="preserve"> </w:t>
             </w:r>
             <w:r>
               <w:rPr>
@@ -14525,7 +14501,7 @@
                 <w:w w:val="80"/>
                 <w:sz w:val="24"/>
               </w:rPr>
-              <w:t> </w:t>
+              <w:t xml:space="preserve"> </w:t>
             </w:r>
             <w:r>
               <w:rPr>
@@ -14543,7 +14519,7 @@
               <w:ind w:left="527" w:right="82" w:hanging="332"/>
               <w:jc w:val="both"/>
               <w:rPr>
-                <w:rFonts w:ascii="Malgun Gothic" w:hAnsi="Malgun Gothic"/>
+                <w:rFonts w:ascii="맑은 고딕" w:hAnsi="맑은 고딕"/>
                 <w:b/>
                 <w:sz w:val="18"/>
               </w:rPr>
@@ -14565,7 +14541,7 @@
                 <w:w w:val="95"/>
                 <w:sz w:val="20"/>
               </w:rPr>
-              <w:t> </w:t>
+              <w:t xml:space="preserve"> </w:t>
             </w:r>
             <w:r>
               <w:rPr>
@@ -14583,7 +14559,7 @@
                 <w:w w:val="95"/>
                 <w:sz w:val="24"/>
               </w:rPr>
-              <w:t> </w:t>
+              <w:t xml:space="preserve"> </w:t>
             </w:r>
             <w:r>
               <w:rPr>
@@ -14601,7 +14577,7 @@
                 <w:w w:val="95"/>
                 <w:sz w:val="24"/>
               </w:rPr>
-              <w:t> </w:t>
+              <w:t xml:space="preserve"> </w:t>
             </w:r>
             <w:r>
               <w:rPr>
@@ -14619,7 +14595,7 @@
                 <w:w w:val="95"/>
                 <w:sz w:val="24"/>
               </w:rPr>
-              <w:t> </w:t>
+              <w:t xml:space="preserve"> </w:t>
             </w:r>
             <w:r>
               <w:rPr>
@@ -14637,7 +14613,7 @@
                 <w:w w:val="65"/>
                 <w:sz w:val="24"/>
               </w:rPr>
-              <w:t> </w:t>
+              <w:t xml:space="preserve"> </w:t>
             </w:r>
             <w:r>
               <w:rPr>
@@ -14654,7 +14630,7 @@
                 <w:w w:val="95"/>
                 <w:sz w:val="24"/>
               </w:rPr>
-              <w:t> </w:t>
+              <w:t xml:space="preserve"> </w:t>
             </w:r>
             <w:r>
               <w:rPr>
@@ -14671,7 +14647,7 @@
                 <w:w w:val="95"/>
                 <w:sz w:val="24"/>
               </w:rPr>
-              <w:t> </w:t>
+              <w:t xml:space="preserve"> </w:t>
             </w:r>
             <w:r>
               <w:rPr>
@@ -14688,7 +14664,7 @@
                 <w:w w:val="95"/>
                 <w:sz w:val="24"/>
               </w:rPr>
-              <w:t> </w:t>
+              <w:t xml:space="preserve"> </w:t>
             </w:r>
             <w:r>
               <w:rPr>
@@ -14706,7 +14682,7 @@
                 <w:w w:val="95"/>
                 <w:sz w:val="24"/>
               </w:rPr>
-              <w:t> </w:t>
+              <w:t xml:space="preserve"> </w:t>
             </w:r>
             <w:r>
               <w:rPr>
@@ -14723,7 +14699,7 @@
                 <w:w w:val="95"/>
                 <w:sz w:val="24"/>
               </w:rPr>
-              <w:t> </w:t>
+              <w:t xml:space="preserve"> </w:t>
             </w:r>
             <w:r>
               <w:rPr>
@@ -14741,7 +14717,7 @@
                 <w:w w:val="65"/>
                 <w:sz w:val="24"/>
               </w:rPr>
-              <w:t> </w:t>
+              <w:t xml:space="preserve"> </w:t>
             </w:r>
             <w:r>
               <w:rPr>
@@ -14759,7 +14735,7 @@
                 <w:w w:val="95"/>
                 <w:sz w:val="24"/>
               </w:rPr>
-              <w:t> </w:t>
+              <w:t xml:space="preserve"> </w:t>
             </w:r>
             <w:r>
               <w:rPr>
@@ -14776,7 +14752,7 @@
                 <w:w w:val="95"/>
                 <w:sz w:val="24"/>
               </w:rPr>
-              <w:t> </w:t>
+              <w:t xml:space="preserve"> </w:t>
             </w:r>
             <w:r>
               <w:rPr>
@@ -14791,7 +14767,7 @@
                 <w:color w:val="FF0000"/>
                 <w:sz w:val="24"/>
               </w:rPr>
-              <w:t> </w:t>
+              <w:t xml:space="preserve"> </w:t>
             </w:r>
             <w:r>
               <w:rPr>
@@ -14808,7 +14784,7 @@
                 <w:w w:val="65"/>
                 <w:sz w:val="24"/>
               </w:rPr>
-              <w:t> </w:t>
+              <w:t xml:space="preserve"> </w:t>
             </w:r>
             <w:r>
               <w:rPr>
@@ -14826,7 +14802,7 @@
                 <w:w w:val="95"/>
                 <w:sz w:val="24"/>
               </w:rPr>
-              <w:t> </w:t>
+              <w:t xml:space="preserve"> </w:t>
             </w:r>
             <w:r>
               <w:rPr>
@@ -14835,16 +14811,7 @@
                 <w:w w:val="95"/>
                 <w:sz w:val="24"/>
               </w:rPr>
-              <w:t>before</w:t>
-            </w:r>
-            <w:r>
-              <w:rPr>
-                <w:color w:val="FF0000"/>
-                <w:spacing w:val="10"/>
-                <w:w w:val="95"/>
-                <w:sz w:val="24"/>
-              </w:rPr>
-              <w:t> </w:t>
+              <w:t xml:space="preserve">before </w:t>
             </w:r>
             <w:r>
               <w:rPr>
@@ -14860,7 +14827,7 @@
                 <w:spacing w:val="-17"/>
                 <w:sz w:val="24"/>
               </w:rPr>
-              <w:t> </w:t>
+              <w:t xml:space="preserve"> </w:t>
             </w:r>
             <w:r>
               <w:rPr>
@@ -14876,7 +14843,7 @@
                 <w:spacing w:val="-17"/>
                 <w:sz w:val="24"/>
               </w:rPr>
-              <w:t> </w:t>
+              <w:t xml:space="preserve"> </w:t>
             </w:r>
             <w:r>
               <w:rPr>
@@ -14893,7 +14860,7 @@
                 <w:w w:val="65"/>
                 <w:sz w:val="24"/>
               </w:rPr>
-              <w:t> </w:t>
+              <w:t xml:space="preserve"> </w:t>
             </w:r>
             <w:r>
               <w:rPr>
@@ -14911,7 +14878,7 @@
                 <w:w w:val="95"/>
                 <w:sz w:val="24"/>
               </w:rPr>
-              <w:t> </w:t>
+              <w:t xml:space="preserve"> </w:t>
             </w:r>
             <w:r>
               <w:rPr>
@@ -14919,7 +14886,7 @@
                 <w:w w:val="95"/>
                 <w:sz w:val="24"/>
               </w:rPr>
-              <w:t>a </w:t>
+              <w:t xml:space="preserve">a </w:t>
             </w:r>
             <w:r>
               <w:rPr>
@@ -14946,7 +14913,7 @@
                 <w:w w:val="65"/>
                 <w:sz w:val="24"/>
               </w:rPr>
-              <w:t> </w:t>
+              <w:t xml:space="preserve"> </w:t>
             </w:r>
             <w:r>
               <w:rPr>
@@ -14963,7 +14930,7 @@
                 <w:spacing w:val="1"/>
                 <w:sz w:val="24"/>
               </w:rPr>
-              <w:t> </w:t>
+              <w:t xml:space="preserve"> </w:t>
             </w:r>
             <w:r>
               <w:rPr>
@@ -14980,7 +14947,7 @@
                 <w:spacing w:val="5"/>
                 <w:sz w:val="24"/>
               </w:rPr>
-              <w:t> </w:t>
+              <w:t xml:space="preserve"> </w:t>
             </w:r>
             <w:r>
               <w:rPr>
@@ -14998,7 +14965,7 @@
                 <w:w w:val="65"/>
                 <w:sz w:val="24"/>
               </w:rPr>
-              <w:t> </w:t>
+              <w:t xml:space="preserve"> </w:t>
             </w:r>
             <w:r>
               <w:rPr>
@@ -15015,11 +14982,11 @@
                 <w:spacing w:val="27"/>
                 <w:sz w:val="24"/>
               </w:rPr>
-              <w:t> </w:t>
-            </w:r>
-            <w:r>
-              <w:rPr>
-                <w:rFonts w:ascii="Malgun Gothic" w:hAnsi="Malgun Gothic"/>
+              <w:t xml:space="preserve"> </w:t>
+            </w:r>
+            <w:r>
+              <w:rPr>
+                <w:rFonts w:ascii="맑은 고딕" w:hAnsi="맑은 고딕"/>
                 <w:b/>
                 <w:color w:val="0000FF"/>
                 <w:spacing w:val="-2"/>
@@ -15029,17 +14996,17 @@
             </w:r>
             <w:r>
               <w:rPr>
-                <w:rFonts w:ascii="Malgun Gothic" w:hAnsi="Malgun Gothic"/>
+                <w:rFonts w:ascii="맑은 고딕" w:hAnsi="맑은 고딕"/>
                 <w:b/>
                 <w:color w:val="0000FF"/>
                 <w:spacing w:val="-12"/>
                 <w:sz w:val="18"/>
               </w:rPr>
-              <w:t> </w:t>
-            </w:r>
-            <w:r>
-              <w:rPr>
-                <w:rFonts w:ascii="Malgun Gothic" w:hAnsi="Malgun Gothic"/>
+              <w:t xml:space="preserve"> </w:t>
+            </w:r>
+            <w:r>
+              <w:rPr>
+                <w:rFonts w:ascii="맑은 고딕" w:hAnsi="맑은 고딕"/>
                 <w:b/>
                 <w:color w:val="0000FF"/>
                 <w:spacing w:val="-2"/>
@@ -15050,18 +15017,18 @@
             </w:r>
             <w:r>
               <w:rPr>
-                <w:rFonts w:ascii="Malgun Gothic" w:hAnsi="Malgun Gothic"/>
+                <w:rFonts w:ascii="맑은 고딕" w:hAnsi="맑은 고딕"/>
                 <w:b/>
                 <w:color w:val="0000FF"/>
                 <w:spacing w:val="-8"/>
                 <w:w w:val="95"/>
                 <w:sz w:val="18"/>
               </w:rPr>
-              <w:t> </w:t>
-            </w:r>
-            <w:r>
-              <w:rPr>
-                <w:rFonts w:ascii="Malgun Gothic" w:hAnsi="Malgun Gothic"/>
+              <w:t xml:space="preserve"> </w:t>
+            </w:r>
+            <w:r>
+              <w:rPr>
+                <w:rFonts w:ascii="맑은 고딕" w:hAnsi="맑은 고딕"/>
                 <w:b/>
                 <w:color w:val="0000FF"/>
                 <w:spacing w:val="-2"/>
@@ -15072,18 +15039,18 @@
             </w:r>
             <w:r>
               <w:rPr>
-                <w:rFonts w:ascii="Malgun Gothic" w:hAnsi="Malgun Gothic"/>
+                <w:rFonts w:ascii="맑은 고딕" w:hAnsi="맑은 고딕"/>
                 <w:b/>
                 <w:color w:val="0000FF"/>
                 <w:spacing w:val="-7"/>
                 <w:w w:val="95"/>
                 <w:sz w:val="18"/>
               </w:rPr>
-              <w:t> </w:t>
-            </w:r>
-            <w:r>
-              <w:rPr>
-                <w:rFonts w:ascii="Malgun Gothic" w:hAnsi="Malgun Gothic"/>
+              <w:t xml:space="preserve"> </w:t>
+            </w:r>
+            <w:r>
+              <w:rPr>
+                <w:rFonts w:ascii="맑은 고딕" w:hAnsi="맑은 고딕"/>
                 <w:b/>
                 <w:color w:val="0000FF"/>
                 <w:spacing w:val="-2"/>
@@ -15094,18 +15061,18 @@
             </w:r>
             <w:r>
               <w:rPr>
-                <w:rFonts w:ascii="Malgun Gothic" w:hAnsi="Malgun Gothic"/>
+                <w:rFonts w:ascii="맑은 고딕" w:hAnsi="맑은 고딕"/>
                 <w:b/>
                 <w:color w:val="0000FF"/>
                 <w:spacing w:val="-9"/>
                 <w:w w:val="95"/>
                 <w:sz w:val="18"/>
               </w:rPr>
-              <w:t> </w:t>
-            </w:r>
-            <w:r>
-              <w:rPr>
-                <w:rFonts w:ascii="Malgun Gothic" w:hAnsi="Malgun Gothic"/>
+              <w:t xml:space="preserve"> </w:t>
+            </w:r>
+            <w:r>
+              <w:rPr>
+                <w:rFonts w:ascii="맑은 고딕" w:hAnsi="맑은 고딕"/>
                 <w:b/>
                 <w:color w:val="0000FF"/>
                 <w:spacing w:val="-2"/>
@@ -15116,18 +15083,18 @@
             </w:r>
             <w:r>
               <w:rPr>
-                <w:rFonts w:ascii="Malgun Gothic" w:hAnsi="Malgun Gothic"/>
+                <w:rFonts w:ascii="맑은 고딕" w:hAnsi="맑은 고딕"/>
                 <w:b/>
                 <w:color w:val="0000FF"/>
                 <w:spacing w:val="-10"/>
                 <w:w w:val="95"/>
                 <w:sz w:val="18"/>
               </w:rPr>
-              <w:t> </w:t>
-            </w:r>
-            <w:r>
-              <w:rPr>
-                <w:rFonts w:ascii="Malgun Gothic" w:hAnsi="Malgun Gothic"/>
+              <w:t xml:space="preserve"> </w:t>
+            </w:r>
+            <w:r>
+              <w:rPr>
+                <w:rFonts w:ascii="맑은 고딕" w:hAnsi="맑은 고딕"/>
                 <w:b/>
                 <w:color w:val="0000FF"/>
                 <w:spacing w:val="-2"/>
@@ -15138,18 +15105,18 @@
             </w:r>
             <w:r>
               <w:rPr>
-                <w:rFonts w:ascii="Malgun Gothic" w:hAnsi="Malgun Gothic"/>
+                <w:rFonts w:ascii="맑은 고딕" w:hAnsi="맑은 고딕"/>
                 <w:b/>
                 <w:color w:val="0000FF"/>
                 <w:spacing w:val="-7"/>
                 <w:w w:val="95"/>
                 <w:sz w:val="18"/>
               </w:rPr>
-              <w:t> </w:t>
-            </w:r>
-            <w:r>
-              <w:rPr>
-                <w:rFonts w:ascii="Malgun Gothic" w:hAnsi="Malgun Gothic"/>
+              <w:t xml:space="preserve"> </w:t>
+            </w:r>
+            <w:r>
+              <w:rPr>
+                <w:rFonts w:ascii="맑은 고딕" w:hAnsi="맑은 고딕"/>
                 <w:b/>
                 <w:color w:val="0000FF"/>
                 <w:spacing w:val="-2"/>
@@ -15160,18 +15127,18 @@
             </w:r>
             <w:r>
               <w:rPr>
-                <w:rFonts w:ascii="Malgun Gothic" w:hAnsi="Malgun Gothic"/>
+                <w:rFonts w:ascii="맑은 고딕" w:hAnsi="맑은 고딕"/>
                 <w:b/>
                 <w:color w:val="0000FF"/>
                 <w:spacing w:val="-9"/>
                 <w:w w:val="95"/>
                 <w:sz w:val="18"/>
               </w:rPr>
-              <w:t> </w:t>
-            </w:r>
-            <w:r>
-              <w:rPr>
-                <w:rFonts w:ascii="Malgun Gothic" w:hAnsi="Malgun Gothic"/>
+              <w:t xml:space="preserve"> </w:t>
+            </w:r>
+            <w:r>
+              <w:rPr>
+                <w:rFonts w:ascii="맑은 고딕" w:hAnsi="맑은 고딕"/>
                 <w:b/>
                 <w:color w:val="0000FF"/>
                 <w:spacing w:val="-2"/>
@@ -15182,18 +15149,18 @@
             </w:r>
             <w:r>
               <w:rPr>
-                <w:rFonts w:ascii="Malgun Gothic" w:hAnsi="Malgun Gothic"/>
+                <w:rFonts w:ascii="맑은 고딕" w:hAnsi="맑은 고딕"/>
                 <w:b/>
                 <w:color w:val="0000FF"/>
                 <w:spacing w:val="-10"/>
                 <w:w w:val="95"/>
                 <w:sz w:val="18"/>
               </w:rPr>
-              <w:t> </w:t>
-            </w:r>
-            <w:r>
-              <w:rPr>
-                <w:rFonts w:ascii="Malgun Gothic" w:hAnsi="Malgun Gothic"/>
+              <w:t xml:space="preserve"> </w:t>
+            </w:r>
+            <w:r>
+              <w:rPr>
+                <w:rFonts w:ascii="맑은 고딕" w:hAnsi="맑은 고딕"/>
                 <w:b/>
                 <w:color w:val="0000FF"/>
                 <w:spacing w:val="-2"/>
@@ -15208,7 +15175,6 @@
               <w:spacing w:before="4"/>
               <w:rPr>
                 <w:rFonts w:ascii="Times New Roman"/>
-                <w:sz w:val="22"/>
               </w:rPr>
             </w:pPr>
           </w:p>
@@ -15240,7 +15206,7 @@
                 <w:w w:val="70"/>
                 <w:sz w:val="18"/>
               </w:rPr>
-              <w:t> </w:t>
+              <w:t xml:space="preserve"> </w:t>
             </w:r>
             <w:r>
               <w:rPr>
@@ -15259,7 +15225,7 @@
                 <w:w w:val="70"/>
                 <w:sz w:val="18"/>
               </w:rPr>
-              <w:t> </w:t>
+              <w:t xml:space="preserve"> </w:t>
             </w:r>
             <w:r>
               <w:rPr>
@@ -15276,7 +15242,7 @@
       </w:tr>
       <w:tr>
         <w:trPr>
-          <w:trHeight w:val="345" w:hRule="atLeast"/>
+          <w:trHeight w:val="345"/>
         </w:trPr>
         <w:tc>
           <w:tcPr>
@@ -15309,7 +15275,7 @@
                 <w:spacing w:val="39"/>
                 <w:sz w:val="28"/>
               </w:rPr>
-              <w:t> </w:t>
+              <w:t xml:space="preserve"> </w:t>
             </w:r>
             <w:r>
               <w:rPr>
@@ -15324,7 +15290,7 @@
                 <w:w w:val="80"/>
                 <w:sz w:val="28"/>
               </w:rPr>
-              <w:t> </w:t>
+              <w:t xml:space="preserve"> </w:t>
             </w:r>
             <w:r>
               <w:rPr>
@@ -15339,7 +15305,7 @@
                 <w:w w:val="75"/>
                 <w:sz w:val="28"/>
               </w:rPr>
-              <w:t> </w:t>
+              <w:t xml:space="preserve"> </w:t>
             </w:r>
             <w:r>
               <w:rPr>
@@ -15354,7 +15320,7 @@
                 <w:w w:val="80"/>
                 <w:sz w:val="28"/>
               </w:rPr>
-              <w:t> </w:t>
+              <w:t xml:space="preserve"> </w:t>
             </w:r>
             <w:r>
               <w:rPr>
@@ -15369,7 +15335,7 @@
                 <w:w w:val="80"/>
                 <w:sz w:val="28"/>
               </w:rPr>
-              <w:t> </w:t>
+              <w:t xml:space="preserve"> </w:t>
             </w:r>
             <w:r>
               <w:rPr>
@@ -15383,7 +15349,7 @@
                 <w:spacing w:val="23"/>
                 <w:sz w:val="28"/>
               </w:rPr>
-              <w:t> </w:t>
+              <w:t xml:space="preserve"> </w:t>
             </w:r>
             <w:r>
               <w:rPr>
@@ -15398,7 +15364,7 @@
                 <w:w w:val="75"/>
                 <w:sz w:val="28"/>
               </w:rPr>
-              <w:t> </w:t>
+              <w:t xml:space="preserve"> </w:t>
             </w:r>
             <w:r>
               <w:rPr>
@@ -15413,7 +15379,7 @@
                 <w:w w:val="145"/>
                 <w:sz w:val="28"/>
               </w:rPr>
-              <w:t> </w:t>
+              <w:t xml:space="preserve"> </w:t>
             </w:r>
             <w:r>
               <w:rPr>
@@ -15432,7 +15398,7 @@
                 <w:w w:val="145"/>
                 <w:sz w:val="26"/>
               </w:rPr>
-              <w:t> </w:t>
+              <w:t xml:space="preserve"> </w:t>
             </w:r>
             <w:r>
               <w:rPr>
@@ -15446,7 +15412,7 @@
                 <w:spacing w:val="-19"/>
                 <w:sz w:val="28"/>
               </w:rPr>
-              <w:t> </w:t>
+              <w:t xml:space="preserve"> </w:t>
             </w:r>
             <w:r>
               <w:rPr>
@@ -15461,7 +15427,7 @@
                 <w:w w:val="75"/>
                 <w:sz w:val="28"/>
               </w:rPr>
-              <w:t> </w:t>
+              <w:t xml:space="preserve"> </w:t>
             </w:r>
             <w:r>
               <w:rPr>
@@ -15476,7 +15442,7 @@
                 <w:w w:val="75"/>
                 <w:sz w:val="28"/>
               </w:rPr>
-              <w:t> </w:t>
+              <w:t xml:space="preserve"> </w:t>
             </w:r>
             <w:r>
               <w:rPr>
@@ -15491,7 +15457,7 @@
                 <w:w w:val="75"/>
                 <w:sz w:val="28"/>
               </w:rPr>
-              <w:t> </w:t>
+              <w:t xml:space="preserve"> </w:t>
             </w:r>
             <w:r>
               <w:rPr>
@@ -15506,7 +15472,7 @@
                 <w:w w:val="75"/>
                 <w:sz w:val="28"/>
               </w:rPr>
-              <w:t> </w:t>
+              <w:t xml:space="preserve"> </w:t>
             </w:r>
             <w:r>
               <w:rPr>
@@ -15521,7 +15487,7 @@
                 <w:w w:val="75"/>
                 <w:sz w:val="28"/>
               </w:rPr>
-              <w:t> </w:t>
+              <w:t xml:space="preserve"> </w:t>
             </w:r>
             <w:r>
               <w:rPr>
@@ -15536,7 +15502,7 @@
                 <w:w w:val="80"/>
                 <w:sz w:val="28"/>
               </w:rPr>
-              <w:t> </w:t>
+              <w:t xml:space="preserve"> </w:t>
             </w:r>
             <w:r>
               <w:rPr>
@@ -15552,7 +15518,7 @@
                 <w:w w:val="75"/>
                 <w:sz w:val="28"/>
               </w:rPr>
-              <w:t> </w:t>
+              <w:t xml:space="preserve"> </w:t>
             </w:r>
             <w:r>
               <w:rPr>
@@ -15568,7 +15534,7 @@
                 <w:w w:val="150"/>
                 <w:sz w:val="28"/>
               </w:rPr>
-              <w:t> </w:t>
+              <w:t xml:space="preserve"> </w:t>
             </w:r>
             <w:r>
               <w:rPr>
@@ -15583,7 +15549,7 @@
                 <w:w w:val="75"/>
                 <w:sz w:val="28"/>
               </w:rPr>
-              <w:t> </w:t>
+              <w:t xml:space="preserve"> </w:t>
             </w:r>
             <w:r>
               <w:rPr>
@@ -15598,7 +15564,7 @@
                 <w:w w:val="75"/>
                 <w:sz w:val="28"/>
               </w:rPr>
-              <w:t> </w:t>
+              <w:t xml:space="preserve"> </w:t>
             </w:r>
             <w:r>
               <w:rPr>
@@ -15613,7 +15579,7 @@
                 <w:w w:val="75"/>
                 <w:sz w:val="28"/>
               </w:rPr>
-              <w:t> </w:t>
+              <w:t xml:space="preserve"> </w:t>
             </w:r>
             <w:r>
               <w:rPr>
@@ -15629,7 +15595,7 @@
                 <w:w w:val="75"/>
                 <w:sz w:val="28"/>
               </w:rPr>
-              <w:t> </w:t>
+              <w:t xml:space="preserve"> </w:t>
             </w:r>
             <w:r>
               <w:rPr>
@@ -15645,7 +15611,7 @@
                 <w:w w:val="75"/>
                 <w:sz w:val="28"/>
               </w:rPr>
-              <w:t> </w:t>
+              <w:t xml:space="preserve"> </w:t>
             </w:r>
             <w:r>
               <w:rPr>
@@ -15659,7 +15625,7 @@
                 <w:spacing w:val="75"/>
                 <w:sz w:val="28"/>
               </w:rPr>
-              <w:t> </w:t>
+              <w:t xml:space="preserve"> </w:t>
             </w:r>
             <w:r>
               <w:rPr>
@@ -15675,7 +15641,7 @@
                 <w:w w:val="75"/>
                 <w:sz w:val="28"/>
               </w:rPr>
-              <w:t> </w:t>
+              <w:t xml:space="preserve"> </w:t>
             </w:r>
             <w:r>
               <w:rPr>
@@ -15690,7 +15656,7 @@
       </w:tr>
       <w:tr>
         <w:trPr>
-          <w:trHeight w:val="282" w:hRule="atLeast"/>
+          <w:trHeight w:val="282"/>
         </w:trPr>
         <w:tc>
           <w:tcPr>
@@ -15713,7 +15679,7 @@
           <w:p>
             <w:pPr>
               <w:pStyle w:val="TableParagraph"/>
-              <w:spacing w:line="151" w:lineRule="auto" w:before="1"/>
+              <w:spacing w:before="1" w:line="151" w:lineRule="auto"/>
               <w:ind w:left="110" w:right="91"/>
               <w:jc w:val="center"/>
               <w:rPr>
@@ -15734,7 +15700,7 @@
                 <w:w w:val="75"/>
                 <w:sz w:val="21"/>
               </w:rPr>
-              <w:t> </w:t>
+              <w:t xml:space="preserve"> </w:t>
             </w:r>
             <w:r>
               <w:rPr>
@@ -15749,7 +15715,7 @@
                 <w:w w:val="75"/>
                 <w:sz w:val="21"/>
               </w:rPr>
-              <w:t> </w:t>
+              <w:t xml:space="preserve"> </w:t>
             </w:r>
             <w:r>
               <w:rPr>
@@ -15765,7 +15731,7 @@
                 <w:w w:val="75"/>
                 <w:sz w:val="21"/>
               </w:rPr>
-              <w:t> </w:t>
+              <w:t xml:space="preserve"> </w:t>
             </w:r>
             <w:r>
               <w:rPr>
@@ -15781,7 +15747,7 @@
                 <w:w w:val="75"/>
                 <w:sz w:val="21"/>
               </w:rPr>
-              <w:t> </w:t>
+              <w:t xml:space="preserve"> </w:t>
             </w:r>
             <w:r>
               <w:rPr>
@@ -15796,7 +15762,7 @@
                 <w:spacing w:val="36"/>
                 <w:sz w:val="21"/>
               </w:rPr>
-              <w:t> </w:t>
+              <w:t xml:space="preserve"> </w:t>
             </w:r>
             <w:r>
               <w:rPr>
@@ -15810,7 +15776,7 @@
                 <w:spacing w:val="22"/>
                 <w:sz w:val="21"/>
               </w:rPr>
-              <w:t> </w:t>
+              <w:t xml:space="preserve"> </w:t>
             </w:r>
             <w:r>
               <w:rPr>
@@ -15824,7 +15790,7 @@
                 <w:spacing w:val="16"/>
                 <w:sz w:val="21"/>
               </w:rPr>
-              <w:t> </w:t>
+              <w:t xml:space="preserve"> </w:t>
             </w:r>
             <w:r>
               <w:rPr>
@@ -15838,7 +15804,7 @@
                 <w:spacing w:val="16"/>
                 <w:sz w:val="21"/>
               </w:rPr>
-              <w:t> </w:t>
+              <w:t xml:space="preserve"> </w:t>
             </w:r>
             <w:r>
               <w:rPr>
@@ -15853,7 +15819,7 @@
                 <w:spacing w:val="15"/>
                 <w:sz w:val="21"/>
               </w:rPr>
-              <w:t> </w:t>
+              <w:t xml:space="preserve"> </w:t>
             </w:r>
             <w:r>
               <w:rPr>
@@ -15868,7 +15834,7 @@
                 <w:w w:val="150"/>
                 <w:sz w:val="21"/>
               </w:rPr>
-              <w:t> </w:t>
+              <w:t xml:space="preserve"> </w:t>
             </w:r>
             <w:r>
               <w:rPr>
@@ -15884,7 +15850,7 @@
                 <w:w w:val="75"/>
                 <w:sz w:val="21"/>
               </w:rPr>
-              <w:t> </w:t>
+              <w:t xml:space="preserve"> </w:t>
             </w:r>
             <w:r>
               <w:rPr>
@@ -15927,7 +15893,7 @@
                 <w:w w:val="70"/>
                 <w:sz w:val="21"/>
               </w:rPr>
-              <w:t> </w:t>
+              <w:t xml:space="preserve"> </w:t>
             </w:r>
             <w:r>
               <w:rPr>
@@ -15942,7 +15908,7 @@
                 <w:w w:val="70"/>
                 <w:sz w:val="21"/>
               </w:rPr>
-              <w:t> </w:t>
+              <w:t xml:space="preserve"> </w:t>
             </w:r>
             <w:r>
               <w:rPr>
@@ -15957,7 +15923,7 @@
                 <w:w w:val="70"/>
                 <w:sz w:val="21"/>
               </w:rPr>
-              <w:t> </w:t>
+              <w:t xml:space="preserve"> </w:t>
             </w:r>
             <w:r>
               <w:rPr>
@@ -15972,7 +15938,7 @@
                 <w:w w:val="70"/>
                 <w:sz w:val="21"/>
               </w:rPr>
-              <w:t> </w:t>
+              <w:t xml:space="preserve"> </w:t>
             </w:r>
             <w:r>
               <w:rPr>
@@ -16044,7 +16010,7 @@
                 <w:spacing w:val="-9"/>
                 <w:sz w:val="21"/>
               </w:rPr>
-              <w:t> </w:t>
+              <w:t xml:space="preserve"> </w:t>
             </w:r>
             <w:r>
               <w:rPr>
@@ -16058,7 +16024,7 @@
                 <w:spacing w:val="-17"/>
                 <w:sz w:val="21"/>
               </w:rPr>
-              <w:t> </w:t>
+              <w:t xml:space="preserve"> </w:t>
             </w:r>
             <w:r>
               <w:rPr>
@@ -16110,7 +16076,7 @@
                 <w:w w:val="70"/>
                 <w:sz w:val="21"/>
               </w:rPr>
-              <w:t> </w:t>
+              <w:t xml:space="preserve"> </w:t>
             </w:r>
             <w:r>
               <w:rPr>
@@ -16126,7 +16092,7 @@
                 <w:w w:val="70"/>
                 <w:sz w:val="21"/>
               </w:rPr>
-              <w:t> </w:t>
+              <w:t xml:space="preserve"> </w:t>
             </w:r>
             <w:r>
               <w:rPr>
@@ -16141,7 +16107,7 @@
                 <w:w w:val="70"/>
                 <w:sz w:val="21"/>
               </w:rPr>
-              <w:t> </w:t>
+              <w:t xml:space="preserve"> </w:t>
             </w:r>
             <w:r>
               <w:rPr>
@@ -16156,7 +16122,7 @@
                 <w:w w:val="65"/>
                 <w:sz w:val="21"/>
               </w:rPr>
-              <w:t> </w:t>
+              <w:t xml:space="preserve"> </w:t>
             </w:r>
             <w:r>
               <w:rPr>
@@ -16172,14 +16138,14 @@
                 <w:w w:val="70"/>
                 <w:sz w:val="21"/>
               </w:rPr>
-              <w:t> </w:t>
+              <w:t xml:space="preserve"> </w:t>
             </w:r>
             <w:r>
               <w:rPr>
                 <w:w w:val="70"/>
                 <w:sz w:val="21"/>
               </w:rPr>
-              <w:t>atu </w:t>
+              <w:t xml:space="preserve">atu </w:t>
             </w:r>
             <w:r>
               <w:rPr>
@@ -16194,7 +16160,7 @@
       </w:tr>
       <w:tr>
         <w:trPr>
-          <w:trHeight w:val="282" w:hRule="atLeast"/>
+          <w:trHeight w:val="282"/>
         </w:trPr>
         <w:tc>
           <w:tcPr>
@@ -16245,7 +16211,7 @@
                 <w:w w:val="70"/>
                 <w:sz w:val="21"/>
               </w:rPr>
-              <w:t> </w:t>
+              <w:t xml:space="preserve"> </w:t>
             </w:r>
             <w:r>
               <w:rPr>
@@ -16260,7 +16226,7 @@
                 <w:w w:val="70"/>
                 <w:sz w:val="21"/>
               </w:rPr>
-              <w:t> </w:t>
+              <w:t xml:space="preserve"> </w:t>
             </w:r>
             <w:r>
               <w:rPr>
@@ -16285,7 +16251,7 @@
             <w:pPr>
               <w:pStyle w:val="TableParagraph"/>
               <w:tabs>
-                <w:tab w:pos="1180" w:val="left" w:leader="none"/>
+                <w:tab w:val="left" w:pos="1180"/>
               </w:tabs>
               <w:spacing w:line="262" w:lineRule="exact"/>
               <w:ind w:left="120"/>
@@ -16305,7 +16271,7 @@
                 <w:spacing w:val="-32"/>
                 <w:sz w:val="21"/>
               </w:rPr>
-              <w:t> </w:t>
+              <w:t xml:space="preserve"> </w:t>
             </w:r>
             <w:r>
               <w:rPr>
@@ -16318,7 +16284,7 @@
                 <w:spacing w:val="51"/>
                 <w:sz w:val="21"/>
               </w:rPr>
-              <w:t> </w:t>
+              <w:t xml:space="preserve"> </w:t>
             </w:r>
             <w:r>
               <w:rPr>
@@ -16348,7 +16314,7 @@
                 <w:w w:val="85"/>
                 <w:sz w:val="21"/>
               </w:rPr>
-              <w:t> </w:t>
+              <w:t xml:space="preserve"> </w:t>
             </w:r>
             <w:r>
               <w:rPr>
@@ -16362,7 +16328,7 @@
                 <w:spacing w:val="21"/>
                 <w:sz w:val="21"/>
               </w:rPr>
-              <w:t> </w:t>
+              <w:t xml:space="preserve"> </w:t>
             </w:r>
             <w:r>
               <w:rPr>
@@ -16417,7 +16383,7 @@
       </w:tr>
       <w:tr>
         <w:trPr>
-          <w:trHeight w:val="603" w:hRule="atLeast"/>
+          <w:trHeight w:val="603"/>
         </w:trPr>
         <w:tc>
           <w:tcPr>
@@ -16468,7 +16434,7 @@
                 <w:spacing w:val="-17"/>
                 <w:sz w:val="21"/>
               </w:rPr>
-              <w:t> </w:t>
+              <w:t xml:space="preserve"> </w:t>
             </w:r>
             <w:r>
               <w:rPr>
@@ -16483,7 +16449,7 @@
                 <w:spacing w:val="-17"/>
                 <w:sz w:val="21"/>
               </w:rPr>
-              <w:t> </w:t>
+              <w:t xml:space="preserve"> </w:t>
             </w:r>
             <w:r>
               <w:rPr>
@@ -16515,7 +16481,7 @@
                 <w:spacing w:val="14"/>
                 <w:sz w:val="21"/>
               </w:rPr>
-              <w:t> </w:t>
+              <w:t xml:space="preserve"> </w:t>
             </w:r>
             <w:r>
               <w:rPr>
@@ -16587,23 +16553,25 @@
         </w:tc>
       </w:tr>
     </w:tbl>
+    <w:p/>
     <w:sectPr>
       <w:pgSz w:w="11900" w:h="16840"/>
-      <w:pgMar w:top="1160" w:bottom="280" w:left="850" w:right="1417"/>
+      <w:pgMar w:top="1160" w:right="1417" w:bottom="280" w:left="850" w:header="720" w:footer="720" w:gutter="0"/>
+      <w:cols w:space="720"/>
     </w:sectPr>
   </w:body>
 </w:document>
 </file>
 
 <file path=word/styles.xml><?xml version="1.0" encoding="utf-8"?>
-<w:styles xmlns:r="http://schemas.openxmlformats.org/officeDocument/2006/relationships" xmlns:w="http://schemas.openxmlformats.org/wordprocessingml/2006/main">
+<w:styles xmlns:mc="http://schemas.openxmlformats.org/markup-compatibility/2006" xmlns:r="http://schemas.openxmlformats.org/officeDocument/2006/relationships" xmlns:w="http://schemas.openxmlformats.org/wordprocessingml/2006/main" xmlns:w14="http://schemas.microsoft.com/office/word/2010/wordml" xmlns:w15="http://schemas.microsoft.com/office/word/2012/wordml" xmlns:w16cex="http://schemas.microsoft.com/office/word/2018/wordml/cex" xmlns:w16cid="http://schemas.microsoft.com/office/word/2016/wordml/cid" xmlns:w16="http://schemas.microsoft.com/office/word/2018/wordml" xmlns:w16du="http://schemas.microsoft.com/office/word/2023/wordml/word16du" xmlns:w16sdtdh="http://schemas.microsoft.com/office/word/2020/wordml/sdtdatahash" xmlns:w16sdtfl="http://schemas.microsoft.com/office/word/2024/wordml/sdtformatlock" xmlns:w16se="http://schemas.microsoft.com/office/word/2015/wordml/symex" mc:Ignorable="w14 w15 w16se w16cid w16 w16cex w16sdtdh w16sdtfl w16du">
   <w:docDefaults>
     <w:rPrDefault>
       <w:rPr>
-        <w:rFonts w:cstheme="minorBidi" w:hAnsiTheme="minorHAnsi" w:eastAsiaTheme="minorHAnsi" w:asciiTheme="minorHAnsi"/>
+        <w:rFonts w:asciiTheme="minorHAnsi" w:eastAsiaTheme="minorEastAsia" w:hAnsiTheme="minorHAnsi" w:cstheme="minorBidi"/>
         <w:sz w:val="22"/>
         <w:szCs w:val="22"/>
-        <w:lang w:val="en-US" w:bidi="ar-SA" w:eastAsia="en-US"/>
+        <w:lang w:val="en-US" w:eastAsia="en-US" w:bidi="ar-SA"/>
       </w:rPr>
     </w:rPrDefault>
     <w:pPrDefault>
@@ -16611,19 +16579,423 @@
         <w:widowControl w:val="0"/>
         <w:autoSpaceDE w:val="0"/>
         <w:autoSpaceDN w:val="0"/>
-        <w:spacing w:lineRule="auto" w:line="240" w:before="0" w:after="0"/>
-        <w:ind w:left="0" w:right="0"/>
-        <w:jc w:val="left"/>
       </w:pPr>
     </w:pPrDefault>
   </w:docDefaults>
-  <w:style w:styleId="DefaultParagraphFont" w:default="1" w:type="character">
+  <w:latentStyles w:defLockedState="0" w:defUIPriority="99" w:defSemiHidden="0" w:defUnhideWhenUsed="0" w:defQFormat="0" w:count="376">
+    <w:lsdException w:name="Normal" w:uiPriority="0" w:qFormat="1"/>
+    <w:lsdException w:name="heading 1" w:uiPriority="9" w:qFormat="1"/>
+    <w:lsdException w:name="heading 2" w:semiHidden="1" w:uiPriority="9" w:unhideWhenUsed="1" w:qFormat="1"/>
+    <w:lsdException w:name="heading 3" w:semiHidden="1" w:uiPriority="9" w:unhideWhenUsed="1" w:qFormat="1"/>
+    <w:lsdException w:name="heading 4" w:semiHidden="1" w:uiPriority="9" w:unhideWhenUsed="1" w:qFormat="1"/>
+    <w:lsdException w:name="heading 5" w:semiHidden="1" w:uiPriority="9" w:unhideWhenUsed="1" w:qFormat="1"/>
+    <w:lsdException w:name="heading 6" w:semiHidden="1" w:uiPriority="9" w:unhideWhenUsed="1" w:qFormat="1"/>
+    <w:lsdException w:name="heading 7" w:semiHidden="1" w:uiPriority="9" w:unhideWhenUsed="1" w:qFormat="1"/>
+    <w:lsdException w:name="heading 8" w:semiHidden="1" w:uiPriority="9" w:unhideWhenUsed="1" w:qFormat="1"/>
+    <w:lsdException w:name="heading 9" w:semiHidden="1" w:uiPriority="9" w:unhideWhenUsed="1" w:qFormat="1"/>
+    <w:lsdException w:name="index 1" w:semiHidden="1" w:unhideWhenUsed="1"/>
+    <w:lsdException w:name="index 2" w:semiHidden="1" w:unhideWhenUsed="1"/>
+    <w:lsdException w:name="index 3" w:semiHidden="1" w:unhideWhenUsed="1"/>
+    <w:lsdException w:name="index 4" w:semiHidden="1" w:unhideWhenUsed="1"/>
+    <w:lsdException w:name="index 5" w:semiHidden="1" w:unhideWhenUsed="1"/>
+    <w:lsdException w:name="index 6" w:semiHidden="1" w:unhideWhenUsed="1"/>
+    <w:lsdException w:name="index 7" w:semiHidden="1" w:unhideWhenUsed="1"/>
+    <w:lsdException w:name="index 8" w:semiHidden="1" w:unhideWhenUsed="1"/>
+    <w:lsdException w:name="index 9" w:semiHidden="1" w:unhideWhenUsed="1"/>
+    <w:lsdException w:name="toc 1" w:semiHidden="1" w:uiPriority="39" w:unhideWhenUsed="1"/>
+    <w:lsdException w:name="toc 2" w:semiHidden="1" w:uiPriority="39" w:unhideWhenUsed="1"/>
+    <w:lsdException w:name="toc 3" w:semiHidden="1" w:uiPriority="39" w:unhideWhenUsed="1"/>
+    <w:lsdException w:name="toc 4" w:semiHidden="1" w:uiPriority="39" w:unhideWhenUsed="1"/>
+    <w:lsdException w:name="toc 5" w:semiHidden="1" w:uiPriority="39" w:unhideWhenUsed="1"/>
+    <w:lsdException w:name="toc 6" w:semiHidden="1" w:uiPriority="39" w:unhideWhenUsed="1"/>
+    <w:lsdException w:name="toc 7" w:semiHidden="1" w:uiPriority="39" w:unhideWhenUsed="1"/>
+    <w:lsdException w:name="toc 8" w:semiHidden="1" w:uiPriority="39" w:unhideWhenUsed="1"/>
+    <w:lsdException w:name="toc 9" w:semiHidden="1" w:uiPriority="39" w:unhideWhenUsed="1"/>
+    <w:lsdException w:name="Normal Indent" w:semiHidden="1" w:unhideWhenUsed="1"/>
+    <w:lsdException w:name="footnote text" w:semiHidden="1" w:unhideWhenUsed="1"/>
+    <w:lsdException w:name="annotation text" w:semiHidden="1" w:unhideWhenUsed="1"/>
+    <w:lsdException w:name="header" w:semiHidden="1" w:unhideWhenUsed="1"/>
+    <w:lsdException w:name="footer" w:semiHidden="1" w:unhideWhenUsed="1"/>
+    <w:lsdException w:name="index heading" w:semiHidden="1" w:unhideWhenUsed="1"/>
+    <w:lsdException w:name="caption" w:semiHidden="1" w:uiPriority="35" w:unhideWhenUsed="1" w:qFormat="1"/>
+    <w:lsdException w:name="table of figures" w:semiHidden="1" w:unhideWhenUsed="1"/>
+    <w:lsdException w:name="envelope address" w:semiHidden="1" w:unhideWhenUsed="1"/>
+    <w:lsdException w:name="envelope return" w:semiHidden="1" w:unhideWhenUsed="1"/>
+    <w:lsdException w:name="footnote reference" w:semiHidden="1" w:unhideWhenUsed="1"/>
+    <w:lsdException w:name="annotation reference" w:semiHidden="1" w:unhideWhenUsed="1"/>
+    <w:lsdException w:name="line number" w:semiHidden="1" w:unhideWhenUsed="1"/>
+    <w:lsdException w:name="page number" w:semiHidden="1" w:unhideWhenUsed="1"/>
+    <w:lsdException w:name="endnote reference" w:semiHidden="1" w:unhideWhenUsed="1"/>
+    <w:lsdException w:name="endnote text" w:semiHidden="1" w:unhideWhenUsed="1"/>
+    <w:lsdException w:name="table of authorities" w:semiHidden="1" w:unhideWhenUsed="1"/>
+    <w:lsdException w:name="macro" w:semiHidden="1" w:unhideWhenUsed="1"/>
+    <w:lsdException w:name="toa heading" w:semiHidden="1" w:unhideWhenUsed="1"/>
+    <w:lsdException w:name="List" w:semiHidden="1" w:unhideWhenUsed="1"/>
+    <w:lsdException w:name="List Bullet" w:semiHidden="1" w:unhideWhenUsed="1"/>
+    <w:lsdException w:name="List Number" w:semiHidden="1" w:unhideWhenUsed="1"/>
+    <w:lsdException w:name="List 2" w:semiHidden="1" w:unhideWhenUsed="1"/>
+    <w:lsdException w:name="List 3" w:semiHidden="1" w:unhideWhenUsed="1"/>
+    <w:lsdException w:name="List 4" w:semiHidden="1" w:unhideWhenUsed="1"/>
+    <w:lsdException w:name="List 5" w:semiHidden="1" w:unhideWhenUsed="1"/>
+    <w:lsdException w:name="List Bullet 2" w:semiHidden="1" w:unhideWhenUsed="1"/>
+    <w:lsdException w:name="List Bullet 3" w:semiHidden="1" w:unhideWhenUsed="1"/>
+    <w:lsdException w:name="List Bullet 4" w:semiHidden="1" w:unhideWhenUsed="1"/>
+    <w:lsdException w:name="List Bullet 5" w:semiHidden="1" w:unhideWhenUsed="1"/>
+    <w:lsdException w:name="List Number 2" w:semiHidden="1" w:unhideWhenUsed="1"/>
+    <w:lsdException w:name="List Number 3" w:semiHidden="1" w:unhideWhenUsed="1"/>
+    <w:lsdException w:name="List Number 4" w:semiHidden="1" w:unhideWhenUsed="1"/>
+    <w:lsdException w:name="List Number 5" w:semiHidden="1" w:unhideWhenUsed="1"/>
+    <w:lsdException w:name="Title" w:uiPriority="10" w:qFormat="1"/>
+    <w:lsdException w:name="Closing" w:semiHidden="1" w:unhideWhenUsed="1"/>
+    <w:lsdException w:name="Signature" w:semiHidden="1" w:unhideWhenUsed="1"/>
+    <w:lsdException w:name="Default Paragraph Font" w:semiHidden="1" w:uiPriority="1" w:unhideWhenUsed="1"/>
+    <w:lsdException w:name="Body Text" w:semiHidden="1" w:unhideWhenUsed="1"/>
+    <w:lsdException w:name="Body Text Indent" w:semiHidden="1" w:unhideWhenUsed="1"/>
+    <w:lsdException w:name="List Continue" w:semiHidden="1" w:unhideWhenUsed="1"/>
+    <w:lsdException w:name="List Continue 2" w:semiHidden="1" w:unhideWhenUsed="1"/>
+    <w:lsdException w:name="List Continue 3" w:semiHidden="1" w:unhideWhenUsed="1"/>
+    <w:lsdException w:name="List Continue 4" w:semiHidden="1" w:unhideWhenUsed="1"/>
+    <w:lsdException w:name="List Continue 5" w:semiHidden="1" w:unhideWhenUsed="1"/>
+    <w:lsdException w:name="Message Header" w:semiHidden="1" w:unhideWhenUsed="1"/>
+    <w:lsdException w:name="Subtitle" w:uiPriority="11" w:qFormat="1"/>
+    <w:lsdException w:name="Salutation" w:semiHidden="1" w:unhideWhenUsed="1"/>
+    <w:lsdException w:name="Date" w:semiHidden="1" w:unhideWhenUsed="1"/>
+    <w:lsdException w:name="Body Text First Indent" w:semiHidden="1" w:unhideWhenUsed="1"/>
+    <w:lsdException w:name="Body Text First Indent 2" w:semiHidden="1" w:unhideWhenUsed="1"/>
+    <w:lsdException w:name="Note Heading" w:semiHidden="1" w:unhideWhenUsed="1"/>
+    <w:lsdException w:name="Body Text 2" w:semiHidden="1" w:unhideWhenUsed="1"/>
+    <w:lsdException w:name="Body Text 3" w:semiHidden="1" w:unhideWhenUsed="1"/>
+    <w:lsdException w:name="Body Text Indent 2" w:semiHidden="1" w:unhideWhenUsed="1"/>
+    <w:lsdException w:name="Body Text Indent 3" w:semiHidden="1" w:unhideWhenUsed="1"/>
+    <w:lsdException w:name="Block Text" w:semiHidden="1" w:unhideWhenUsed="1"/>
+    <w:lsdException w:name="Hyperlink" w:semiHidden="1" w:unhideWhenUsed="1"/>
+    <w:lsdException w:name="FollowedHyperlink" w:semiHidden="1" w:unhideWhenUsed="1"/>
+    <w:lsdException w:name="Strong" w:uiPriority="22" w:qFormat="1"/>
+    <w:lsdException w:name="Emphasis" w:uiPriority="20" w:qFormat="1"/>
+    <w:lsdException w:name="Document Map" w:semiHidden="1" w:unhideWhenUsed="1"/>
+    <w:lsdException w:name="Plain Text" w:semiHidden="1" w:unhideWhenUsed="1"/>
+    <w:lsdException w:name="E-mail Signature" w:semiHidden="1" w:unhideWhenUsed="1"/>
+    <w:lsdException w:name="HTML Top of Form" w:semiHidden="1" w:unhideWhenUsed="1"/>
+    <w:lsdException w:name="HTML Bottom of Form" w:semiHidden="1" w:unhideWhenUsed="1"/>
+    <w:lsdException w:name="Normal (Web)" w:semiHidden="1" w:unhideWhenUsed="1"/>
+    <w:lsdException w:name="HTML Acronym" w:semiHidden="1" w:unhideWhenUsed="1"/>
+    <w:lsdException w:name="HTML Address" w:semiHidden="1" w:unhideWhenUsed="1"/>
+    <w:lsdException w:name="HTML Cite" w:semiHidden="1" w:unhideWhenUsed="1"/>
+    <w:lsdException w:name="HTML Code" w:semiHidden="1" w:unhideWhenUsed="1"/>
+    <w:lsdException w:name="HTML Definition" w:semiHidden="1" w:unhideWhenUsed="1"/>
+    <w:lsdException w:name="HTML Keyboard" w:semiHidden="1" w:unhideWhenUsed="1"/>
+    <w:lsdException w:name="HTML Preformatted" w:semiHidden="1" w:unhideWhenUsed="1"/>
+    <w:lsdException w:name="HTML Sample" w:semiHidden="1" w:unhideWhenUsed="1"/>
+    <w:lsdException w:name="HTML Typewriter" w:semiHidden="1" w:unhideWhenUsed="1"/>
+    <w:lsdException w:name="HTML Variable" w:semiHidden="1" w:unhideWhenUsed="1"/>
+    <w:lsdException w:name="Normal Table" w:semiHidden="1" w:unhideWhenUsed="1"/>
+    <w:lsdException w:name="annotation subject" w:semiHidden="1" w:unhideWhenUsed="1"/>
+    <w:lsdException w:name="No List" w:semiHidden="1" w:unhideWhenUsed="1"/>
+    <w:lsdException w:name="Outline List 1" w:semiHidden="1" w:unhideWhenUsed="1"/>
+    <w:lsdException w:name="Outline List 2" w:semiHidden="1" w:unhideWhenUsed="1"/>
+    <w:lsdException w:name="Outline List 3" w:semiHidden="1" w:unhideWhenUsed="1"/>
+    <w:lsdException w:name="Table Simple 1" w:semiHidden="1" w:unhideWhenUsed="1"/>
+    <w:lsdException w:name="Table Simple 2" w:semiHidden="1" w:unhideWhenUsed="1"/>
+    <w:lsdException w:name="Table Simple 3" w:semiHidden="1" w:unhideWhenUsed="1"/>
+    <w:lsdException w:name="Table Classic 1" w:semiHidden="1" w:unhideWhenUsed="1"/>
+    <w:lsdException w:name="Table Classic 2" w:semiHidden="1" w:unhideWhenUsed="1"/>
+    <w:lsdException w:name="Table Classic 3" w:semiHidden="1" w:unhideWhenUsed="1"/>
+    <w:lsdException w:name="Table Classic 4" w:semiHidden="1" w:unhideWhenUsed="1"/>
+    <w:lsdException w:name="Table Colorful 1" w:semiHidden="1" w:unhideWhenUsed="1"/>
+    <w:lsdException w:name="Table Colorful 2" w:semiHidden="1" w:unhideWhenUsed="1"/>
+    <w:lsdException w:name="Table Colorful 3" w:semiHidden="1" w:unhideWhenUsed="1"/>
+    <w:lsdException w:name="Table Columns 1" w:semiHidden="1" w:unhideWhenUsed="1"/>
+    <w:lsdException w:name="Table Columns 2" w:semiHidden="1" w:unhideWhenUsed="1"/>
+    <w:lsdException w:name="Table Columns 3" w:semiHidden="1" w:unhideWhenUsed="1"/>
+    <w:lsdException w:name="Table Columns 4" w:semiHidden="1" w:unhideWhenUsed="1"/>
+    <w:lsdException w:name="Table Columns 5" w:semiHidden="1" w:unhideWhenUsed="1"/>
+    <w:lsdException w:name="Table Grid 1" w:semiHidden="1" w:unhideWhenUsed="1"/>
+    <w:lsdException w:name="Table Grid 2" w:semiHidden="1" w:unhideWhenUsed="1"/>
+    <w:lsdException w:name="Table Grid 3" w:semiHidden="1" w:unhideWhenUsed="1"/>
+    <w:lsdException w:name="Table Grid 4" w:semiHidden="1" w:unhideWhenUsed="1"/>
+    <w:lsdException w:name="Table Grid 5" w:semiHidden="1" w:unhideWhenUsed="1"/>
+    <w:lsdException w:name="Table Grid 6" w:semiHidden="1" w:unhideWhenUsed="1"/>
+    <w:lsdException w:name="Table Grid 7" w:semiHidden="1" w:unhideWhenUsed="1"/>
+    <w:lsdException w:name="Table Grid 8" w:semiHidden="1" w:unhideWhenUsed="1"/>
+    <w:lsdException w:name="Table List 1" w:semiHidden="1" w:unhideWhenUsed="1"/>
+    <w:lsdException w:name="Table List 2" w:semiHidden="1" w:unhideWhenUsed="1"/>
+    <w:lsdException w:name="Table List 3" w:semiHidden="1" w:unhideWhenUsed="1"/>
+    <w:lsdException w:name="Table List 4" w:semiHidden="1" w:unhideWhenUsed="1"/>
+    <w:lsdException w:name="Table List 5" w:semiHidden="1" w:unhideWhenUsed="1"/>
+    <w:lsdException w:name="Table List 6" w:semiHidden="1" w:unhideWhenUsed="1"/>
+    <w:lsdException w:name="Table List 7" w:semiHidden="1" w:unhideWhenUsed="1"/>
+    <w:lsdException w:name="Table List 8" w:semiHidden="1" w:unhideWhenUsed="1"/>
+    <w:lsdException w:name="Table 3D effects 1" w:semiHidden="1" w:unhideWhenUsed="1"/>
+    <w:lsdException w:name="Table 3D effects 2" w:semiHidden="1" w:unhideWhenUsed="1"/>
+    <w:lsdException w:name="Table 3D effects 3" w:semiHidden="1" w:unhideWhenUsed="1"/>
+    <w:lsdException w:name="Table Contemporary" w:semiHidden="1" w:unhideWhenUsed="1"/>
+    <w:lsdException w:name="Table Elegant" w:semiHidden="1" w:unhideWhenUsed="1"/>
+    <w:lsdException w:name="Table Professional" w:semiHidden="1" w:unhideWhenUsed="1"/>
+    <w:lsdException w:name="Table Subtle 1" w:semiHidden="1" w:unhideWhenUsed="1"/>
+    <w:lsdException w:name="Table Subtle 2" w:semiHidden="1" w:unhideWhenUsed="1"/>
+    <w:lsdException w:name="Table Web 1" w:semiHidden="1" w:unhideWhenUsed="1"/>
+    <w:lsdException w:name="Table Web 2" w:semiHidden="1" w:unhideWhenUsed="1"/>
+    <w:lsdException w:name="Table Web 3" w:semiHidden="1" w:unhideWhenUsed="1"/>
+    <w:lsdException w:name="Balloon Text" w:semiHidden="1" w:unhideWhenUsed="1"/>
+    <w:lsdException w:name="Table Grid" w:uiPriority="39"/>
+    <w:lsdException w:name="Table Theme" w:semiHidden="1" w:unhideWhenUsed="1"/>
+    <w:lsdException w:name="Placeholder Text" w:semiHidden="1"/>
+    <w:lsdException w:name="No Spacing" w:uiPriority="1" w:qFormat="1"/>
+    <w:lsdException w:name="Light Shading" w:uiPriority="60"/>
+    <w:lsdException w:name="Light List" w:uiPriority="61"/>
+    <w:lsdException w:name="Light Grid" w:uiPriority="62"/>
+    <w:lsdException w:name="Medium Shading 1" w:uiPriority="63"/>
+    <w:lsdException w:name="Medium Shading 2" w:uiPriority="64"/>
+    <w:lsdException w:name="Medium List 1" w:uiPriority="65"/>
+    <w:lsdException w:name="Medium List 2" w:uiPriority="66"/>
+    <w:lsdException w:name="Medium Grid 1" w:uiPriority="67"/>
+    <w:lsdException w:name="Medium Grid 2" w:uiPriority="68"/>
+    <w:lsdException w:name="Medium Grid 3" w:uiPriority="69"/>
+    <w:lsdException w:name="Dark List" w:uiPriority="70"/>
+    <w:lsdException w:name="Colorful Shading" w:uiPriority="71"/>
+    <w:lsdException w:name="Colorful List" w:uiPriority="72"/>
+    <w:lsdException w:name="Colorful Grid" w:uiPriority="73"/>
+    <w:lsdException w:name="Light Shading Accent 1" w:uiPriority="60"/>
+    <w:lsdException w:name="Light List Accent 1" w:uiPriority="61"/>
+    <w:lsdException w:name="Light Grid Accent 1" w:uiPriority="62"/>
+    <w:lsdException w:name="Medium Shading 1 Accent 1" w:uiPriority="63"/>
+    <w:lsdException w:name="Medium Shading 2 Accent 1" w:uiPriority="64"/>
+    <w:lsdException w:name="Medium List 1 Accent 1" w:uiPriority="65"/>
+    <w:lsdException w:name="Revision" w:semiHidden="1"/>
+    <w:lsdException w:name="List Paragraph" w:uiPriority="34" w:qFormat="1"/>
+    <w:lsdException w:name="Quote" w:uiPriority="29" w:qFormat="1"/>
+    <w:lsdException w:name="Intense Quote" w:uiPriority="30" w:qFormat="1"/>
+    <w:lsdException w:name="Medium List 2 Accent 1" w:uiPriority="66"/>
+    <w:lsdException w:name="Medium Grid 1 Accent 1" w:uiPriority="67"/>
+    <w:lsdException w:name="Medium Grid 2 Accent 1" w:uiPriority="68"/>
+    <w:lsdException w:name="Medium Grid 3 Accent 1" w:uiPriority="69"/>
+    <w:lsdException w:name="Dark List Accent 1" w:uiPriority="70"/>
+    <w:lsdException w:name="Colorful Shading Accent 1" w:uiPriority="71"/>
+    <w:lsdException w:name="Colorful List Accent 1" w:uiPriority="72"/>
+    <w:lsdException w:name="Colorful Grid Accent 1" w:uiPriority="73"/>
+    <w:lsdException w:name="Light Shading Accent 2" w:uiPriority="60"/>
+    <w:lsdException w:name="Light List Accent 2" w:uiPriority="61"/>
+    <w:lsdException w:name="Light Grid Accent 2" w:uiPriority="62"/>
+    <w:lsdException w:name="Medium Shading 1 Accent 2" w:uiPriority="63"/>
+    <w:lsdException w:name="Medium Shading 2 Accent 2" w:uiPriority="64"/>
+    <w:lsdException w:name="Medium List 1 Accent 2" w:uiPriority="65"/>
+    <w:lsdException w:name="Medium List 2 Accent 2" w:uiPriority="66"/>
+    <w:lsdException w:name="Medium Grid 1 Accent 2" w:uiPriority="67"/>
+    <w:lsdException w:name="Medium Grid 2 Accent 2" w:uiPriority="68"/>
+    <w:lsdException w:name="Medium Grid 3 Accent 2" w:uiPriority="69"/>
+    <w:lsdException w:name="Dark List Accent 2" w:uiPriority="70"/>
+    <w:lsdException w:name="Colorful Shading Accent 2" w:uiPriority="71"/>
+    <w:lsdException w:name="Colorful List Accent 2" w:uiPriority="72"/>
+    <w:lsdException w:name="Colorful Grid Accent 2" w:uiPriority="73"/>
+    <w:lsdException w:name="Light Shading Accent 3" w:uiPriority="60"/>
+    <w:lsdException w:name="Light List Accent 3" w:uiPriority="61"/>
+    <w:lsdException w:name="Light Grid Accent 3" w:uiPriority="62"/>
+    <w:lsdException w:name="Medium Shading 1 Accent 3" w:uiPriority="63"/>
+    <w:lsdException w:name="Medium Shading 2 Accent 3" w:uiPriority="64"/>
+    <w:lsdException w:name="Medium List 1 Accent 3" w:uiPriority="65"/>
+    <w:lsdException w:name="Medium List 2 Accent 3" w:uiPriority="66"/>
+    <w:lsdException w:name="Medium Grid 1 Accent 3" w:uiPriority="67"/>
+    <w:lsdException w:name="Medium Grid 2 Accent 3" w:uiPriority="68"/>
+    <w:lsdException w:name="Medium Grid 3 Accent 3" w:uiPriority="69"/>
+    <w:lsdException w:name="Dark List Accent 3" w:uiPriority="70"/>
+    <w:lsdException w:name="Colorful Shading Accent 3" w:uiPriority="71"/>
+    <w:lsdException w:name="Colorful List Accent 3" w:uiPriority="72"/>
+    <w:lsdException w:name="Colorful Grid Accent 3" w:uiPriority="73"/>
+    <w:lsdException w:name="Light Shading Accent 4" w:uiPriority="60"/>
+    <w:lsdException w:name="Light List Accent 4" w:uiPriority="61"/>
+    <w:lsdException w:name="Light Grid Accent 4" w:uiPriority="62"/>
+    <w:lsdException w:name="Medium Shading 1 Accent 4" w:uiPriority="63"/>
+    <w:lsdException w:name="Medium Shading 2 Accent 4" w:uiPriority="64"/>
+    <w:lsdException w:name="Medium List 1 Accent 4" w:uiPriority="65"/>
+    <w:lsdException w:name="Medium List 2 Accent 4" w:uiPriority="66"/>
+    <w:lsdException w:name="Medium Grid 1 Accent 4" w:uiPriority="67"/>
+    <w:lsdException w:name="Medium Grid 2 Accent 4" w:uiPriority="68"/>
+    <w:lsdException w:name="Medium Grid 3 Accent 4" w:uiPriority="69"/>
+    <w:lsdException w:name="Dark List Accent 4" w:uiPriority="70"/>
+    <w:lsdException w:name="Colorful Shading Accent 4" w:uiPriority="71"/>
+    <w:lsdException w:name="Colorful List Accent 4" w:uiPriority="72"/>
+    <w:lsdException w:name="Colorful Grid Accent 4" w:uiPriority="73"/>
+    <w:lsdException w:name="Light Shading Accent 5" w:uiPriority="60"/>
+    <w:lsdException w:name="Light List Accent 5" w:uiPriority="61"/>
+    <w:lsdException w:name="Light Grid Accent 5" w:uiPriority="62"/>
+    <w:lsdException w:name="Medium Shading 1 Accent 5" w:uiPriority="63"/>
+    <w:lsdException w:name="Medium Shading 2 Accent 5" w:uiPriority="64"/>
+    <w:lsdException w:name="Medium List 1 Accent 5" w:uiPriority="65"/>
+    <w:lsdException w:name="Medium List 2 Accent 5" w:uiPriority="66"/>
+    <w:lsdException w:name="Medium Grid 1 Accent 5" w:uiPriority="67"/>
+    <w:lsdException w:name="Medium Grid 2 Accent 5" w:uiPriority="68"/>
+    <w:lsdException w:name="Medium Grid 3 Accent 5" w:uiPriority="69"/>
+    <w:lsdException w:name="Dark List Accent 5" w:uiPriority="70"/>
+    <w:lsdException w:name="Colorful Shading Accent 5" w:uiPriority="71"/>
+    <w:lsdException w:name="Colorful List Accent 5" w:uiPriority="72"/>
+    <w:lsdException w:name="Colorful Grid Accent 5" w:uiPriority="73"/>
+    <w:lsdException w:name="Light Shading Accent 6" w:uiPriority="60"/>
+    <w:lsdException w:name="Light List Accent 6" w:uiPriority="61"/>
+    <w:lsdException w:name="Light Grid Accent 6" w:uiPriority="62"/>
+    <w:lsdException w:name="Medium Shading 1 Accent 6" w:uiPriority="63"/>
+    <w:lsdException w:name="Medium Shading 2 Accent 6" w:uiPriority="64"/>
+    <w:lsdException w:name="Medium List 1 Accent 6" w:uiPriority="65"/>
+    <w:lsdException w:name="Medium List 2 Accent 6" w:uiPriority="66"/>
+    <w:lsdException w:name="Medium Grid 1 Accent 6" w:uiPriority="67"/>
+    <w:lsdException w:name="Medium Grid 2 Accent 6" w:uiPriority="68"/>
+    <w:lsdException w:name="Medium Grid 3 Accent 6" w:uiPriority="69"/>
+    <w:lsdException w:name="Dark List Accent 6" w:uiPriority="70"/>
+    <w:lsdException w:name="Colorful Shading Accent 6" w:uiPriority="71"/>
+    <w:lsdException w:name="Colorful List Accent 6" w:uiPriority="72"/>
+    <w:lsdException w:name="Colorful Grid Accent 6" w:uiPriority="73"/>
+    <w:lsdException w:name="Subtle Emphasis" w:uiPriority="19" w:qFormat="1"/>
+    <w:lsdException w:name="Intense Emphasis" w:uiPriority="21" w:qFormat="1"/>
+    <w:lsdException w:name="Subtle Reference" w:uiPriority="31" w:qFormat="1"/>
+    <w:lsdException w:name="Intense Reference" w:uiPriority="32" w:qFormat="1"/>
+    <w:lsdException w:name="Book Title" w:uiPriority="33" w:qFormat="1"/>
+    <w:lsdException w:name="Bibliography" w:semiHidden="1" w:uiPriority="37" w:unhideWhenUsed="1"/>
+    <w:lsdException w:name="TOC Heading" w:semiHidden="1" w:uiPriority="39" w:unhideWhenUsed="1" w:qFormat="1"/>
+    <w:lsdException w:name="Plain Table 1" w:uiPriority="41"/>
+    <w:lsdException w:name="Plain Table 2" w:uiPriority="42"/>
+    <w:lsdException w:name="Plain Table 3" w:uiPriority="43"/>
+    <w:lsdException w:name="Plain Table 4" w:uiPriority="44"/>
+    <w:lsdException w:name="Plain Table 5" w:uiPriority="45"/>
+    <w:lsdException w:name="Grid Table Light" w:uiPriority="40"/>
+    <w:lsdException w:name="Grid Table 1 Light" w:uiPriority="46"/>
+    <w:lsdException w:name="Grid Table 2" w:uiPriority="47"/>
+    <w:lsdException w:name="Grid Table 3" w:uiPriority="48"/>
+    <w:lsdException w:name="Grid Table 4" w:uiPriority="49"/>
+    <w:lsdException w:name="Grid Table 5 Dark" w:uiPriority="50"/>
+    <w:lsdException w:name="Grid Table 6 Colorful" w:uiPriority="51"/>
+    <w:lsdException w:name="Grid Table 7 Colorful" w:uiPriority="52"/>
+    <w:lsdException w:name="Grid Table 1 Light Accent 1" w:uiPriority="46"/>
+    <w:lsdException w:name="Grid Table 2 Accent 1" w:uiPriority="47"/>
+    <w:lsdException w:name="Grid Table 3 Accent 1" w:uiPriority="48"/>
+    <w:lsdException w:name="Grid Table 4 Accent 1" w:uiPriority="49"/>
+    <w:lsdException w:name="Grid Table 5 Dark Accent 1" w:uiPriority="50"/>
+    <w:lsdException w:name="Grid Table 6 Colorful Accent 1" w:uiPriority="51"/>
+    <w:lsdException w:name="Grid Table 7 Colorful Accent 1" w:uiPriority="52"/>
+    <w:lsdException w:name="Grid Table 1 Light Accent 2" w:uiPriority="46"/>
+    <w:lsdException w:name="Grid Table 2 Accent 2" w:uiPriority="47"/>
+    <w:lsdException w:name="Grid Table 3 Accent 2" w:uiPriority="48"/>
+    <w:lsdException w:name="Grid Table 4 Accent 2" w:uiPriority="49"/>
+    <w:lsdException w:name="Grid Table 5 Dark Accent 2" w:uiPriority="50"/>
+    <w:lsdException w:name="Grid Table 6 Colorful Accent 2" w:uiPriority="51"/>
+    <w:lsdException w:name="Grid Table 7 Colorful Accent 2" w:uiPriority="52"/>
+    <w:lsdException w:name="Grid Table 1 Light Accent 3" w:uiPriority="46"/>
+    <w:lsdException w:name="Grid Table 2 Accent 3" w:uiPriority="47"/>
+    <w:lsdException w:name="Grid Table 3 Accent 3" w:uiPriority="48"/>
+    <w:lsdException w:name="Grid Table 4 Accent 3" w:uiPriority="49"/>
+    <w:lsdException w:name="Grid Table 5 Dark Accent 3" w:uiPriority="50"/>
+    <w:lsdException w:name="Grid Table 6 Colorful Accent 3" w:uiPriority="51"/>
+    <w:lsdException w:name="Grid Table 7 Colorful Accent 3" w:uiPriority="52"/>
+    <w:lsdException w:name="Grid Table 1 Light Accent 4" w:uiPriority="46"/>
+    <w:lsdException w:name="Grid Table 2 Accent 4" w:uiPriority="47"/>
+    <w:lsdException w:name="Grid Table 3 Accent 4" w:uiPriority="48"/>
+    <w:lsdException w:name="Grid Table 4 Accent 4" w:uiPriority="49"/>
+    <w:lsdException w:name="Grid Table 5 Dark Accent 4" w:uiPriority="50"/>
+    <w:lsdException w:name="Grid Table 6 Colorful Accent 4" w:uiPriority="51"/>
+    <w:lsdException w:name="Grid Table 7 Colorful Accent 4" w:uiPriority="52"/>
+    <w:lsdException w:name="Grid Table 1 Light Accent 5" w:uiPriority="46"/>
+    <w:lsdException w:name="Grid Table 2 Accent 5" w:uiPriority="47"/>
+    <w:lsdException w:name="Grid Table 3 Accent 5" w:uiPriority="48"/>
+    <w:lsdException w:name="Grid Table 4 Accent 5" w:uiPriority="49"/>
+    <w:lsdException w:name="Grid Table 5 Dark Accent 5" w:uiPriority="50"/>
+    <w:lsdException w:name="Grid Table 6 Colorful Accent 5" w:uiPriority="51"/>
+    <w:lsdException w:name="Grid Table 7 Colorful Accent 5" w:uiPriority="52"/>
+    <w:lsdException w:name="Grid Table 1 Light Accent 6" w:uiPriority="46"/>
+    <w:lsdException w:name="Grid Table 2 Accent 6" w:uiPriority="47"/>
+    <w:lsdException w:name="Grid Table 3 Accent 6" w:uiPriority="48"/>
+    <w:lsdException w:name="Grid Table 4 Accent 6" w:uiPriority="49"/>
+    <w:lsdException w:name="Grid Table 5 Dark Accent 6" w:uiPriority="50"/>
+    <w:lsdException w:name="Grid Table 6 Colorful Accent 6" w:uiPriority="51"/>
+    <w:lsdException w:name="Grid Table 7 Colorful Accent 6" w:uiPriority="52"/>
+    <w:lsdException w:name="List Table 1 Light" w:uiPriority="46"/>
+    <w:lsdException w:name="List Table 2" w:uiPriority="47"/>
+    <w:lsdException w:name="List Table 3" w:uiPriority="48"/>
+    <w:lsdException w:name="List Table 4" w:uiPriority="49"/>
+    <w:lsdException w:name="List Table 5 Dark" w:uiPriority="50"/>
+    <w:lsdException w:name="List Table 6 Colorful" w:uiPriority="51"/>
+    <w:lsdException w:name="List Table 7 Colorful" w:uiPriority="52"/>
+    <w:lsdException w:name="List Table 1 Light Accent 1" w:uiPriority="46"/>
+    <w:lsdException w:name="List Table 2 Accent 1" w:uiPriority="47"/>
+    <w:lsdException w:name="List Table 3 Accent 1" w:uiPriority="48"/>
+    <w:lsdException w:name="List Table 4 Accent 1" w:uiPriority="49"/>
+    <w:lsdException w:name="List Table 5 Dark Accent 1" w:uiPriority="50"/>
+    <w:lsdException w:name="List Table 6 Colorful Accent 1" w:uiPriority="51"/>
+    <w:lsdException w:name="List Table 7 Colorful Accent 1" w:uiPriority="52"/>
+    <w:lsdException w:name="List Table 1 Light Accent 2" w:uiPriority="46"/>
+    <w:lsdException w:name="List Table 2 Accent 2" w:uiPriority="47"/>
+    <w:lsdException w:name="List Table 3 Accent 2" w:uiPriority="48"/>
+    <w:lsdException w:name="List Table 4 Accent 2" w:uiPriority="49"/>
+    <w:lsdException w:name="List Table 5 Dark Accent 2" w:uiPriority="50"/>
+    <w:lsdException w:name="List Table 6 Colorful Accent 2" w:uiPriority="51"/>
+    <w:lsdException w:name="List Table 7 Colorful Accent 2" w:uiPriority="52"/>
+    <w:lsdException w:name="List Table 1 Light Accent 3" w:uiPriority="46"/>
+    <w:lsdException w:name="List Table 2 Accent 3" w:uiPriority="47"/>
+    <w:lsdException w:name="List Table 3 Accent 3" w:uiPriority="48"/>
+    <w:lsdException w:name="List Table 4 Accent 3" w:uiPriority="49"/>
+    <w:lsdException w:name="List Table 5 Dark Accent 3" w:uiPriority="50"/>
+    <w:lsdException w:name="List Table 6 Colorful Accent 3" w:uiPriority="51"/>
+    <w:lsdException w:name="List Table 7 Colorful Accent 3" w:uiPriority="52"/>
+    <w:lsdException w:name="List Table 1 Light Accent 4" w:uiPriority="46"/>
+    <w:lsdException w:name="List Table 2 Accent 4" w:uiPriority="47"/>
+    <w:lsdException w:name="List Table 3 Accent 4" w:uiPriority="48"/>
+    <w:lsdException w:name="List Table 4 Accent 4" w:uiPriority="49"/>
+    <w:lsdException w:name="List Table 5 Dark Accent 4" w:uiPriority="50"/>
+    <w:lsdException w:name="List Table 6 Colorful Accent 4" w:uiPriority="51"/>
+    <w:lsdException w:name="List Table 7 Colorful Accent 4" w:uiPriority="52"/>
+    <w:lsdException w:name="List Table 1 Light Accent 5" w:uiPriority="46"/>
+    <w:lsdException w:name="List Table 2 Accent 5" w:uiPriority="47"/>
+    <w:lsdException w:name="List Table 3 Accent 5" w:uiPriority="48"/>
+    <w:lsdException w:name="List Table 4 Accent 5" w:uiPriority="49"/>
+    <w:lsdException w:name="List Table 5 Dark Accent 5" w:uiPriority="50"/>
+    <w:lsdException w:name="List Table 6 Colorful Accent 5" w:uiPriority="51"/>
+    <w:lsdException w:name="List Table 7 Colorful Accent 5" w:uiPriority="52"/>
+    <w:lsdException w:name="List Table 1 Light Accent 6" w:uiPriority="46"/>
+    <w:lsdException w:name="List Table 2 Accent 6" w:uiPriority="47"/>
+    <w:lsdException w:name="List Table 3 Accent 6" w:uiPriority="48"/>
+    <w:lsdException w:name="List Table 4 Accent 6" w:uiPriority="49"/>
+    <w:lsdException w:name="List Table 5 Dark Accent 6" w:uiPriority="50"/>
+    <w:lsdException w:name="List Table 6 Colorful Accent 6" w:uiPriority="51"/>
+    <w:lsdException w:name="List Table 7 Colorful Accent 6" w:uiPriority="52"/>
+    <w:lsdException w:name="Mention" w:semiHidden="1" w:unhideWhenUsed="1"/>
+    <w:lsdException w:name="Smart Hyperlink" w:semiHidden="1" w:unhideWhenUsed="1"/>
+    <w:lsdException w:name="Hashtag" w:semiHidden="1" w:unhideWhenUsed="1"/>
+    <w:lsdException w:name="Unresolved Mention" w:semiHidden="1" w:unhideWhenUsed="1"/>
+    <w:lsdException w:name="Smart Link" w:semiHidden="1" w:unhideWhenUsed="1"/>
+  </w:latentStyles>
+  <w:style w:type="paragraph" w:default="1" w:styleId="a">
+    <w:name w:val="Normal"/>
+    <w:qFormat/>
+    <w:rPr>
+      <w:rFonts w:ascii="맑은 고딕 Semilight" w:eastAsia="맑은 고딕 Semilight" w:hAnsi="맑은 고딕 Semilight" w:cs="맑은 고딕 Semilight"/>
+      <w:lang w:eastAsia="ko-KR"/>
+    </w:rPr>
+  </w:style>
+  <w:style w:type="character" w:default="1" w:styleId="a0">
     <w:name w:val="Default Paragraph Font"/>
     <w:uiPriority w:val="1"/>
     <w:semiHidden/>
     <w:unhideWhenUsed/>
   </w:style>
-  <w:style w:styleId="TableNormal" w:default="1" w:type="table">
+  <w:style w:type="table" w:default="1" w:styleId="a1">
+    <w:name w:val="Normal Table"/>
+    <w:uiPriority w:val="99"/>
+    <w:semiHidden/>
+    <w:unhideWhenUsed/>
+    <w:tblPr>
+      <w:tblInd w:w="0" w:type="dxa"/>
+      <w:tblCellMar>
+        <w:top w:w="0" w:type="dxa"/>
+        <w:left w:w="108" w:type="dxa"/>
+        <w:bottom w:w="0" w:type="dxa"/>
+        <w:right w:w="108" w:type="dxa"/>
+      </w:tblCellMar>
+    </w:tblPr>
+  </w:style>
+  <w:style w:type="numbering" w:default="1" w:styleId="a2">
+    <w:name w:val="No List"/>
+    <w:uiPriority w:val="99"/>
+    <w:semiHidden/>
+    <w:unhideWhenUsed/>
+  </w:style>
+  <w:style w:type="table" w:customStyle="1" w:styleId="TableNormal">
     <w:name w:val="Table Normal"/>
     <w:uiPriority w:val="2"/>
     <w:semiHidden/>
@@ -16639,59 +17011,33 @@
       </w:tblCellMar>
     </w:tblPr>
   </w:style>
-  <w:style w:styleId="NoList" w:default="1" w:type="numbering">
-    <w:name w:val="No List"/>
-    <w:uiPriority w:val="99"/>
-    <w:semiHidden/>
-    <w:unhideWhenUsed/>
-  </w:style>
-  <w:style w:default="1" w:styleId="Normal" w:type="paragraph">
-    <w:name w:val="Normal"/>
-    <w:uiPriority w:val="1"/>
-    <w:qFormat/>
-    <w:pPr/>
-    <w:rPr>
-      <w:rFonts w:ascii="Malgun Gothic Semilight" w:hAnsi="Malgun Gothic Semilight" w:eastAsia="Malgun Gothic Semilight" w:cs="Malgun Gothic Semilight"/>
-      <w:lang w:val="en-US" w:eastAsia="ko-KR" w:bidi="ar-SA"/>
-    </w:rPr>
-  </w:style>
-  <w:style w:styleId="BodyText" w:type="paragraph">
+  <w:style w:type="paragraph" w:styleId="a3">
     <w:name w:val="Body Text"/>
-    <w:basedOn w:val="Normal"/>
+    <w:basedOn w:val="a"/>
     <w:uiPriority w:val="1"/>
     <w:qFormat/>
     <w:pPr>
       <w:spacing w:before="44"/>
     </w:pPr>
     <w:rPr>
-      <w:rFonts w:ascii="Malgun Gothic" w:hAnsi="Malgun Gothic" w:eastAsia="Malgun Gothic" w:cs="Malgun Gothic"/>
+      <w:rFonts w:ascii="맑은 고딕" w:eastAsia="맑은 고딕" w:hAnsi="맑은 고딕" w:cs="맑은 고딕"/>
       <w:b/>
       <w:bCs/>
       <w:sz w:val="24"/>
       <w:szCs w:val="24"/>
-      <w:lang w:val="en-US" w:eastAsia="ko-KR" w:bidi="ar-SA"/>
     </w:rPr>
   </w:style>
-  <w:style w:styleId="ListParagraph" w:type="paragraph">
+  <w:style w:type="paragraph" w:styleId="a4">
     <w:name w:val="List Paragraph"/>
-    <w:basedOn w:val="Normal"/>
+    <w:basedOn w:val="a"/>
     <w:uiPriority w:val="1"/>
     <w:qFormat/>
-    <w:pPr/>
-    <w:rPr>
-      <w:lang w:val="en-US" w:eastAsia="ko-KR" w:bidi="ar-SA"/>
-    </w:rPr>
   </w:style>
-  <w:style w:styleId="TableParagraph" w:type="paragraph">
+  <w:style w:type="paragraph" w:customStyle="1" w:styleId="TableParagraph">
     <w:name w:val="Table Paragraph"/>
-    <w:basedOn w:val="Normal"/>
+    <w:basedOn w:val="a"/>
     <w:uiPriority w:val="1"/>
     <w:qFormat/>
-    <w:pPr/>
-    <w:rPr>
-      <w:rFonts w:ascii="Malgun Gothic Semilight" w:hAnsi="Malgun Gothic Semilight" w:eastAsia="Malgun Gothic Semilight" w:cs="Malgun Gothic Semilight"/>
-      <w:lang w:val="en-US" w:eastAsia="ko-KR" w:bidi="ar-SA"/>
-    </w:rPr>
   </w:style>
 </w:styles>
 </file>
